--- a/Thesis_Report.docx
+++ b/Thesis_Report.docx
@@ -989,10 +989,9 @@
       </w:r>
       <w:r>
         <w:rPr>
-          <w:color w:val="FF0000"/>
           <w:sz w:val="28"/>
         </w:rPr>
-        <w:t>Month, Year</w:t>
+        <w:t>26 October 2026</w:t>
       </w:r>
     </w:p>
     <w:p>
@@ -1024,7 +1023,7 @@
       <w:bookmarkStart w:id="0" w:name="Abstract"/>
       <w:bookmarkStart w:id="1" w:name="_bookmark0"/>
       <w:bookmarkStart w:id="2" w:name="_Toc151025028"/>
-      <w:bookmarkStart w:id="3" w:name="_Toc243759341"/>
+      <w:bookmarkStart w:id="3" w:name="_Toc243926832"/>
       <w:bookmarkEnd w:id="0"/>
       <w:bookmarkEnd w:id="1"/>
       <w:r>
@@ -1128,6 +1127,7 @@
         </w:rPr>
         <w:t xml:space="preserve"> </w:t>
       </w:r>
+      <w:proofErr w:type="gramStart"/>
       <w:r>
         <w:t>work,</w:t>
       </w:r>
@@ -1140,6 +1140,7 @@
       <w:r>
         <w:t>and</w:t>
       </w:r>
+      <w:proofErr w:type="gramEnd"/>
       <w:r>
         <w:rPr>
           <w:spacing w:val="-14"/>
@@ -2341,7 +2342,7 @@
         </w:rPr>
       </w:pPr>
       <w:bookmarkStart w:id="4" w:name="_Toc151025029"/>
-      <w:bookmarkStart w:id="5" w:name="_Toc243759342"/>
+      <w:bookmarkStart w:id="5" w:name="_Toc243926833"/>
       <w:r>
         <w:rPr>
           <w:sz w:val="34"/>
@@ -2904,13 +2905,7 @@
               <w:rPr>
                 <w:szCs w:val="20"/>
               </w:rPr>
-              <w:t>rofessor</w:t>
-            </w:r>
-            <w:r>
-              <w:rPr>
-                <w:szCs w:val="20"/>
-              </w:rPr>
-              <w:t xml:space="preserve"> </w:t>
+              <w:t xml:space="preserve">rofessor </w:t>
             </w:r>
             <w:r>
               <w:rPr>
@@ -3061,13 +3056,7 @@
               <w:jc w:val="center"/>
             </w:pPr>
             <w:r>
-              <w:t>L</w:t>
-            </w:r>
-            <w:r>
-              <w:t>ecturer</w:t>
-            </w:r>
-            <w:r>
-              <w:t xml:space="preserve"> </w:t>
+              <w:t xml:space="preserve">Lecturer </w:t>
             </w:r>
             <w:r>
               <w:t xml:space="preserve">&amp; </w:t>
@@ -3507,7 +3496,7 @@
         </w:rPr>
       </w:pPr>
       <w:bookmarkStart w:id="6" w:name="_Toc151025030"/>
-      <w:bookmarkStart w:id="7" w:name="_Toc243759343"/>
+      <w:bookmarkStart w:id="7" w:name="_Toc243926834"/>
       <w:r>
         <w:rPr>
           <w:sz w:val="34"/>
@@ -3731,7 +3720,6 @@
         </w:rPr>
       </w:pPr>
       <w:bookmarkStart w:id="8" w:name="_Toc151025033"/>
-      <w:bookmarkStart w:id="9" w:name="_Toc243759344"/>
     </w:p>
     <w:p>
       <w:pPr>
@@ -3742,6 +3730,7 @@
           <w:szCs w:val="34"/>
         </w:rPr>
       </w:pPr>
+      <w:bookmarkStart w:id="9" w:name="_Toc243926835"/>
       <w:r>
         <w:rPr>
           <w:sz w:val="34"/>
@@ -3819,7 +3808,7 @@
               <w:rFonts w:ascii="Times New Roman" w:hAnsi="Times New Roman" w:cs="Times New Roman"/>
               <w:sz w:val="24"/>
             </w:rPr>
-            <w:instrText>TOC \o "1-1" \h \z \u</w:instrText>
+            <w:instrText>TOC \o "1-2" \h \z \u</w:instrText>
           </w:r>
           <w:r>
             <w:rPr>
@@ -3828,7 +3817,7 @@
             </w:rPr>
             <w:fldChar w:fldCharType="separate"/>
           </w:r>
-          <w:hyperlink w:anchor="_Toc243759341" w:history="1">
+          <w:hyperlink w:anchor="_Toc243926832" w:history="1">
             <w:r>
               <w:rPr>
                 <w:rStyle w:val="Hyperlink"/>
@@ -3855,7 +3844,7 @@
                 <w:noProof/>
                 <w:webHidden/>
               </w:rPr>
-              <w:instrText xml:space="preserve"> PAGEREF _Toc243759341 \h </w:instrText>
+              <w:instrText xml:space="preserve"> PAGEREF _Toc243926832 \h </w:instrText>
             </w:r>
             <w:r>
               <w:rPr>
@@ -3903,7 +3892,7 @@
               <w14:ligatures w14:val="standardContextual"/>
             </w:rPr>
           </w:pPr>
-          <w:hyperlink w:anchor="_Toc243759342" w:history="1">
+          <w:hyperlink w:anchor="_Toc243926833" w:history="1">
             <w:r>
               <w:rPr>
                 <w:rStyle w:val="Hyperlink"/>
@@ -3930,7 +3919,7 @@
                 <w:noProof/>
                 <w:webHidden/>
               </w:rPr>
-              <w:instrText xml:space="preserve"> PAGEREF _Toc243759342 \h </w:instrText>
+              <w:instrText xml:space="preserve"> PAGEREF _Toc243926833 \h </w:instrText>
             </w:r>
             <w:r>
               <w:rPr>
@@ -3978,7 +3967,7 @@
               <w14:ligatures w14:val="standardContextual"/>
             </w:rPr>
           </w:pPr>
-          <w:hyperlink w:anchor="_Toc243759343" w:history="1">
+          <w:hyperlink w:anchor="_Toc243926834" w:history="1">
             <w:r>
               <w:rPr>
                 <w:rStyle w:val="Hyperlink"/>
@@ -4005,7 +3994,7 @@
                 <w:noProof/>
                 <w:webHidden/>
               </w:rPr>
-              <w:instrText xml:space="preserve"> PAGEREF _Toc243759343 \h </w:instrText>
+              <w:instrText xml:space="preserve"> PAGEREF _Toc243926834 \h </w:instrText>
             </w:r>
             <w:r>
               <w:rPr>
@@ -4053,7 +4042,7 @@
               <w14:ligatures w14:val="standardContextual"/>
             </w:rPr>
           </w:pPr>
-          <w:hyperlink w:anchor="_Toc243759344" w:history="1">
+          <w:hyperlink w:anchor="_Toc243926835" w:history="1">
             <w:r>
               <w:rPr>
                 <w:rStyle w:val="Hyperlink"/>
@@ -4080,7 +4069,7 @@
                 <w:noProof/>
                 <w:webHidden/>
               </w:rPr>
-              <w:instrText xml:space="preserve"> PAGEREF _Toc243759344 \h </w:instrText>
+              <w:instrText xml:space="preserve"> PAGEREF _Toc243926835 \h </w:instrText>
             </w:r>
             <w:r>
               <w:rPr>
@@ -4128,7 +4117,7 @@
               <w14:ligatures w14:val="standardContextual"/>
             </w:rPr>
           </w:pPr>
-          <w:hyperlink w:anchor="_Toc243759345" w:history="1">
+          <w:hyperlink w:anchor="_Toc243926836" w:history="1">
             <w:r>
               <w:rPr>
                 <w:rStyle w:val="Hyperlink"/>
@@ -4185,7 +4174,7 @@
                 <w:noProof/>
                 <w:webHidden/>
               </w:rPr>
-              <w:instrText xml:space="preserve"> PAGEREF _Toc243759345 \h </w:instrText>
+              <w:instrText xml:space="preserve"> PAGEREF _Toc243926836 \h </w:instrText>
             </w:r>
             <w:r>
               <w:rPr>
@@ -4205,7 +4194,7 @@
                 <w:noProof/>
                 <w:webHidden/>
               </w:rPr>
-              <w:t>vii</w:t>
+              <w:t>viii</w:t>
             </w:r>
             <w:r>
               <w:rPr>
@@ -4233,7 +4222,7 @@
               <w14:ligatures w14:val="standardContextual"/>
             </w:rPr>
           </w:pPr>
-          <w:hyperlink w:anchor="_Toc243759346" w:history="1">
+          <w:hyperlink w:anchor="_Toc243926837" w:history="1">
             <w:r>
               <w:rPr>
                 <w:rStyle w:val="Hyperlink"/>
@@ -4290,7 +4279,7 @@
                 <w:noProof/>
                 <w:webHidden/>
               </w:rPr>
-              <w:instrText xml:space="preserve"> PAGEREF _Toc243759346 \h </w:instrText>
+              <w:instrText xml:space="preserve"> PAGEREF _Toc243926837 \h </w:instrText>
             </w:r>
             <w:r>
               <w:rPr>
@@ -4338,7 +4327,7 @@
               <w14:ligatures w14:val="standardContextual"/>
             </w:rPr>
           </w:pPr>
-          <w:hyperlink w:anchor="_Toc243759347" w:history="1">
+          <w:hyperlink w:anchor="_Toc243926838" w:history="1">
             <w:r>
               <w:rPr>
                 <w:rStyle w:val="Hyperlink"/>
@@ -4395,7 +4384,7 @@
                 <w:noProof/>
                 <w:webHidden/>
               </w:rPr>
-              <w:instrText xml:space="preserve"> PAGEREF _Toc243759347 \h </w:instrText>
+              <w:instrText xml:space="preserve"> PAGEREF _Toc243926838 \h </w:instrText>
             </w:r>
             <w:r>
               <w:rPr>
@@ -4415,7 +4404,7 @@
                 <w:noProof/>
                 <w:webHidden/>
               </w:rPr>
-              <w:t>xii</w:t>
+              <w:t>x</w:t>
             </w:r>
             <w:r>
               <w:rPr>
@@ -4443,7 +4432,7 @@
               <w14:ligatures w14:val="standardContextual"/>
             </w:rPr>
           </w:pPr>
-          <w:hyperlink w:anchor="_Toc243759348" w:history="1">
+          <w:hyperlink w:anchor="_Toc243926839" w:history="1">
             <w:r>
               <w:rPr>
                 <w:rStyle w:val="Hyperlink"/>
@@ -4470,7 +4459,7 @@
                 <w:noProof/>
                 <w:webHidden/>
               </w:rPr>
-              <w:instrText xml:space="preserve"> PAGEREF _Toc243759348 \h </w:instrText>
+              <w:instrText xml:space="preserve"> PAGEREF _Toc243926839 \h </w:instrText>
             </w:r>
             <w:r>
               <w:rPr>
@@ -4490,7 +4479,7 @@
                 <w:noProof/>
                 <w:webHidden/>
               </w:rPr>
-              <w:t>xiv</w:t>
+              <w:t>xii</w:t>
             </w:r>
             <w:r>
               <w:rPr>
@@ -4518,7 +4507,7 @@
               <w14:ligatures w14:val="standardContextual"/>
             </w:rPr>
           </w:pPr>
-          <w:hyperlink w:anchor="_Toc243759349" w:history="1">
+          <w:hyperlink w:anchor="_Toc243926840" w:history="1">
             <w:r>
               <w:rPr>
                 <w:rStyle w:val="Hyperlink"/>
@@ -4545,7 +4534,7 @@
                 <w:noProof/>
                 <w:webHidden/>
               </w:rPr>
-              <w:instrText xml:space="preserve"> PAGEREF _Toc243759349 \h </w:instrText>
+              <w:instrText xml:space="preserve"> PAGEREF _Toc243926840 \h </w:instrText>
             </w:r>
             <w:r>
               <w:rPr>
@@ -4565,7 +4554,7 @@
                 <w:noProof/>
                 <w:webHidden/>
               </w:rPr>
-              <w:t>xv</w:t>
+              <w:t>xiii</w:t>
             </w:r>
             <w:r>
               <w:rPr>
@@ -4593,7 +4582,7 @@
               <w14:ligatures w14:val="standardContextual"/>
             </w:rPr>
           </w:pPr>
-          <w:hyperlink w:anchor="_Toc243759350" w:history="1">
+          <w:hyperlink w:anchor="_Toc243926841" w:history="1">
             <w:r>
               <w:rPr>
                 <w:rStyle w:val="Hyperlink"/>
@@ -4635,7 +4624,7 @@
                 <w:noProof/>
                 <w:webHidden/>
               </w:rPr>
-              <w:instrText xml:space="preserve"> PAGEREF _Toc243759350 \h </w:instrText>
+              <w:instrText xml:space="preserve"> PAGEREF _Toc243926841 \h </w:instrText>
             </w:r>
             <w:r>
               <w:rPr>
@@ -4655,7 +4644,7 @@
                 <w:noProof/>
                 <w:webHidden/>
               </w:rPr>
-              <w:t>16</w:t>
+              <w:t>14</w:t>
             </w:r>
             <w:r>
               <w:rPr>
@@ -4683,7 +4672,7 @@
               <w14:ligatures w14:val="standardContextual"/>
             </w:rPr>
           </w:pPr>
-          <w:hyperlink w:anchor="_Toc243759351" w:history="1">
+          <w:hyperlink w:anchor="_Toc243926842" w:history="1">
             <w:r>
               <w:rPr>
                 <w:rStyle w:val="Hyperlink"/>
@@ -4710,7 +4699,7 @@
                 <w:noProof/>
                 <w:webHidden/>
               </w:rPr>
-              <w:instrText xml:space="preserve"> PAGEREF _Toc243759351 \h </w:instrText>
+              <w:instrText xml:space="preserve"> PAGEREF _Toc243926842 \h </w:instrText>
             </w:r>
             <w:r>
               <w:rPr>
@@ -4730,7 +4719,7 @@
                 <w:noProof/>
                 <w:webHidden/>
               </w:rPr>
-              <w:t>16</w:t>
+              <w:t>14</w:t>
             </w:r>
             <w:r>
               <w:rPr>
@@ -4759,7 +4748,7 @@
               <w14:ligatures w14:val="standardContextual"/>
             </w:rPr>
           </w:pPr>
-          <w:hyperlink w:anchor="_Toc243759352" w:history="1">
+          <w:hyperlink w:anchor="_Toc243926843" w:history="1">
             <w:r>
               <w:rPr>
                 <w:rStyle w:val="Hyperlink"/>
@@ -4778,24 +4767,24 @@
                 <w:sz w:val="24"/>
                 <w14:ligatures w14:val="standardContextual"/>
               </w:rPr>
+              <w:t xml:space="preserve"> </w:t>
+            </w:r>
+            <w:r>
+              <w:rPr>
+                <w:rStyle w:val="Hyperlink"/>
+                <w:noProof/>
+              </w:rPr>
+              <w:t>Introduction</w:t>
+            </w:r>
+            <w:r>
+              <w:rPr>
+                <w:noProof/>
+                <w:webHidden/>
+              </w:rPr>
               <w:tab/>
             </w:r>
             <w:r>
               <w:rPr>
-                <w:rStyle w:val="Hyperlink"/>
-                <w:noProof/>
-              </w:rPr>
-              <w:t>Introduction</w:t>
-            </w:r>
-            <w:r>
-              <w:rPr>
-                <w:noProof/>
-                <w:webHidden/>
-              </w:rPr>
-              <w:tab/>
-            </w:r>
-            <w:r>
-              <w:rPr>
                 <w:noProof/>
                 <w:webHidden/>
               </w:rPr>
@@ -4806,7 +4795,7 @@
                 <w:noProof/>
                 <w:webHidden/>
               </w:rPr>
-              <w:instrText xml:space="preserve"> PAGEREF _Toc243759352 \h </w:instrText>
+              <w:instrText xml:space="preserve"> PAGEREF _Toc243926843 \h </w:instrText>
             </w:r>
             <w:r>
               <w:rPr>
@@ -4826,7 +4815,7 @@
                 <w:noProof/>
                 <w:webHidden/>
               </w:rPr>
-              <w:t>16</w:t>
+              <w:t>14</w:t>
             </w:r>
             <w:r>
               <w:rPr>
@@ -4855,7 +4844,7 @@
               <w14:ligatures w14:val="standardContextual"/>
             </w:rPr>
           </w:pPr>
-          <w:hyperlink w:anchor="_Toc243759353" w:history="1">
+          <w:hyperlink w:anchor="_Toc243926844" w:history="1">
             <w:r>
               <w:rPr>
                 <w:rStyle w:val="Hyperlink"/>
@@ -4874,24 +4863,24 @@
                 <w:sz w:val="24"/>
                 <w14:ligatures w14:val="standardContextual"/>
               </w:rPr>
+              <w:t xml:space="preserve"> </w:t>
+            </w:r>
+            <w:r>
+              <w:rPr>
+                <w:rStyle w:val="Hyperlink"/>
+                <w:noProof/>
+              </w:rPr>
+              <w:t>Problem Statement</w:t>
+            </w:r>
+            <w:r>
+              <w:rPr>
+                <w:noProof/>
+                <w:webHidden/>
+              </w:rPr>
               <w:tab/>
             </w:r>
             <w:r>
               <w:rPr>
-                <w:rStyle w:val="Hyperlink"/>
-                <w:noProof/>
-              </w:rPr>
-              <w:t>Problem Statement</w:t>
-            </w:r>
-            <w:r>
-              <w:rPr>
-                <w:noProof/>
-                <w:webHidden/>
-              </w:rPr>
-              <w:tab/>
-            </w:r>
-            <w:r>
-              <w:rPr>
                 <w:noProof/>
                 <w:webHidden/>
               </w:rPr>
@@ -4902,7 +4891,7 @@
                 <w:noProof/>
                 <w:webHidden/>
               </w:rPr>
-              <w:instrText xml:space="preserve"> PAGEREF _Toc243759353 \h </w:instrText>
+              <w:instrText xml:space="preserve"> PAGEREF _Toc243926844 \h </w:instrText>
             </w:r>
             <w:r>
               <w:rPr>
@@ -4922,7 +4911,7 @@
                 <w:noProof/>
                 <w:webHidden/>
               </w:rPr>
-              <w:t>16</w:t>
+              <w:t>14</w:t>
             </w:r>
             <w:r>
               <w:rPr>
@@ -4951,7 +4940,7 @@
               <w14:ligatures w14:val="standardContextual"/>
             </w:rPr>
           </w:pPr>
-          <w:hyperlink w:anchor="_Toc243759354" w:history="1">
+          <w:hyperlink w:anchor="_Toc243926845" w:history="1">
             <w:r>
               <w:rPr>
                 <w:rStyle w:val="Hyperlink"/>
@@ -4970,24 +4959,24 @@
                 <w:sz w:val="24"/>
                 <w14:ligatures w14:val="standardContextual"/>
               </w:rPr>
+              <w:t xml:space="preserve"> </w:t>
+            </w:r>
+            <w:r>
+              <w:rPr>
+                <w:rStyle w:val="Hyperlink"/>
+                <w:noProof/>
+              </w:rPr>
+              <w:t>Problem Background</w:t>
+            </w:r>
+            <w:r>
+              <w:rPr>
+                <w:noProof/>
+                <w:webHidden/>
+              </w:rPr>
               <w:tab/>
             </w:r>
             <w:r>
               <w:rPr>
-                <w:rStyle w:val="Hyperlink"/>
-                <w:noProof/>
-              </w:rPr>
-              <w:t>Problem Background</w:t>
-            </w:r>
-            <w:r>
-              <w:rPr>
-                <w:noProof/>
-                <w:webHidden/>
-              </w:rPr>
-              <w:tab/>
-            </w:r>
-            <w:r>
-              <w:rPr>
                 <w:noProof/>
                 <w:webHidden/>
               </w:rPr>
@@ -4998,7 +4987,7 @@
                 <w:noProof/>
                 <w:webHidden/>
               </w:rPr>
-              <w:instrText xml:space="preserve"> PAGEREF _Toc243759354 \h </w:instrText>
+              <w:instrText xml:space="preserve"> PAGEREF _Toc243926845 \h </w:instrText>
             </w:r>
             <w:r>
               <w:rPr>
@@ -5018,7 +5007,7 @@
                 <w:noProof/>
                 <w:webHidden/>
               </w:rPr>
-              <w:t>17</w:t>
+              <w:t>15</w:t>
             </w:r>
             <w:r>
               <w:rPr>
@@ -5047,7 +5036,7 @@
               <w14:ligatures w14:val="standardContextual"/>
             </w:rPr>
           </w:pPr>
-          <w:hyperlink w:anchor="_Toc243759355" w:history="1">
+          <w:hyperlink w:anchor="_Toc243926846" w:history="1">
             <w:r>
               <w:rPr>
                 <w:rStyle w:val="Hyperlink"/>
@@ -5066,24 +5055,24 @@
                 <w:sz w:val="24"/>
                 <w14:ligatures w14:val="standardContextual"/>
               </w:rPr>
+              <w:t xml:space="preserve"> </w:t>
+            </w:r>
+            <w:r>
+              <w:rPr>
+                <w:rStyle w:val="Hyperlink"/>
+                <w:noProof/>
+              </w:rPr>
+              <w:t>Research Objectives</w:t>
+            </w:r>
+            <w:r>
+              <w:rPr>
+                <w:noProof/>
+                <w:webHidden/>
+              </w:rPr>
               <w:tab/>
             </w:r>
             <w:r>
               <w:rPr>
-                <w:rStyle w:val="Hyperlink"/>
-                <w:noProof/>
-              </w:rPr>
-              <w:t>Research Objectives</w:t>
-            </w:r>
-            <w:r>
-              <w:rPr>
-                <w:noProof/>
-                <w:webHidden/>
-              </w:rPr>
-              <w:tab/>
-            </w:r>
-            <w:r>
-              <w:rPr>
                 <w:noProof/>
                 <w:webHidden/>
               </w:rPr>
@@ -5094,7 +5083,7 @@
                 <w:noProof/>
                 <w:webHidden/>
               </w:rPr>
-              <w:instrText xml:space="preserve"> PAGEREF _Toc243759355 \h </w:instrText>
+              <w:instrText xml:space="preserve"> PAGEREF _Toc243926846 \h </w:instrText>
             </w:r>
             <w:r>
               <w:rPr>
@@ -5114,7 +5103,7 @@
                 <w:noProof/>
                 <w:webHidden/>
               </w:rPr>
-              <w:t>17</w:t>
+              <w:t>15</w:t>
             </w:r>
             <w:r>
               <w:rPr>
@@ -5143,7 +5132,7 @@
               <w14:ligatures w14:val="standardContextual"/>
             </w:rPr>
           </w:pPr>
-          <w:hyperlink w:anchor="_Toc243759356" w:history="1">
+          <w:hyperlink w:anchor="_Toc243926847" w:history="1">
             <w:r>
               <w:rPr>
                 <w:rStyle w:val="Hyperlink"/>
@@ -5162,24 +5151,24 @@
                 <w:sz w:val="24"/>
                 <w14:ligatures w14:val="standardContextual"/>
               </w:rPr>
+              <w:t xml:space="preserve"> </w:t>
+            </w:r>
+            <w:r>
+              <w:rPr>
+                <w:rStyle w:val="Hyperlink"/>
+                <w:noProof/>
+              </w:rPr>
+              <w:t>Research Questions</w:t>
+            </w:r>
+            <w:r>
+              <w:rPr>
+                <w:noProof/>
+                <w:webHidden/>
+              </w:rPr>
               <w:tab/>
             </w:r>
             <w:r>
               <w:rPr>
-                <w:rStyle w:val="Hyperlink"/>
-                <w:noProof/>
-              </w:rPr>
-              <w:t>Research Questions</w:t>
-            </w:r>
-            <w:r>
-              <w:rPr>
-                <w:noProof/>
-                <w:webHidden/>
-              </w:rPr>
-              <w:tab/>
-            </w:r>
-            <w:r>
-              <w:rPr>
                 <w:noProof/>
                 <w:webHidden/>
               </w:rPr>
@@ -5190,7 +5179,7 @@
                 <w:noProof/>
                 <w:webHidden/>
               </w:rPr>
-              <w:instrText xml:space="preserve"> PAGEREF _Toc243759356 \h </w:instrText>
+              <w:instrText xml:space="preserve"> PAGEREF _Toc243926847 \h </w:instrText>
             </w:r>
             <w:r>
               <w:rPr>
@@ -5210,7 +5199,7 @@
                 <w:noProof/>
                 <w:webHidden/>
               </w:rPr>
-              <w:t>18</w:t>
+              <w:t>16</w:t>
             </w:r>
             <w:r>
               <w:rPr>
@@ -5239,7 +5228,7 @@
               <w14:ligatures w14:val="standardContextual"/>
             </w:rPr>
           </w:pPr>
-          <w:hyperlink w:anchor="_Toc243759357" w:history="1">
+          <w:hyperlink w:anchor="_Toc243926848" w:history="1">
             <w:r>
               <w:rPr>
                 <w:rStyle w:val="Hyperlink"/>
@@ -5258,24 +5247,24 @@
                 <w:sz w:val="24"/>
                 <w14:ligatures w14:val="standardContextual"/>
               </w:rPr>
+              <w:t xml:space="preserve"> </w:t>
+            </w:r>
+            <w:r>
+              <w:rPr>
+                <w:rStyle w:val="Hyperlink"/>
+                <w:noProof/>
+              </w:rPr>
+              <w:t>Motivations</w:t>
+            </w:r>
+            <w:r>
+              <w:rPr>
+                <w:noProof/>
+                <w:webHidden/>
+              </w:rPr>
               <w:tab/>
             </w:r>
             <w:r>
               <w:rPr>
-                <w:rStyle w:val="Hyperlink"/>
-                <w:noProof/>
-              </w:rPr>
-              <w:t>Motivations</w:t>
-            </w:r>
-            <w:r>
-              <w:rPr>
-                <w:noProof/>
-                <w:webHidden/>
-              </w:rPr>
-              <w:tab/>
-            </w:r>
-            <w:r>
-              <w:rPr>
                 <w:noProof/>
                 <w:webHidden/>
               </w:rPr>
@@ -5286,7 +5275,7 @@
                 <w:noProof/>
                 <w:webHidden/>
               </w:rPr>
-              <w:instrText xml:space="preserve"> PAGEREF _Toc243759357 \h </w:instrText>
+              <w:instrText xml:space="preserve"> PAGEREF _Toc243926848 \h </w:instrText>
             </w:r>
             <w:r>
               <w:rPr>
@@ -5306,7 +5295,7 @@
                 <w:noProof/>
                 <w:webHidden/>
               </w:rPr>
-              <w:t>18</w:t>
+              <w:t>16</w:t>
             </w:r>
             <w:r>
               <w:rPr>
@@ -5335,7 +5324,7 @@
               <w14:ligatures w14:val="standardContextual"/>
             </w:rPr>
           </w:pPr>
-          <w:hyperlink w:anchor="_Toc243759358" w:history="1">
+          <w:hyperlink w:anchor="_Toc243926849" w:history="1">
             <w:r>
               <w:rPr>
                 <w:rStyle w:val="Hyperlink"/>
@@ -5354,24 +5343,24 @@
                 <w:sz w:val="24"/>
                 <w14:ligatures w14:val="standardContextual"/>
               </w:rPr>
+              <w:t xml:space="preserve"> </w:t>
+            </w:r>
+            <w:r>
+              <w:rPr>
+                <w:rStyle w:val="Hyperlink"/>
+                <w:noProof/>
+              </w:rPr>
+              <w:t>Flow of Research</w:t>
+            </w:r>
+            <w:r>
+              <w:rPr>
+                <w:noProof/>
+                <w:webHidden/>
+              </w:rPr>
               <w:tab/>
             </w:r>
             <w:r>
               <w:rPr>
-                <w:rStyle w:val="Hyperlink"/>
-                <w:noProof/>
-              </w:rPr>
-              <w:t>Flow of Research</w:t>
-            </w:r>
-            <w:r>
-              <w:rPr>
-                <w:noProof/>
-                <w:webHidden/>
-              </w:rPr>
-              <w:tab/>
-            </w:r>
-            <w:r>
-              <w:rPr>
                 <w:noProof/>
                 <w:webHidden/>
               </w:rPr>
@@ -5382,7 +5371,7 @@
                 <w:noProof/>
                 <w:webHidden/>
               </w:rPr>
-              <w:instrText xml:space="preserve"> PAGEREF _Toc243759358 \h </w:instrText>
+              <w:instrText xml:space="preserve"> PAGEREF _Toc243926849 \h </w:instrText>
             </w:r>
             <w:r>
               <w:rPr>
@@ -5402,7 +5391,7 @@
                 <w:noProof/>
                 <w:webHidden/>
               </w:rPr>
-              <w:t>19</w:t>
+              <w:t>17</w:t>
             </w:r>
             <w:r>
               <w:rPr>
@@ -5431,7 +5420,7 @@
               <w14:ligatures w14:val="standardContextual"/>
             </w:rPr>
           </w:pPr>
-          <w:hyperlink w:anchor="_Toc243759359" w:history="1">
+          <w:hyperlink w:anchor="_Toc243926850" w:history="1">
             <w:r>
               <w:rPr>
                 <w:rStyle w:val="Hyperlink"/>
@@ -5450,24 +5439,24 @@
                 <w:sz w:val="24"/>
                 <w14:ligatures w14:val="standardContextual"/>
               </w:rPr>
+              <w:t xml:space="preserve"> </w:t>
+            </w:r>
+            <w:r>
+              <w:rPr>
+                <w:rStyle w:val="Hyperlink"/>
+                <w:noProof/>
+              </w:rPr>
+              <w:t>Significance of the Research</w:t>
+            </w:r>
+            <w:r>
+              <w:rPr>
+                <w:noProof/>
+                <w:webHidden/>
+              </w:rPr>
               <w:tab/>
             </w:r>
             <w:r>
               <w:rPr>
-                <w:rStyle w:val="Hyperlink"/>
-                <w:noProof/>
-              </w:rPr>
-              <w:t>Significance of the Research</w:t>
-            </w:r>
-            <w:r>
-              <w:rPr>
-                <w:noProof/>
-                <w:webHidden/>
-              </w:rPr>
-              <w:tab/>
-            </w:r>
-            <w:r>
-              <w:rPr>
                 <w:noProof/>
                 <w:webHidden/>
               </w:rPr>
@@ -5478,7 +5467,7 @@
                 <w:noProof/>
                 <w:webHidden/>
               </w:rPr>
-              <w:instrText xml:space="preserve"> PAGEREF _Toc243759359 \h </w:instrText>
+              <w:instrText xml:space="preserve"> PAGEREF _Toc243926850 \h </w:instrText>
             </w:r>
             <w:r>
               <w:rPr>
@@ -5498,7 +5487,7 @@
                 <w:noProof/>
                 <w:webHidden/>
               </w:rPr>
-              <w:t>19</w:t>
+              <w:t>17</w:t>
             </w:r>
             <w:r>
               <w:rPr>
@@ -5527,7 +5516,7 @@
               <w14:ligatures w14:val="standardContextual"/>
             </w:rPr>
           </w:pPr>
-          <w:hyperlink w:anchor="_Toc243759360" w:history="1">
+          <w:hyperlink w:anchor="_Toc243926851" w:history="1">
             <w:r>
               <w:rPr>
                 <w:rStyle w:val="Hyperlink"/>
@@ -5546,24 +5535,24 @@
                 <w:sz w:val="24"/>
                 <w14:ligatures w14:val="standardContextual"/>
               </w:rPr>
+              <w:t xml:space="preserve"> </w:t>
+            </w:r>
+            <w:r>
+              <w:rPr>
+                <w:rStyle w:val="Hyperlink"/>
+                <w:noProof/>
+              </w:rPr>
+              <w:t>Research Contribution</w:t>
+            </w:r>
+            <w:r>
+              <w:rPr>
+                <w:noProof/>
+                <w:webHidden/>
+              </w:rPr>
               <w:tab/>
             </w:r>
             <w:r>
               <w:rPr>
-                <w:rStyle w:val="Hyperlink"/>
-                <w:noProof/>
-              </w:rPr>
-              <w:t>Research Contribution</w:t>
-            </w:r>
-            <w:r>
-              <w:rPr>
-                <w:noProof/>
-                <w:webHidden/>
-              </w:rPr>
-              <w:tab/>
-            </w:r>
-            <w:r>
-              <w:rPr>
                 <w:noProof/>
                 <w:webHidden/>
               </w:rPr>
@@ -5574,7 +5563,7 @@
                 <w:noProof/>
                 <w:webHidden/>
               </w:rPr>
-              <w:instrText xml:space="preserve"> PAGEREF _Toc243759360 \h </w:instrText>
+              <w:instrText xml:space="preserve"> PAGEREF _Toc243926851 \h </w:instrText>
             </w:r>
             <w:r>
               <w:rPr>
@@ -5594,7 +5583,7 @@
                 <w:noProof/>
                 <w:webHidden/>
               </w:rPr>
-              <w:t>20</w:t>
+              <w:t>18</w:t>
             </w:r>
             <w:r>
               <w:rPr>
@@ -5623,7 +5612,7 @@
               <w14:ligatures w14:val="standardContextual"/>
             </w:rPr>
           </w:pPr>
-          <w:hyperlink w:anchor="_Toc243759361" w:history="1">
+          <w:hyperlink w:anchor="_Toc243926852" w:history="1">
             <w:r>
               <w:rPr>
                 <w:rStyle w:val="Hyperlink"/>
@@ -5642,24 +5631,24 @@
                 <w:sz w:val="24"/>
                 <w14:ligatures w14:val="standardContextual"/>
               </w:rPr>
+              <w:t xml:space="preserve"> </w:t>
+            </w:r>
+            <w:r>
+              <w:rPr>
+                <w:rStyle w:val="Hyperlink"/>
+                <w:noProof/>
+              </w:rPr>
+              <w:t>Thesis Organization</w:t>
+            </w:r>
+            <w:r>
+              <w:rPr>
+                <w:noProof/>
+                <w:webHidden/>
+              </w:rPr>
               <w:tab/>
             </w:r>
             <w:r>
               <w:rPr>
-                <w:rStyle w:val="Hyperlink"/>
-                <w:noProof/>
-              </w:rPr>
-              <w:t>Thesis Organization</w:t>
-            </w:r>
-            <w:r>
-              <w:rPr>
-                <w:noProof/>
-                <w:webHidden/>
-              </w:rPr>
-              <w:tab/>
-            </w:r>
-            <w:r>
-              <w:rPr>
                 <w:noProof/>
                 <w:webHidden/>
               </w:rPr>
@@ -5670,7 +5659,7 @@
                 <w:noProof/>
                 <w:webHidden/>
               </w:rPr>
-              <w:instrText xml:space="preserve"> PAGEREF _Toc243759361 \h </w:instrText>
+              <w:instrText xml:space="preserve"> PAGEREF _Toc243926852 \h </w:instrText>
             </w:r>
             <w:r>
               <w:rPr>
@@ -5690,7 +5679,7 @@
                 <w:noProof/>
                 <w:webHidden/>
               </w:rPr>
-              <w:t>20</w:t>
+              <w:t>18</w:t>
             </w:r>
             <w:r>
               <w:rPr>
@@ -5719,7 +5708,7 @@
               <w14:ligatures w14:val="standardContextual"/>
             </w:rPr>
           </w:pPr>
-          <w:hyperlink w:anchor="_Toc243759362" w:history="1">
+          <w:hyperlink w:anchor="_Toc243926853" w:history="1">
             <w:r>
               <w:rPr>
                 <w:rStyle w:val="Hyperlink"/>
@@ -5738,24 +5727,24 @@
                 <w:sz w:val="24"/>
                 <w14:ligatures w14:val="standardContextual"/>
               </w:rPr>
+              <w:t xml:space="preserve"> </w:t>
+            </w:r>
+            <w:r>
+              <w:rPr>
+                <w:rStyle w:val="Hyperlink"/>
+                <w:noProof/>
+              </w:rPr>
+              <w:t>Summary</w:t>
+            </w:r>
+            <w:r>
+              <w:rPr>
+                <w:noProof/>
+                <w:webHidden/>
+              </w:rPr>
               <w:tab/>
             </w:r>
             <w:r>
               <w:rPr>
-                <w:rStyle w:val="Hyperlink"/>
-                <w:noProof/>
-              </w:rPr>
-              <w:t>Summary</w:t>
-            </w:r>
-            <w:r>
-              <w:rPr>
-                <w:noProof/>
-                <w:webHidden/>
-              </w:rPr>
-              <w:tab/>
-            </w:r>
-            <w:r>
-              <w:rPr>
                 <w:noProof/>
                 <w:webHidden/>
               </w:rPr>
@@ -5766,7 +5755,7 @@
                 <w:noProof/>
                 <w:webHidden/>
               </w:rPr>
-              <w:instrText xml:space="preserve"> PAGEREF _Toc243759362 \h </w:instrText>
+              <w:instrText xml:space="preserve"> PAGEREF _Toc243926853 \h </w:instrText>
             </w:r>
             <w:r>
               <w:rPr>
@@ -5786,7 +5775,7 @@
                 <w:noProof/>
                 <w:webHidden/>
               </w:rPr>
-              <w:t>21</w:t>
+              <w:t>19</w:t>
             </w:r>
             <w:r>
               <w:rPr>
@@ -5814,12 +5803,102 @@
               <w14:ligatures w14:val="standardContextual"/>
             </w:rPr>
           </w:pPr>
-          <w:hyperlink w:anchor="_Toc243759363" w:history="1">
+          <w:hyperlink w:anchor="_Toc243926854" w:history="1">
             <w:r>
               <w:rPr>
                 <w:rStyle w:val="Hyperlink"/>
                 <w:noProof/>
               </w:rPr>
+              <w:t>Chapter</w:t>
+            </w:r>
+            <w:r>
+              <w:rPr>
+                <w:rStyle w:val="Hyperlink"/>
+                <w:noProof/>
+                <w:spacing w:val="13"/>
+              </w:rPr>
+              <w:t xml:space="preserve"> </w:t>
+            </w:r>
+            <w:r>
+              <w:rPr>
+                <w:rStyle w:val="Hyperlink"/>
+                <w:noProof/>
+              </w:rPr>
+              <w:t>2</w:t>
+            </w:r>
+            <w:r>
+              <w:rPr>
+                <w:noProof/>
+                <w:webHidden/>
+              </w:rPr>
+              <w:tab/>
+            </w:r>
+            <w:r>
+              <w:rPr>
+                <w:noProof/>
+                <w:webHidden/>
+              </w:rPr>
+              <w:fldChar w:fldCharType="begin"/>
+            </w:r>
+            <w:r>
+              <w:rPr>
+                <w:noProof/>
+                <w:webHidden/>
+              </w:rPr>
+              <w:instrText xml:space="preserve"> PAGEREF _Toc243926854 \h </w:instrText>
+            </w:r>
+            <w:r>
+              <w:rPr>
+                <w:noProof/>
+                <w:webHidden/>
+              </w:rPr>
+            </w:r>
+            <w:r>
+              <w:rPr>
+                <w:noProof/>
+                <w:webHidden/>
+              </w:rPr>
+              <w:fldChar w:fldCharType="separate"/>
+            </w:r>
+            <w:r>
+              <w:rPr>
+                <w:noProof/>
+                <w:webHidden/>
+              </w:rPr>
+              <w:t>20</w:t>
+            </w:r>
+            <w:r>
+              <w:rPr>
+                <w:noProof/>
+                <w:webHidden/>
+              </w:rPr>
+              <w:fldChar w:fldCharType="end"/>
+            </w:r>
+          </w:hyperlink>
+        </w:p>
+        <w:p>
+          <w:pPr>
+            <w:pStyle w:val="TOC1"/>
+            <w:tabs>
+              <w:tab w:val="right" w:leader="dot" w:pos="9020"/>
+            </w:tabs>
+            <w:rPr>
+              <w:rFonts w:eastAsiaTheme="minorEastAsia" w:cstheme="minorBidi"/>
+              <w:b w:val="0"/>
+              <w:bCs w:val="0"/>
+              <w:caps w:val="0"/>
+              <w:noProof/>
+              <w:kern w:val="2"/>
+              <w:sz w:val="24"/>
+              <w14:ligatures w14:val="standardContextual"/>
+            </w:rPr>
+          </w:pPr>
+          <w:hyperlink w:anchor="_Toc243926855" w:history="1">
+            <w:r>
+              <w:rPr>
+                <w:rStyle w:val="Hyperlink"/>
+                <w:noProof/>
+              </w:rPr>
               <w:t>Literature Review</w:t>
             </w:r>
             <w:r>
@@ -5841,7 +5920,7 @@
                 <w:noProof/>
                 <w:webHidden/>
               </w:rPr>
-              <w:instrText xml:space="preserve"> PAGEREF _Toc243759363 \h </w:instrText>
+              <w:instrText xml:space="preserve"> PAGEREF _Toc243926855 \h </w:instrText>
             </w:r>
             <w:r>
               <w:rPr>
@@ -5861,7 +5940,7 @@
                 <w:noProof/>
                 <w:webHidden/>
               </w:rPr>
-              <w:t>22</w:t>
+              <w:t>20</w:t>
             </w:r>
             <w:r>
               <w:rPr>
@@ -5890,7 +5969,7 @@
               <w14:ligatures w14:val="standardContextual"/>
             </w:rPr>
           </w:pPr>
-          <w:hyperlink w:anchor="_Toc243759364" w:history="1">
+          <w:hyperlink w:anchor="_Toc243926856" w:history="1">
             <w:r>
               <w:rPr>
                 <w:rStyle w:val="Hyperlink"/>
@@ -5909,24 +5988,24 @@
                 <w:sz w:val="24"/>
                 <w14:ligatures w14:val="standardContextual"/>
               </w:rPr>
+              <w:t xml:space="preserve"> </w:t>
+            </w:r>
+            <w:r>
+              <w:rPr>
+                <w:rStyle w:val="Hyperlink"/>
+                <w:noProof/>
+              </w:rPr>
+              <w:t>Introduction</w:t>
+            </w:r>
+            <w:r>
+              <w:rPr>
+                <w:noProof/>
+                <w:webHidden/>
+              </w:rPr>
               <w:tab/>
             </w:r>
             <w:r>
               <w:rPr>
-                <w:rStyle w:val="Hyperlink"/>
-                <w:noProof/>
-              </w:rPr>
-              <w:t>Introduction</w:t>
-            </w:r>
-            <w:r>
-              <w:rPr>
-                <w:noProof/>
-                <w:webHidden/>
-              </w:rPr>
-              <w:tab/>
-            </w:r>
-            <w:r>
-              <w:rPr>
                 <w:noProof/>
                 <w:webHidden/>
               </w:rPr>
@@ -5937,7 +6016,7 @@
                 <w:noProof/>
                 <w:webHidden/>
               </w:rPr>
-              <w:instrText xml:space="preserve"> PAGEREF _Toc243759364 \h </w:instrText>
+              <w:instrText xml:space="preserve"> PAGEREF _Toc243926856 \h </w:instrText>
             </w:r>
             <w:r>
               <w:rPr>
@@ -5957,7 +6036,7 @@
                 <w:noProof/>
                 <w:webHidden/>
               </w:rPr>
-              <w:t>22</w:t>
+              <w:t>20</w:t>
             </w:r>
             <w:r>
               <w:rPr>
@@ -5986,7 +6065,7 @@
               <w14:ligatures w14:val="standardContextual"/>
             </w:rPr>
           </w:pPr>
-          <w:hyperlink w:anchor="_Toc243759365" w:history="1">
+          <w:hyperlink w:anchor="_Toc243926857" w:history="1">
             <w:r>
               <w:rPr>
                 <w:rStyle w:val="Hyperlink"/>
@@ -6005,14 +6084,87 @@
                 <w:sz w:val="24"/>
                 <w14:ligatures w14:val="standardContextual"/>
               </w:rPr>
+              <w:t xml:space="preserve"> </w:t>
+            </w:r>
+            <w:r>
+              <w:rPr>
+                <w:rStyle w:val="Hyperlink"/>
+                <w:noProof/>
+              </w:rPr>
+              <w:t>Literature Review</w:t>
+            </w:r>
+            <w:r>
+              <w:rPr>
+                <w:noProof/>
+                <w:webHidden/>
+              </w:rPr>
               <w:tab/>
             </w:r>
             <w:r>
               <w:rPr>
+                <w:noProof/>
+                <w:webHidden/>
+              </w:rPr>
+              <w:fldChar w:fldCharType="begin"/>
+            </w:r>
+            <w:r>
+              <w:rPr>
+                <w:noProof/>
+                <w:webHidden/>
+              </w:rPr>
+              <w:instrText xml:space="preserve"> PAGEREF _Toc243926857 \h </w:instrText>
+            </w:r>
+            <w:r>
+              <w:rPr>
+                <w:noProof/>
+                <w:webHidden/>
+              </w:rPr>
+            </w:r>
+            <w:r>
+              <w:rPr>
+                <w:noProof/>
+                <w:webHidden/>
+              </w:rPr>
+              <w:fldChar w:fldCharType="separate"/>
+            </w:r>
+            <w:r>
+              <w:rPr>
+                <w:noProof/>
+                <w:webHidden/>
+              </w:rPr>
+              <w:t>20</w:t>
+            </w:r>
+            <w:r>
+              <w:rPr>
+                <w:noProof/>
+                <w:webHidden/>
+              </w:rPr>
+              <w:fldChar w:fldCharType="end"/>
+            </w:r>
+          </w:hyperlink>
+        </w:p>
+        <w:p>
+          <w:pPr>
+            <w:pStyle w:val="TOC2"/>
+            <w:tabs>
+              <w:tab w:val="right" w:leader="dot" w:pos="9020"/>
+            </w:tabs>
+            <w:rPr>
+              <w:rFonts w:asciiTheme="minorHAnsi" w:eastAsiaTheme="minorEastAsia" w:hAnsiTheme="minorHAnsi" w:cstheme="minorBidi"/>
+              <w:noProof/>
+              <w:color w:val="auto"/>
+              <w:kern w:val="2"/>
+              <w:sz w:val="24"/>
+              <w14:ligatures w14:val="standardContextual"/>
+            </w:rPr>
+          </w:pPr>
+          <w:hyperlink w:anchor="_Toc243926858" w:history="1">
+            <w:r>
+              <w:rPr>
                 <w:rStyle w:val="Hyperlink"/>
                 <w:noProof/>
               </w:rPr>
-              <w:t>Literature Review</w:t>
+              <w:t>2.2.1 Network Intrusion Detection and Benchmark Characteristics</w:t>
             </w:r>
             <w:r>
               <w:rPr>
@@ -6033,7 +6185,7 @@
                 <w:noProof/>
                 <w:webHidden/>
               </w:rPr>
-              <w:instrText xml:space="preserve"> PAGEREF _Toc243759365 \h </w:instrText>
+              <w:instrText xml:space="preserve"> PAGEREF _Toc243926858 \h </w:instrText>
             </w:r>
             <w:r>
               <w:rPr>
@@ -6053,7 +6205,518 @@
                 <w:noProof/>
                 <w:webHidden/>
               </w:rPr>
+              <w:t>20</w:t>
+            </w:r>
+            <w:r>
+              <w:rPr>
+                <w:noProof/>
+                <w:webHidden/>
+              </w:rPr>
+              <w:fldChar w:fldCharType="end"/>
+            </w:r>
+          </w:hyperlink>
+        </w:p>
+        <w:p>
+          <w:pPr>
+            <w:pStyle w:val="TOC2"/>
+            <w:tabs>
+              <w:tab w:val="right" w:leader="dot" w:pos="9020"/>
+            </w:tabs>
+            <w:rPr>
+              <w:rFonts w:asciiTheme="minorHAnsi" w:eastAsiaTheme="minorEastAsia" w:hAnsiTheme="minorHAnsi" w:cstheme="minorBidi"/>
+              <w:noProof/>
+              <w:color w:val="auto"/>
+              <w:kern w:val="2"/>
+              <w:sz w:val="24"/>
+              <w14:ligatures w14:val="standardContextual"/>
+            </w:rPr>
+          </w:pPr>
+          <w:hyperlink w:anchor="_Toc243926859" w:history="1">
+            <w:r>
+              <w:rPr>
+                <w:rStyle w:val="Hyperlink"/>
+                <w:noProof/>
+              </w:rPr>
+              <w:t>2.2.2 Conventional Machine Learning and Tree Ensembles</w:t>
+            </w:r>
+            <w:r>
+              <w:rPr>
+                <w:noProof/>
+                <w:webHidden/>
+              </w:rPr>
+              <w:tab/>
+            </w:r>
+            <w:r>
+              <w:rPr>
+                <w:noProof/>
+                <w:webHidden/>
+              </w:rPr>
+              <w:fldChar w:fldCharType="begin"/>
+            </w:r>
+            <w:r>
+              <w:rPr>
+                <w:noProof/>
+                <w:webHidden/>
+              </w:rPr>
+              <w:instrText xml:space="preserve"> PAGEREF _Toc243926859 \h </w:instrText>
+            </w:r>
+            <w:r>
+              <w:rPr>
+                <w:noProof/>
+                <w:webHidden/>
+              </w:rPr>
+            </w:r>
+            <w:r>
+              <w:rPr>
+                <w:noProof/>
+                <w:webHidden/>
+              </w:rPr>
+              <w:fldChar w:fldCharType="separate"/>
+            </w:r>
+            <w:r>
+              <w:rPr>
+                <w:noProof/>
+                <w:webHidden/>
+              </w:rPr>
+              <w:t>21</w:t>
+            </w:r>
+            <w:r>
+              <w:rPr>
+                <w:noProof/>
+                <w:webHidden/>
+              </w:rPr>
+              <w:fldChar w:fldCharType="end"/>
+            </w:r>
+          </w:hyperlink>
+        </w:p>
+        <w:p>
+          <w:pPr>
+            <w:pStyle w:val="TOC2"/>
+            <w:tabs>
+              <w:tab w:val="right" w:leader="dot" w:pos="9020"/>
+            </w:tabs>
+            <w:rPr>
+              <w:rFonts w:asciiTheme="minorHAnsi" w:eastAsiaTheme="minorEastAsia" w:hAnsiTheme="minorHAnsi" w:cstheme="minorBidi"/>
+              <w:noProof/>
+              <w:color w:val="auto"/>
+              <w:kern w:val="2"/>
+              <w:sz w:val="24"/>
+              <w14:ligatures w14:val="standardContextual"/>
+            </w:rPr>
+          </w:pPr>
+          <w:hyperlink w:anchor="_Toc243926860" w:history="1">
+            <w:r>
+              <w:rPr>
+                <w:rStyle w:val="Hyperlink"/>
+                <w:noProof/>
+              </w:rPr>
+              <w:t>2.2.3 Deep Learning and Hybrid Architectures</w:t>
+            </w:r>
+            <w:r>
+              <w:rPr>
+                <w:noProof/>
+                <w:webHidden/>
+              </w:rPr>
+              <w:tab/>
+            </w:r>
+            <w:r>
+              <w:rPr>
+                <w:noProof/>
+                <w:webHidden/>
+              </w:rPr>
+              <w:fldChar w:fldCharType="begin"/>
+            </w:r>
+            <w:r>
+              <w:rPr>
+                <w:noProof/>
+                <w:webHidden/>
+              </w:rPr>
+              <w:instrText xml:space="preserve"> PAGEREF _Toc243926860 \h </w:instrText>
+            </w:r>
+            <w:r>
+              <w:rPr>
+                <w:noProof/>
+                <w:webHidden/>
+              </w:rPr>
+            </w:r>
+            <w:r>
+              <w:rPr>
+                <w:noProof/>
+                <w:webHidden/>
+              </w:rPr>
+              <w:fldChar w:fldCharType="separate"/>
+            </w:r>
+            <w:r>
+              <w:rPr>
+                <w:noProof/>
+                <w:webHidden/>
+              </w:rPr>
               <w:t>22</w:t>
+            </w:r>
+            <w:r>
+              <w:rPr>
+                <w:noProof/>
+                <w:webHidden/>
+              </w:rPr>
+              <w:fldChar w:fldCharType="end"/>
+            </w:r>
+          </w:hyperlink>
+        </w:p>
+        <w:p>
+          <w:pPr>
+            <w:pStyle w:val="TOC2"/>
+            <w:tabs>
+              <w:tab w:val="right" w:leader="dot" w:pos="9020"/>
+            </w:tabs>
+            <w:rPr>
+              <w:rFonts w:asciiTheme="minorHAnsi" w:eastAsiaTheme="minorEastAsia" w:hAnsiTheme="minorHAnsi" w:cstheme="minorBidi"/>
+              <w:noProof/>
+              <w:color w:val="auto"/>
+              <w:kern w:val="2"/>
+              <w:sz w:val="24"/>
+              <w14:ligatures w14:val="standardContextual"/>
+            </w:rPr>
+          </w:pPr>
+          <w:hyperlink w:anchor="_Toc243926861" w:history="1">
+            <w:r>
+              <w:rPr>
+                <w:rStyle w:val="Hyperlink"/>
+                <w:noProof/>
+              </w:rPr>
+              <w:t>2.2.4 Class Imbalance and Rare Attack Recognition</w:t>
+            </w:r>
+            <w:r>
+              <w:rPr>
+                <w:noProof/>
+                <w:webHidden/>
+              </w:rPr>
+              <w:tab/>
+            </w:r>
+            <w:r>
+              <w:rPr>
+                <w:noProof/>
+                <w:webHidden/>
+              </w:rPr>
+              <w:fldChar w:fldCharType="begin"/>
+            </w:r>
+            <w:r>
+              <w:rPr>
+                <w:noProof/>
+                <w:webHidden/>
+              </w:rPr>
+              <w:instrText xml:space="preserve"> PAGEREF _Toc243926861 \h </w:instrText>
+            </w:r>
+            <w:r>
+              <w:rPr>
+                <w:noProof/>
+                <w:webHidden/>
+              </w:rPr>
+            </w:r>
+            <w:r>
+              <w:rPr>
+                <w:noProof/>
+                <w:webHidden/>
+              </w:rPr>
+              <w:fldChar w:fldCharType="separate"/>
+            </w:r>
+            <w:r>
+              <w:rPr>
+                <w:noProof/>
+                <w:webHidden/>
+              </w:rPr>
+              <w:t>23</w:t>
+            </w:r>
+            <w:r>
+              <w:rPr>
+                <w:noProof/>
+                <w:webHidden/>
+              </w:rPr>
+              <w:fldChar w:fldCharType="end"/>
+            </w:r>
+          </w:hyperlink>
+        </w:p>
+        <w:p>
+          <w:pPr>
+            <w:pStyle w:val="TOC2"/>
+            <w:tabs>
+              <w:tab w:val="right" w:leader="dot" w:pos="9020"/>
+            </w:tabs>
+            <w:rPr>
+              <w:rFonts w:asciiTheme="minorHAnsi" w:eastAsiaTheme="minorEastAsia" w:hAnsiTheme="minorHAnsi" w:cstheme="minorBidi"/>
+              <w:noProof/>
+              <w:color w:val="auto"/>
+              <w:kern w:val="2"/>
+              <w:sz w:val="24"/>
+              <w14:ligatures w14:val="standardContextual"/>
+            </w:rPr>
+          </w:pPr>
+          <w:hyperlink w:anchor="_Toc243926862" w:history="1">
+            <w:r>
+              <w:rPr>
+                <w:rStyle w:val="Hyperlink"/>
+                <w:noProof/>
+              </w:rPr>
+              <w:t>2.2.5 Feature Selection and Traffic Representation</w:t>
+            </w:r>
+            <w:r>
+              <w:rPr>
+                <w:noProof/>
+                <w:webHidden/>
+              </w:rPr>
+              <w:tab/>
+            </w:r>
+            <w:r>
+              <w:rPr>
+                <w:noProof/>
+                <w:webHidden/>
+              </w:rPr>
+              <w:fldChar w:fldCharType="begin"/>
+            </w:r>
+            <w:r>
+              <w:rPr>
+                <w:noProof/>
+                <w:webHidden/>
+              </w:rPr>
+              <w:instrText xml:space="preserve"> PAGEREF _Toc243926862 \h </w:instrText>
+            </w:r>
+            <w:r>
+              <w:rPr>
+                <w:noProof/>
+                <w:webHidden/>
+              </w:rPr>
+            </w:r>
+            <w:r>
+              <w:rPr>
+                <w:noProof/>
+                <w:webHidden/>
+              </w:rPr>
+              <w:fldChar w:fldCharType="separate"/>
+            </w:r>
+            <w:r>
+              <w:rPr>
+                <w:noProof/>
+                <w:webHidden/>
+              </w:rPr>
+              <w:t>24</w:t>
+            </w:r>
+            <w:r>
+              <w:rPr>
+                <w:noProof/>
+                <w:webHidden/>
+              </w:rPr>
+              <w:fldChar w:fldCharType="end"/>
+            </w:r>
+          </w:hyperlink>
+        </w:p>
+        <w:p>
+          <w:pPr>
+            <w:pStyle w:val="TOC2"/>
+            <w:tabs>
+              <w:tab w:val="right" w:leader="dot" w:pos="9020"/>
+            </w:tabs>
+            <w:rPr>
+              <w:rFonts w:asciiTheme="minorHAnsi" w:eastAsiaTheme="minorEastAsia" w:hAnsiTheme="minorHAnsi" w:cstheme="minorBidi"/>
+              <w:noProof/>
+              <w:color w:val="auto"/>
+              <w:kern w:val="2"/>
+              <w:sz w:val="24"/>
+              <w14:ligatures w14:val="standardContextual"/>
+            </w:rPr>
+          </w:pPr>
+          <w:hyperlink w:anchor="_Toc243926863" w:history="1">
+            <w:r>
+              <w:rPr>
+                <w:rStyle w:val="Hyperlink"/>
+                <w:noProof/>
+              </w:rPr>
+              <w:t>2.2.6 Hierarchical Classification and Ensemble Combination</w:t>
+            </w:r>
+            <w:r>
+              <w:rPr>
+                <w:noProof/>
+                <w:webHidden/>
+              </w:rPr>
+              <w:tab/>
+            </w:r>
+            <w:r>
+              <w:rPr>
+                <w:noProof/>
+                <w:webHidden/>
+              </w:rPr>
+              <w:fldChar w:fldCharType="begin"/>
+            </w:r>
+            <w:r>
+              <w:rPr>
+                <w:noProof/>
+                <w:webHidden/>
+              </w:rPr>
+              <w:instrText xml:space="preserve"> PAGEREF _Toc243926863 \h </w:instrText>
+            </w:r>
+            <w:r>
+              <w:rPr>
+                <w:noProof/>
+                <w:webHidden/>
+              </w:rPr>
+            </w:r>
+            <w:r>
+              <w:rPr>
+                <w:noProof/>
+                <w:webHidden/>
+              </w:rPr>
+              <w:fldChar w:fldCharType="separate"/>
+            </w:r>
+            <w:r>
+              <w:rPr>
+                <w:noProof/>
+                <w:webHidden/>
+              </w:rPr>
+              <w:t>25</w:t>
+            </w:r>
+            <w:r>
+              <w:rPr>
+                <w:noProof/>
+                <w:webHidden/>
+              </w:rPr>
+              <w:fldChar w:fldCharType="end"/>
+            </w:r>
+          </w:hyperlink>
+        </w:p>
+        <w:p>
+          <w:pPr>
+            <w:pStyle w:val="TOC2"/>
+            <w:tabs>
+              <w:tab w:val="right" w:leader="dot" w:pos="9020"/>
+            </w:tabs>
+            <w:rPr>
+              <w:rFonts w:asciiTheme="minorHAnsi" w:eastAsiaTheme="minorEastAsia" w:hAnsiTheme="minorHAnsi" w:cstheme="minorBidi"/>
+              <w:noProof/>
+              <w:color w:val="auto"/>
+              <w:kern w:val="2"/>
+              <w:sz w:val="24"/>
+              <w14:ligatures w14:val="standardContextual"/>
+            </w:rPr>
+          </w:pPr>
+          <w:hyperlink w:anchor="_Toc243926864" w:history="1">
+            <w:r>
+              <w:rPr>
+                <w:rStyle w:val="Hyperlink"/>
+                <w:noProof/>
+              </w:rPr>
+              <w:t>2.2.7 Explainability and Operational Interpretation</w:t>
+            </w:r>
+            <w:r>
+              <w:rPr>
+                <w:noProof/>
+                <w:webHidden/>
+              </w:rPr>
+              <w:tab/>
+            </w:r>
+            <w:r>
+              <w:rPr>
+                <w:noProof/>
+                <w:webHidden/>
+              </w:rPr>
+              <w:fldChar w:fldCharType="begin"/>
+            </w:r>
+            <w:r>
+              <w:rPr>
+                <w:noProof/>
+                <w:webHidden/>
+              </w:rPr>
+              <w:instrText xml:space="preserve"> PAGEREF _Toc243926864 \h </w:instrText>
+            </w:r>
+            <w:r>
+              <w:rPr>
+                <w:noProof/>
+                <w:webHidden/>
+              </w:rPr>
+            </w:r>
+            <w:r>
+              <w:rPr>
+                <w:noProof/>
+                <w:webHidden/>
+              </w:rPr>
+              <w:fldChar w:fldCharType="separate"/>
+            </w:r>
+            <w:r>
+              <w:rPr>
+                <w:noProof/>
+                <w:webHidden/>
+              </w:rPr>
+              <w:t>27</w:t>
+            </w:r>
+            <w:r>
+              <w:rPr>
+                <w:noProof/>
+                <w:webHidden/>
+              </w:rPr>
+              <w:fldChar w:fldCharType="end"/>
+            </w:r>
+          </w:hyperlink>
+        </w:p>
+        <w:p>
+          <w:pPr>
+            <w:pStyle w:val="TOC2"/>
+            <w:tabs>
+              <w:tab w:val="right" w:leader="dot" w:pos="9020"/>
+            </w:tabs>
+            <w:rPr>
+              <w:rFonts w:asciiTheme="minorHAnsi" w:eastAsiaTheme="minorEastAsia" w:hAnsiTheme="minorHAnsi" w:cstheme="minorBidi"/>
+              <w:noProof/>
+              <w:color w:val="auto"/>
+              <w:kern w:val="2"/>
+              <w:sz w:val="24"/>
+              <w14:ligatures w14:val="standardContextual"/>
+            </w:rPr>
+          </w:pPr>
+          <w:hyperlink w:anchor="_Toc243926865" w:history="1">
+            <w:r>
+              <w:rPr>
+                <w:rStyle w:val="Hyperlink"/>
+                <w:noProof/>
+              </w:rPr>
+              <w:t>2.2.8 Robustness and Synthesis of Existing Research</w:t>
+            </w:r>
+            <w:r>
+              <w:rPr>
+                <w:noProof/>
+                <w:webHidden/>
+              </w:rPr>
+              <w:tab/>
+            </w:r>
+            <w:r>
+              <w:rPr>
+                <w:noProof/>
+                <w:webHidden/>
+              </w:rPr>
+              <w:fldChar w:fldCharType="begin"/>
+            </w:r>
+            <w:r>
+              <w:rPr>
+                <w:noProof/>
+                <w:webHidden/>
+              </w:rPr>
+              <w:instrText xml:space="preserve"> PAGEREF _Toc243926865 \h </w:instrText>
+            </w:r>
+            <w:r>
+              <w:rPr>
+                <w:noProof/>
+                <w:webHidden/>
+              </w:rPr>
+            </w:r>
+            <w:r>
+              <w:rPr>
+                <w:noProof/>
+                <w:webHidden/>
+              </w:rPr>
+              <w:fldChar w:fldCharType="separate"/>
+            </w:r>
+            <w:r>
+              <w:rPr>
+                <w:noProof/>
+                <w:webHidden/>
+              </w:rPr>
+              <w:t>28</w:t>
             </w:r>
             <w:r>
               <w:rPr>
@@ -6082,7 +6745,7 @@
               <w14:ligatures w14:val="standardContextual"/>
             </w:rPr>
           </w:pPr>
-          <w:hyperlink w:anchor="_Toc243759366" w:history="1">
+          <w:hyperlink w:anchor="_Toc243926866" w:history="1">
             <w:r>
               <w:rPr>
                 <w:rStyle w:val="Hyperlink"/>
@@ -6101,24 +6764,24 @@
                 <w:sz w:val="24"/>
                 <w14:ligatures w14:val="standardContextual"/>
               </w:rPr>
+              <w:t xml:space="preserve"> </w:t>
+            </w:r>
+            <w:r>
+              <w:rPr>
+                <w:rStyle w:val="Hyperlink"/>
+                <w:noProof/>
+              </w:rPr>
+              <w:t>Problem Analysis</w:t>
+            </w:r>
+            <w:r>
+              <w:rPr>
+                <w:noProof/>
+                <w:webHidden/>
+              </w:rPr>
               <w:tab/>
             </w:r>
             <w:r>
               <w:rPr>
-                <w:rStyle w:val="Hyperlink"/>
-                <w:noProof/>
-              </w:rPr>
-              <w:t>Problem Analysis</w:t>
-            </w:r>
-            <w:r>
-              <w:rPr>
-                <w:noProof/>
-                <w:webHidden/>
-              </w:rPr>
-              <w:tab/>
-            </w:r>
-            <w:r>
-              <w:rPr>
                 <w:noProof/>
                 <w:webHidden/>
               </w:rPr>
@@ -6129,7 +6792,7 @@
                 <w:noProof/>
                 <w:webHidden/>
               </w:rPr>
-              <w:instrText xml:space="preserve"> PAGEREF _Toc243759366 \h </w:instrText>
+              <w:instrText xml:space="preserve"> PAGEREF _Toc243926866 \h </w:instrText>
             </w:r>
             <w:r>
               <w:rPr>
@@ -6149,7 +6812,7 @@
                 <w:noProof/>
                 <w:webHidden/>
               </w:rPr>
-              <w:t>30</w:t>
+              <w:t>28</w:t>
             </w:r>
             <w:r>
               <w:rPr>
@@ -6178,7 +6841,7 @@
               <w14:ligatures w14:val="standardContextual"/>
             </w:rPr>
           </w:pPr>
-          <w:hyperlink w:anchor="_Toc243759367" w:history="1">
+          <w:hyperlink w:anchor="_Toc243926867" w:history="1">
             <w:r>
               <w:rPr>
                 <w:rStyle w:val="Hyperlink"/>
@@ -6197,24 +6860,24 @@
                 <w:sz w:val="24"/>
                 <w14:ligatures w14:val="standardContextual"/>
               </w:rPr>
+              <w:t xml:space="preserve"> </w:t>
+            </w:r>
+            <w:r>
+              <w:rPr>
+                <w:rStyle w:val="Hyperlink"/>
+                <w:noProof/>
+              </w:rPr>
+              <w:t>Summary</w:t>
+            </w:r>
+            <w:r>
+              <w:rPr>
+                <w:noProof/>
+                <w:webHidden/>
+              </w:rPr>
               <w:tab/>
             </w:r>
             <w:r>
               <w:rPr>
-                <w:rStyle w:val="Hyperlink"/>
-                <w:noProof/>
-              </w:rPr>
-              <w:t>Summary</w:t>
-            </w:r>
-            <w:r>
-              <w:rPr>
-                <w:noProof/>
-                <w:webHidden/>
-              </w:rPr>
-              <w:tab/>
-            </w:r>
-            <w:r>
-              <w:rPr>
                 <w:noProof/>
                 <w:webHidden/>
               </w:rPr>
@@ -6225,7 +6888,7 @@
                 <w:noProof/>
                 <w:webHidden/>
               </w:rPr>
-              <w:instrText xml:space="preserve"> PAGEREF _Toc243759367 \h </w:instrText>
+              <w:instrText xml:space="preserve"> PAGEREF _Toc243926867 \h </w:instrText>
             </w:r>
             <w:r>
               <w:rPr>
@@ -6245,7 +6908,7 @@
                 <w:noProof/>
                 <w:webHidden/>
               </w:rPr>
-              <w:t>32</w:t>
+              <w:t>30</w:t>
             </w:r>
             <w:r>
               <w:rPr>
@@ -6273,7 +6936,7 @@
               <w14:ligatures w14:val="standardContextual"/>
             </w:rPr>
           </w:pPr>
-          <w:hyperlink w:anchor="_Toc243759368" w:history="1">
+          <w:hyperlink w:anchor="_Toc243926868" w:history="1">
             <w:r>
               <w:rPr>
                 <w:rStyle w:val="Hyperlink"/>
@@ -6315,7 +6978,7 @@
                 <w:noProof/>
                 <w:webHidden/>
               </w:rPr>
-              <w:instrText xml:space="preserve"> PAGEREF _Toc243759368 \h </w:instrText>
+              <w:instrText xml:space="preserve"> PAGEREF _Toc243926868 \h </w:instrText>
             </w:r>
             <w:r>
               <w:rPr>
@@ -6335,7 +6998,7 @@
                 <w:noProof/>
                 <w:webHidden/>
               </w:rPr>
-              <w:t>33</w:t>
+              <w:t>31</w:t>
             </w:r>
             <w:r>
               <w:rPr>
@@ -6363,7 +7026,7 @@
               <w14:ligatures w14:val="standardContextual"/>
             </w:rPr>
           </w:pPr>
-          <w:hyperlink w:anchor="_Toc243759369" w:history="1">
+          <w:hyperlink w:anchor="_Toc243926869" w:history="1">
             <w:r>
               <w:rPr>
                 <w:rStyle w:val="Hyperlink"/>
@@ -6390,7 +7053,7 @@
                 <w:noProof/>
                 <w:webHidden/>
               </w:rPr>
-              <w:instrText xml:space="preserve"> PAGEREF _Toc243759369 \h </w:instrText>
+              <w:instrText xml:space="preserve"> PAGEREF _Toc243926869 \h </w:instrText>
             </w:r>
             <w:r>
               <w:rPr>
@@ -6410,7 +7073,7 @@
                 <w:noProof/>
                 <w:webHidden/>
               </w:rPr>
-              <w:t>33</w:t>
+              <w:t>31</w:t>
             </w:r>
             <w:r>
               <w:rPr>
@@ -6439,7 +7102,7 @@
               <w14:ligatures w14:val="standardContextual"/>
             </w:rPr>
           </w:pPr>
-          <w:hyperlink w:anchor="_Toc243759370" w:history="1">
+          <w:hyperlink w:anchor="_Toc243926870" w:history="1">
             <w:r>
               <w:rPr>
                 <w:rStyle w:val="Hyperlink"/>
@@ -6458,24 +7121,24 @@
                 <w:sz w:val="24"/>
                 <w14:ligatures w14:val="standardContextual"/>
               </w:rPr>
+              <w:t xml:space="preserve"> </w:t>
+            </w:r>
+            <w:r>
+              <w:rPr>
+                <w:rStyle w:val="Hyperlink"/>
+                <w:noProof/>
+              </w:rPr>
+              <w:t>Introduction</w:t>
+            </w:r>
+            <w:r>
+              <w:rPr>
+                <w:noProof/>
+                <w:webHidden/>
+              </w:rPr>
               <w:tab/>
             </w:r>
             <w:r>
               <w:rPr>
-                <w:rStyle w:val="Hyperlink"/>
-                <w:noProof/>
-              </w:rPr>
-              <w:t>Introduction</w:t>
-            </w:r>
-            <w:r>
-              <w:rPr>
-                <w:noProof/>
-                <w:webHidden/>
-              </w:rPr>
-              <w:tab/>
-            </w:r>
-            <w:r>
-              <w:rPr>
                 <w:noProof/>
                 <w:webHidden/>
               </w:rPr>
@@ -6486,7 +7149,7 @@
                 <w:noProof/>
                 <w:webHidden/>
               </w:rPr>
-              <w:instrText xml:space="preserve"> PAGEREF _Toc243759370 \h </w:instrText>
+              <w:instrText xml:space="preserve"> PAGEREF _Toc243926870 \h </w:instrText>
             </w:r>
             <w:r>
               <w:rPr>
@@ -6506,7 +7169,7 @@
                 <w:noProof/>
                 <w:webHidden/>
               </w:rPr>
-              <w:t>33</w:t>
+              <w:t>31</w:t>
             </w:r>
             <w:r>
               <w:rPr>
@@ -6535,7 +7198,7 @@
               <w14:ligatures w14:val="standardContextual"/>
             </w:rPr>
           </w:pPr>
-          <w:hyperlink w:anchor="_Toc243759371" w:history="1">
+          <w:hyperlink w:anchor="_Toc243926871" w:history="1">
             <w:r>
               <w:rPr>
                 <w:rStyle w:val="Hyperlink"/>
@@ -6554,14 +7217,87 @@
                 <w:sz w:val="24"/>
                 <w14:ligatures w14:val="standardContextual"/>
               </w:rPr>
+              <w:t xml:space="preserve"> </w:t>
+            </w:r>
+            <w:r>
+              <w:rPr>
+                <w:rStyle w:val="Hyperlink"/>
+                <w:noProof/>
+              </w:rPr>
+              <w:t>Feasibility Analysis</w:t>
+            </w:r>
+            <w:r>
+              <w:rPr>
+                <w:noProof/>
+                <w:webHidden/>
+              </w:rPr>
               <w:tab/>
             </w:r>
             <w:r>
               <w:rPr>
+                <w:noProof/>
+                <w:webHidden/>
+              </w:rPr>
+              <w:fldChar w:fldCharType="begin"/>
+            </w:r>
+            <w:r>
+              <w:rPr>
+                <w:noProof/>
+                <w:webHidden/>
+              </w:rPr>
+              <w:instrText xml:space="preserve"> PAGEREF _Toc243926871 \h </w:instrText>
+            </w:r>
+            <w:r>
+              <w:rPr>
+                <w:noProof/>
+                <w:webHidden/>
+              </w:rPr>
+            </w:r>
+            <w:r>
+              <w:rPr>
+                <w:noProof/>
+                <w:webHidden/>
+              </w:rPr>
+              <w:fldChar w:fldCharType="separate"/>
+            </w:r>
+            <w:r>
+              <w:rPr>
+                <w:noProof/>
+                <w:webHidden/>
+              </w:rPr>
+              <w:t>31</w:t>
+            </w:r>
+            <w:r>
+              <w:rPr>
+                <w:noProof/>
+                <w:webHidden/>
+              </w:rPr>
+              <w:fldChar w:fldCharType="end"/>
+            </w:r>
+          </w:hyperlink>
+        </w:p>
+        <w:p>
+          <w:pPr>
+            <w:pStyle w:val="TOC2"/>
+            <w:tabs>
+              <w:tab w:val="right" w:leader="dot" w:pos="9020"/>
+            </w:tabs>
+            <w:rPr>
+              <w:rFonts w:asciiTheme="minorHAnsi" w:eastAsiaTheme="minorEastAsia" w:hAnsiTheme="minorHAnsi" w:cstheme="minorBidi"/>
+              <w:noProof/>
+              <w:color w:val="auto"/>
+              <w:kern w:val="2"/>
+              <w:sz w:val="24"/>
+              <w14:ligatures w14:val="standardContextual"/>
+            </w:rPr>
+          </w:pPr>
+          <w:hyperlink w:anchor="_Toc243926872" w:history="1">
+            <w:r>
+              <w:rPr>
                 <w:rStyle w:val="Hyperlink"/>
                 <w:noProof/>
               </w:rPr>
-              <w:t>Feasibility Analysis</w:t>
+              <w:t>3.2.1 Technical Feasibility</w:t>
             </w:r>
             <w:r>
               <w:rPr>
@@ -6582,7 +7318,7 @@
                 <w:noProof/>
                 <w:webHidden/>
               </w:rPr>
-              <w:instrText xml:space="preserve"> PAGEREF _Toc243759371 \h </w:instrText>
+              <w:instrText xml:space="preserve"> PAGEREF _Toc243926872 \h </w:instrText>
             </w:r>
             <w:r>
               <w:rPr>
@@ -6602,7 +7338,153 @@
                 <w:noProof/>
                 <w:webHidden/>
               </w:rPr>
-              <w:t>33</w:t>
+              <w:t>31</w:t>
+            </w:r>
+            <w:r>
+              <w:rPr>
+                <w:noProof/>
+                <w:webHidden/>
+              </w:rPr>
+              <w:fldChar w:fldCharType="end"/>
+            </w:r>
+          </w:hyperlink>
+        </w:p>
+        <w:p>
+          <w:pPr>
+            <w:pStyle w:val="TOC2"/>
+            <w:tabs>
+              <w:tab w:val="right" w:leader="dot" w:pos="9020"/>
+            </w:tabs>
+            <w:rPr>
+              <w:rFonts w:asciiTheme="minorHAnsi" w:eastAsiaTheme="minorEastAsia" w:hAnsiTheme="minorHAnsi" w:cstheme="minorBidi"/>
+              <w:noProof/>
+              <w:color w:val="auto"/>
+              <w:kern w:val="2"/>
+              <w:sz w:val="24"/>
+              <w14:ligatures w14:val="standardContextual"/>
+            </w:rPr>
+          </w:pPr>
+          <w:hyperlink w:anchor="_Toc243926873" w:history="1">
+            <w:r>
+              <w:rPr>
+                <w:rStyle w:val="Hyperlink"/>
+                <w:noProof/>
+              </w:rPr>
+              <w:t>3.2.2 Economic Feasibility</w:t>
+            </w:r>
+            <w:r>
+              <w:rPr>
+                <w:noProof/>
+                <w:webHidden/>
+              </w:rPr>
+              <w:tab/>
+            </w:r>
+            <w:r>
+              <w:rPr>
+                <w:noProof/>
+                <w:webHidden/>
+              </w:rPr>
+              <w:fldChar w:fldCharType="begin"/>
+            </w:r>
+            <w:r>
+              <w:rPr>
+                <w:noProof/>
+                <w:webHidden/>
+              </w:rPr>
+              <w:instrText xml:space="preserve"> PAGEREF _Toc243926873 \h </w:instrText>
+            </w:r>
+            <w:r>
+              <w:rPr>
+                <w:noProof/>
+                <w:webHidden/>
+              </w:rPr>
+            </w:r>
+            <w:r>
+              <w:rPr>
+                <w:noProof/>
+                <w:webHidden/>
+              </w:rPr>
+              <w:fldChar w:fldCharType="separate"/>
+            </w:r>
+            <w:r>
+              <w:rPr>
+                <w:noProof/>
+                <w:webHidden/>
+              </w:rPr>
+              <w:t>31</w:t>
+            </w:r>
+            <w:r>
+              <w:rPr>
+                <w:noProof/>
+                <w:webHidden/>
+              </w:rPr>
+              <w:fldChar w:fldCharType="end"/>
+            </w:r>
+          </w:hyperlink>
+        </w:p>
+        <w:p>
+          <w:pPr>
+            <w:pStyle w:val="TOC2"/>
+            <w:tabs>
+              <w:tab w:val="right" w:leader="dot" w:pos="9020"/>
+            </w:tabs>
+            <w:rPr>
+              <w:rFonts w:asciiTheme="minorHAnsi" w:eastAsiaTheme="minorEastAsia" w:hAnsiTheme="minorHAnsi" w:cstheme="minorBidi"/>
+              <w:noProof/>
+              <w:color w:val="auto"/>
+              <w:kern w:val="2"/>
+              <w:sz w:val="24"/>
+              <w14:ligatures w14:val="standardContextual"/>
+            </w:rPr>
+          </w:pPr>
+          <w:hyperlink w:anchor="_Toc243926874" w:history="1">
+            <w:r>
+              <w:rPr>
+                <w:rStyle w:val="Hyperlink"/>
+                <w:noProof/>
+              </w:rPr>
+              <w:t>3.2.3 Operational Feasibility</w:t>
+            </w:r>
+            <w:r>
+              <w:rPr>
+                <w:noProof/>
+                <w:webHidden/>
+              </w:rPr>
+              <w:tab/>
+            </w:r>
+            <w:r>
+              <w:rPr>
+                <w:noProof/>
+                <w:webHidden/>
+              </w:rPr>
+              <w:fldChar w:fldCharType="begin"/>
+            </w:r>
+            <w:r>
+              <w:rPr>
+                <w:noProof/>
+                <w:webHidden/>
+              </w:rPr>
+              <w:instrText xml:space="preserve"> PAGEREF _Toc243926874 \h </w:instrText>
+            </w:r>
+            <w:r>
+              <w:rPr>
+                <w:noProof/>
+                <w:webHidden/>
+              </w:rPr>
+            </w:r>
+            <w:r>
+              <w:rPr>
+                <w:noProof/>
+                <w:webHidden/>
+              </w:rPr>
+              <w:fldChar w:fldCharType="separate"/>
+            </w:r>
+            <w:r>
+              <w:rPr>
+                <w:noProof/>
+                <w:webHidden/>
+              </w:rPr>
+              <w:t>32</w:t>
             </w:r>
             <w:r>
               <w:rPr>
@@ -6631,7 +7513,7 @@
               <w14:ligatures w14:val="standardContextual"/>
             </w:rPr>
           </w:pPr>
-          <w:hyperlink w:anchor="_Toc243759372" w:history="1">
+          <w:hyperlink w:anchor="_Toc243926875" w:history="1">
             <w:r>
               <w:rPr>
                 <w:rStyle w:val="Hyperlink"/>
@@ -6650,24 +7532,24 @@
                 <w:sz w:val="24"/>
                 <w14:ligatures w14:val="standardContextual"/>
               </w:rPr>
+              <w:t xml:space="preserve"> </w:t>
+            </w:r>
+            <w:r>
+              <w:rPr>
+                <w:rStyle w:val="Hyperlink"/>
+                <w:noProof/>
+              </w:rPr>
+              <w:t>Requirement Analysis</w:t>
+            </w:r>
+            <w:r>
+              <w:rPr>
+                <w:noProof/>
+                <w:webHidden/>
+              </w:rPr>
               <w:tab/>
             </w:r>
             <w:r>
               <w:rPr>
-                <w:rStyle w:val="Hyperlink"/>
-                <w:noProof/>
-              </w:rPr>
-              <w:t>Requirement Analysis</w:t>
-            </w:r>
-            <w:r>
-              <w:rPr>
-                <w:noProof/>
-                <w:webHidden/>
-              </w:rPr>
-              <w:tab/>
-            </w:r>
-            <w:r>
-              <w:rPr>
                 <w:noProof/>
                 <w:webHidden/>
               </w:rPr>
@@ -6678,7 +7560,7 @@
                 <w:noProof/>
                 <w:webHidden/>
               </w:rPr>
-              <w:instrText xml:space="preserve"> PAGEREF _Toc243759372 \h </w:instrText>
+              <w:instrText xml:space="preserve"> PAGEREF _Toc243926875 \h </w:instrText>
             </w:r>
             <w:r>
               <w:rPr>
@@ -6698,7 +7580,7 @@
                 <w:noProof/>
                 <w:webHidden/>
               </w:rPr>
-              <w:t>34</w:t>
+              <w:t>32</w:t>
             </w:r>
             <w:r>
               <w:rPr>
@@ -6727,7 +7609,7 @@
               <w14:ligatures w14:val="standardContextual"/>
             </w:rPr>
           </w:pPr>
-          <w:hyperlink w:anchor="_Toc243759373" w:history="1">
+          <w:hyperlink w:anchor="_Toc243926876" w:history="1">
             <w:r>
               <w:rPr>
                 <w:rStyle w:val="Hyperlink"/>
@@ -6746,24 +7628,24 @@
                 <w:sz w:val="24"/>
                 <w14:ligatures w14:val="standardContextual"/>
               </w:rPr>
+              <w:t xml:space="preserve"> </w:t>
+            </w:r>
+            <w:r>
+              <w:rPr>
+                <w:rStyle w:val="Hyperlink"/>
+                <w:noProof/>
+              </w:rPr>
+              <w:t>Research Methodology</w:t>
+            </w:r>
+            <w:r>
+              <w:rPr>
+                <w:noProof/>
+                <w:webHidden/>
+              </w:rPr>
               <w:tab/>
             </w:r>
             <w:r>
               <w:rPr>
-                <w:rStyle w:val="Hyperlink"/>
-                <w:noProof/>
-              </w:rPr>
-              <w:t>Research Methodology</w:t>
-            </w:r>
-            <w:r>
-              <w:rPr>
-                <w:noProof/>
-                <w:webHidden/>
-              </w:rPr>
-              <w:tab/>
-            </w:r>
-            <w:r>
-              <w:rPr>
                 <w:noProof/>
                 <w:webHidden/>
               </w:rPr>
@@ -6774,7 +7656,7 @@
                 <w:noProof/>
                 <w:webHidden/>
               </w:rPr>
-              <w:instrText xml:space="preserve"> PAGEREF _Toc243759373 \h </w:instrText>
+              <w:instrText xml:space="preserve"> PAGEREF _Toc243926876 \h </w:instrText>
             </w:r>
             <w:r>
               <w:rPr>
@@ -6794,7 +7676,7 @@
                 <w:noProof/>
                 <w:webHidden/>
               </w:rPr>
-              <w:t>36</w:t>
+              <w:t>34</w:t>
             </w:r>
             <w:r>
               <w:rPr>
@@ -6823,7 +7705,7 @@
               <w14:ligatures w14:val="standardContextual"/>
             </w:rPr>
           </w:pPr>
-          <w:hyperlink w:anchor="_Toc243759374" w:history="1">
+          <w:hyperlink w:anchor="_Toc243926877" w:history="1">
             <w:r>
               <w:rPr>
                 <w:rStyle w:val="Hyperlink"/>
@@ -6842,14 +7724,87 @@
                 <w:sz w:val="24"/>
                 <w14:ligatures w14:val="standardContextual"/>
               </w:rPr>
+              <w:t xml:space="preserve"> </w:t>
+            </w:r>
+            <w:r>
+              <w:rPr>
+                <w:rStyle w:val="Hyperlink"/>
+                <w:noProof/>
+              </w:rPr>
+              <w:t>System Design and Architecture</w:t>
+            </w:r>
+            <w:r>
+              <w:rPr>
+                <w:noProof/>
+                <w:webHidden/>
+              </w:rPr>
               <w:tab/>
             </w:r>
             <w:r>
               <w:rPr>
+                <w:noProof/>
+                <w:webHidden/>
+              </w:rPr>
+              <w:fldChar w:fldCharType="begin"/>
+            </w:r>
+            <w:r>
+              <w:rPr>
+                <w:noProof/>
+                <w:webHidden/>
+              </w:rPr>
+              <w:instrText xml:space="preserve"> PAGEREF _Toc243926877 \h </w:instrText>
+            </w:r>
+            <w:r>
+              <w:rPr>
+                <w:noProof/>
+                <w:webHidden/>
+              </w:rPr>
+            </w:r>
+            <w:r>
+              <w:rPr>
+                <w:noProof/>
+                <w:webHidden/>
+              </w:rPr>
+              <w:fldChar w:fldCharType="separate"/>
+            </w:r>
+            <w:r>
+              <w:rPr>
+                <w:noProof/>
+                <w:webHidden/>
+              </w:rPr>
+              <w:t>35</w:t>
+            </w:r>
+            <w:r>
+              <w:rPr>
+                <w:noProof/>
+                <w:webHidden/>
+              </w:rPr>
+              <w:fldChar w:fldCharType="end"/>
+            </w:r>
+          </w:hyperlink>
+        </w:p>
+        <w:p>
+          <w:pPr>
+            <w:pStyle w:val="TOC2"/>
+            <w:tabs>
+              <w:tab w:val="right" w:leader="dot" w:pos="9020"/>
+            </w:tabs>
+            <w:rPr>
+              <w:rFonts w:asciiTheme="minorHAnsi" w:eastAsiaTheme="minorEastAsia" w:hAnsiTheme="minorHAnsi" w:cstheme="minorBidi"/>
+              <w:noProof/>
+              <w:color w:val="auto"/>
+              <w:kern w:val="2"/>
+              <w:sz w:val="24"/>
+              <w14:ligatures w14:val="standardContextual"/>
+            </w:rPr>
+          </w:pPr>
+          <w:hyperlink w:anchor="_Toc243926878" w:history="1">
+            <w:r>
+              <w:rPr>
                 <w:rStyle w:val="Hyperlink"/>
                 <w:noProof/>
               </w:rPr>
-              <w:t>System Design and Architecture</w:t>
+              <w:t>3.5.1 Components</w:t>
             </w:r>
             <w:r>
               <w:rPr>
@@ -6870,7 +7825,7 @@
                 <w:noProof/>
                 <w:webHidden/>
               </w:rPr>
-              <w:instrText xml:space="preserve"> PAGEREF _Toc243759374 \h </w:instrText>
+              <w:instrText xml:space="preserve"> PAGEREF _Toc243926878 \h </w:instrText>
             </w:r>
             <w:r>
               <w:rPr>
@@ -6891,6 +7846,79 @@
                 <w:webHidden/>
               </w:rPr>
               <w:t>37</w:t>
+            </w:r>
+            <w:r>
+              <w:rPr>
+                <w:noProof/>
+                <w:webHidden/>
+              </w:rPr>
+              <w:fldChar w:fldCharType="end"/>
+            </w:r>
+          </w:hyperlink>
+        </w:p>
+        <w:p>
+          <w:pPr>
+            <w:pStyle w:val="TOC2"/>
+            <w:tabs>
+              <w:tab w:val="right" w:leader="dot" w:pos="9020"/>
+            </w:tabs>
+            <w:rPr>
+              <w:rFonts w:asciiTheme="minorHAnsi" w:eastAsiaTheme="minorEastAsia" w:hAnsiTheme="minorHAnsi" w:cstheme="minorBidi"/>
+              <w:noProof/>
+              <w:color w:val="auto"/>
+              <w:kern w:val="2"/>
+              <w:sz w:val="24"/>
+              <w14:ligatures w14:val="standardContextual"/>
+            </w:rPr>
+          </w:pPr>
+          <w:hyperlink w:anchor="_Toc243926879" w:history="1">
+            <w:r>
+              <w:rPr>
+                <w:rStyle w:val="Hyperlink"/>
+                <w:noProof/>
+              </w:rPr>
+              <w:t>3.5.2 Data Flow and Design Rationale</w:t>
+            </w:r>
+            <w:r>
+              <w:rPr>
+                <w:noProof/>
+                <w:webHidden/>
+              </w:rPr>
+              <w:tab/>
+            </w:r>
+            <w:r>
+              <w:rPr>
+                <w:noProof/>
+                <w:webHidden/>
+              </w:rPr>
+              <w:fldChar w:fldCharType="begin"/>
+            </w:r>
+            <w:r>
+              <w:rPr>
+                <w:noProof/>
+                <w:webHidden/>
+              </w:rPr>
+              <w:instrText xml:space="preserve"> PAGEREF _Toc243926879 \h </w:instrText>
+            </w:r>
+            <w:r>
+              <w:rPr>
+                <w:noProof/>
+                <w:webHidden/>
+              </w:rPr>
+            </w:r>
+            <w:r>
+              <w:rPr>
+                <w:noProof/>
+                <w:webHidden/>
+              </w:rPr>
+              <w:fldChar w:fldCharType="separate"/>
+            </w:r>
+            <w:r>
+              <w:rPr>
+                <w:noProof/>
+                <w:webHidden/>
+              </w:rPr>
+              <w:t>38</w:t>
             </w:r>
             <w:r>
               <w:rPr>
@@ -6919,7 +7947,7 @@
               <w14:ligatures w14:val="standardContextual"/>
             </w:rPr>
           </w:pPr>
-          <w:hyperlink w:anchor="_Toc243759375" w:history="1">
+          <w:hyperlink w:anchor="_Toc243926880" w:history="1">
             <w:r>
               <w:rPr>
                 <w:rStyle w:val="Hyperlink"/>
@@ -6938,14 +7966,87 @@
                 <w:sz w:val="24"/>
                 <w14:ligatures w14:val="standardContextual"/>
               </w:rPr>
+              <w:t xml:space="preserve"> </w:t>
+            </w:r>
+            <w:r>
+              <w:rPr>
+                <w:rStyle w:val="Hyperlink"/>
+                <w:noProof/>
+              </w:rPr>
+              <w:t>Implementation and Simulation</w:t>
+            </w:r>
+            <w:r>
+              <w:rPr>
+                <w:noProof/>
+                <w:webHidden/>
+              </w:rPr>
               <w:tab/>
             </w:r>
             <w:r>
               <w:rPr>
+                <w:noProof/>
+                <w:webHidden/>
+              </w:rPr>
+              <w:fldChar w:fldCharType="begin"/>
+            </w:r>
+            <w:r>
+              <w:rPr>
+                <w:noProof/>
+                <w:webHidden/>
+              </w:rPr>
+              <w:instrText xml:space="preserve"> PAGEREF _Toc243926880 \h </w:instrText>
+            </w:r>
+            <w:r>
+              <w:rPr>
+                <w:noProof/>
+                <w:webHidden/>
+              </w:rPr>
+            </w:r>
+            <w:r>
+              <w:rPr>
+                <w:noProof/>
+                <w:webHidden/>
+              </w:rPr>
+              <w:fldChar w:fldCharType="separate"/>
+            </w:r>
+            <w:r>
+              <w:rPr>
+                <w:noProof/>
+                <w:webHidden/>
+              </w:rPr>
+              <w:t>39</w:t>
+            </w:r>
+            <w:r>
+              <w:rPr>
+                <w:noProof/>
+                <w:webHidden/>
+              </w:rPr>
+              <w:fldChar w:fldCharType="end"/>
+            </w:r>
+          </w:hyperlink>
+        </w:p>
+        <w:p>
+          <w:pPr>
+            <w:pStyle w:val="TOC2"/>
+            <w:tabs>
+              <w:tab w:val="right" w:leader="dot" w:pos="9020"/>
+            </w:tabs>
+            <w:rPr>
+              <w:rFonts w:asciiTheme="minorHAnsi" w:eastAsiaTheme="minorEastAsia" w:hAnsiTheme="minorHAnsi" w:cstheme="minorBidi"/>
+              <w:noProof/>
+              <w:color w:val="auto"/>
+              <w:kern w:val="2"/>
+              <w:sz w:val="24"/>
+              <w14:ligatures w14:val="standardContextual"/>
+            </w:rPr>
+          </w:pPr>
+          <w:hyperlink w:anchor="_Toc243926881" w:history="1">
+            <w:r>
+              <w:rPr>
                 <w:rStyle w:val="Hyperlink"/>
                 <w:noProof/>
               </w:rPr>
-              <w:t>Implementation and Simulation</w:t>
+              <w:t>3.6.1 Datasets</w:t>
             </w:r>
             <w:r>
               <w:rPr>
@@ -6966,7 +8067,7 @@
                 <w:noProof/>
                 <w:webHidden/>
               </w:rPr>
-              <w:instrText xml:space="preserve"> PAGEREF _Toc243759375 \h </w:instrText>
+              <w:instrText xml:space="preserve"> PAGEREF _Toc243926881 \h </w:instrText>
             </w:r>
             <w:r>
               <w:rPr>
@@ -6986,7 +8087,372 @@
                 <w:noProof/>
                 <w:webHidden/>
               </w:rPr>
+              <w:t>39</w:t>
+            </w:r>
+            <w:r>
+              <w:rPr>
+                <w:noProof/>
+                <w:webHidden/>
+              </w:rPr>
+              <w:fldChar w:fldCharType="end"/>
+            </w:r>
+          </w:hyperlink>
+        </w:p>
+        <w:p>
+          <w:pPr>
+            <w:pStyle w:val="TOC2"/>
+            <w:tabs>
+              <w:tab w:val="right" w:leader="dot" w:pos="9020"/>
+            </w:tabs>
+            <w:rPr>
+              <w:rFonts w:asciiTheme="minorHAnsi" w:eastAsiaTheme="minorEastAsia" w:hAnsiTheme="minorHAnsi" w:cstheme="minorBidi"/>
+              <w:noProof/>
+              <w:color w:val="auto"/>
+              <w:kern w:val="2"/>
+              <w:sz w:val="24"/>
+              <w14:ligatures w14:val="standardContextual"/>
+            </w:rPr>
+          </w:pPr>
+          <w:hyperlink w:anchor="_Toc243926882" w:history="1">
+            <w:r>
+              <w:rPr>
+                <w:rStyle w:val="Hyperlink"/>
+                <w:noProof/>
+              </w:rPr>
+              <w:t>3.6.2 Data Preprocessing</w:t>
+            </w:r>
+            <w:r>
+              <w:rPr>
+                <w:noProof/>
+                <w:webHidden/>
+              </w:rPr>
+              <w:tab/>
+            </w:r>
+            <w:r>
+              <w:rPr>
+                <w:noProof/>
+                <w:webHidden/>
+              </w:rPr>
+              <w:fldChar w:fldCharType="begin"/>
+            </w:r>
+            <w:r>
+              <w:rPr>
+                <w:noProof/>
+                <w:webHidden/>
+              </w:rPr>
+              <w:instrText xml:space="preserve"> PAGEREF _Toc243926882 \h </w:instrText>
+            </w:r>
+            <w:r>
+              <w:rPr>
+                <w:noProof/>
+                <w:webHidden/>
+              </w:rPr>
+            </w:r>
+            <w:r>
+              <w:rPr>
+                <w:noProof/>
+                <w:webHidden/>
+              </w:rPr>
+              <w:fldChar w:fldCharType="separate"/>
+            </w:r>
+            <w:r>
+              <w:rPr>
+                <w:noProof/>
+                <w:webHidden/>
+              </w:rPr>
               <w:t>40</w:t>
+            </w:r>
+            <w:r>
+              <w:rPr>
+                <w:noProof/>
+                <w:webHidden/>
+              </w:rPr>
+              <w:fldChar w:fldCharType="end"/>
+            </w:r>
+          </w:hyperlink>
+        </w:p>
+        <w:p>
+          <w:pPr>
+            <w:pStyle w:val="TOC2"/>
+            <w:tabs>
+              <w:tab w:val="right" w:leader="dot" w:pos="9020"/>
+            </w:tabs>
+            <w:rPr>
+              <w:rFonts w:asciiTheme="minorHAnsi" w:eastAsiaTheme="minorEastAsia" w:hAnsiTheme="minorHAnsi" w:cstheme="minorBidi"/>
+              <w:noProof/>
+              <w:color w:val="auto"/>
+              <w:kern w:val="2"/>
+              <w:sz w:val="24"/>
+              <w14:ligatures w14:val="standardContextual"/>
+            </w:rPr>
+          </w:pPr>
+          <w:hyperlink w:anchor="_Toc243926883" w:history="1">
+            <w:r>
+              <w:rPr>
+                <w:rStyle w:val="Hyperlink"/>
+                <w:noProof/>
+              </w:rPr>
+              <w:t>3.6.3 Feature Engineering</w:t>
+            </w:r>
+            <w:r>
+              <w:rPr>
+                <w:noProof/>
+                <w:webHidden/>
+              </w:rPr>
+              <w:tab/>
+            </w:r>
+            <w:r>
+              <w:rPr>
+                <w:noProof/>
+                <w:webHidden/>
+              </w:rPr>
+              <w:fldChar w:fldCharType="begin"/>
+            </w:r>
+            <w:r>
+              <w:rPr>
+                <w:noProof/>
+                <w:webHidden/>
+              </w:rPr>
+              <w:instrText xml:space="preserve"> PAGEREF _Toc243926883 \h </w:instrText>
+            </w:r>
+            <w:r>
+              <w:rPr>
+                <w:noProof/>
+                <w:webHidden/>
+              </w:rPr>
+            </w:r>
+            <w:r>
+              <w:rPr>
+                <w:noProof/>
+                <w:webHidden/>
+              </w:rPr>
+              <w:fldChar w:fldCharType="separate"/>
+            </w:r>
+            <w:r>
+              <w:rPr>
+                <w:noProof/>
+                <w:webHidden/>
+              </w:rPr>
+              <w:t>42</w:t>
+            </w:r>
+            <w:r>
+              <w:rPr>
+                <w:noProof/>
+                <w:webHidden/>
+              </w:rPr>
+              <w:fldChar w:fldCharType="end"/>
+            </w:r>
+          </w:hyperlink>
+        </w:p>
+        <w:p>
+          <w:pPr>
+            <w:pStyle w:val="TOC2"/>
+            <w:tabs>
+              <w:tab w:val="right" w:leader="dot" w:pos="9020"/>
+            </w:tabs>
+            <w:rPr>
+              <w:rFonts w:asciiTheme="minorHAnsi" w:eastAsiaTheme="minorEastAsia" w:hAnsiTheme="minorHAnsi" w:cstheme="minorBidi"/>
+              <w:noProof/>
+              <w:color w:val="auto"/>
+              <w:kern w:val="2"/>
+              <w:sz w:val="24"/>
+              <w14:ligatures w14:val="standardContextual"/>
+            </w:rPr>
+          </w:pPr>
+          <w:hyperlink w:anchor="_Toc243926884" w:history="1">
+            <w:r>
+              <w:rPr>
+                <w:rStyle w:val="Hyperlink"/>
+                <w:noProof/>
+              </w:rPr>
+              <w:t>3.6.4 Machine Learning Algorithms</w:t>
+            </w:r>
+            <w:r>
+              <w:rPr>
+                <w:noProof/>
+                <w:webHidden/>
+              </w:rPr>
+              <w:tab/>
+            </w:r>
+            <w:r>
+              <w:rPr>
+                <w:noProof/>
+                <w:webHidden/>
+              </w:rPr>
+              <w:fldChar w:fldCharType="begin"/>
+            </w:r>
+            <w:r>
+              <w:rPr>
+                <w:noProof/>
+                <w:webHidden/>
+              </w:rPr>
+              <w:instrText xml:space="preserve"> PAGEREF _Toc243926884 \h </w:instrText>
+            </w:r>
+            <w:r>
+              <w:rPr>
+                <w:noProof/>
+                <w:webHidden/>
+              </w:rPr>
+            </w:r>
+            <w:r>
+              <w:rPr>
+                <w:noProof/>
+                <w:webHidden/>
+              </w:rPr>
+              <w:fldChar w:fldCharType="separate"/>
+            </w:r>
+            <w:r>
+              <w:rPr>
+                <w:noProof/>
+                <w:webHidden/>
+              </w:rPr>
+              <w:t>43</w:t>
+            </w:r>
+            <w:r>
+              <w:rPr>
+                <w:noProof/>
+                <w:webHidden/>
+              </w:rPr>
+              <w:fldChar w:fldCharType="end"/>
+            </w:r>
+          </w:hyperlink>
+        </w:p>
+        <w:p>
+          <w:pPr>
+            <w:pStyle w:val="TOC2"/>
+            <w:tabs>
+              <w:tab w:val="right" w:leader="dot" w:pos="9020"/>
+            </w:tabs>
+            <w:rPr>
+              <w:rFonts w:asciiTheme="minorHAnsi" w:eastAsiaTheme="minorEastAsia" w:hAnsiTheme="minorHAnsi" w:cstheme="minorBidi"/>
+              <w:noProof/>
+              <w:color w:val="auto"/>
+              <w:kern w:val="2"/>
+              <w:sz w:val="24"/>
+              <w14:ligatures w14:val="standardContextual"/>
+            </w:rPr>
+          </w:pPr>
+          <w:hyperlink w:anchor="_Toc243926885" w:history="1">
+            <w:r>
+              <w:rPr>
+                <w:rStyle w:val="Hyperlink"/>
+                <w:noProof/>
+              </w:rPr>
+              <w:t>3.6.5 Training Procedure</w:t>
+            </w:r>
+            <w:r>
+              <w:rPr>
+                <w:noProof/>
+                <w:webHidden/>
+              </w:rPr>
+              <w:tab/>
+            </w:r>
+            <w:r>
+              <w:rPr>
+                <w:noProof/>
+                <w:webHidden/>
+              </w:rPr>
+              <w:fldChar w:fldCharType="begin"/>
+            </w:r>
+            <w:r>
+              <w:rPr>
+                <w:noProof/>
+                <w:webHidden/>
+              </w:rPr>
+              <w:instrText xml:space="preserve"> PAGEREF _Toc243926885 \h </w:instrText>
+            </w:r>
+            <w:r>
+              <w:rPr>
+                <w:noProof/>
+                <w:webHidden/>
+              </w:rPr>
+            </w:r>
+            <w:r>
+              <w:rPr>
+                <w:noProof/>
+                <w:webHidden/>
+              </w:rPr>
+              <w:fldChar w:fldCharType="separate"/>
+            </w:r>
+            <w:r>
+              <w:rPr>
+                <w:noProof/>
+                <w:webHidden/>
+              </w:rPr>
+              <w:t>44</w:t>
+            </w:r>
+            <w:r>
+              <w:rPr>
+                <w:noProof/>
+                <w:webHidden/>
+              </w:rPr>
+              <w:fldChar w:fldCharType="end"/>
+            </w:r>
+          </w:hyperlink>
+        </w:p>
+        <w:p>
+          <w:pPr>
+            <w:pStyle w:val="TOC2"/>
+            <w:tabs>
+              <w:tab w:val="right" w:leader="dot" w:pos="9020"/>
+            </w:tabs>
+            <w:rPr>
+              <w:rFonts w:asciiTheme="minorHAnsi" w:eastAsiaTheme="minorEastAsia" w:hAnsiTheme="minorHAnsi" w:cstheme="minorBidi"/>
+              <w:noProof/>
+              <w:color w:val="auto"/>
+              <w:kern w:val="2"/>
+              <w:sz w:val="24"/>
+              <w14:ligatures w14:val="standardContextual"/>
+            </w:rPr>
+          </w:pPr>
+          <w:hyperlink w:anchor="_Toc243926886" w:history="1">
+            <w:r>
+              <w:rPr>
+                <w:rStyle w:val="Hyperlink"/>
+                <w:noProof/>
+              </w:rPr>
+              <w:t>3.6.6 Experimental Setup</w:t>
+            </w:r>
+            <w:r>
+              <w:rPr>
+                <w:noProof/>
+                <w:webHidden/>
+              </w:rPr>
+              <w:tab/>
+            </w:r>
+            <w:r>
+              <w:rPr>
+                <w:noProof/>
+                <w:webHidden/>
+              </w:rPr>
+              <w:fldChar w:fldCharType="begin"/>
+            </w:r>
+            <w:r>
+              <w:rPr>
+                <w:noProof/>
+                <w:webHidden/>
+              </w:rPr>
+              <w:instrText xml:space="preserve"> PAGEREF _Toc243926886 \h </w:instrText>
+            </w:r>
+            <w:r>
+              <w:rPr>
+                <w:noProof/>
+                <w:webHidden/>
+              </w:rPr>
+            </w:r>
+            <w:r>
+              <w:rPr>
+                <w:noProof/>
+                <w:webHidden/>
+              </w:rPr>
+              <w:fldChar w:fldCharType="separate"/>
+            </w:r>
+            <w:r>
+              <w:rPr>
+                <w:noProof/>
+                <w:webHidden/>
+              </w:rPr>
+              <w:t>45</w:t>
             </w:r>
             <w:r>
               <w:rPr>
@@ -7015,7 +8481,7 @@
               <w14:ligatures w14:val="standardContextual"/>
             </w:rPr>
           </w:pPr>
-          <w:hyperlink w:anchor="_Toc243759376" w:history="1">
+          <w:hyperlink w:anchor="_Toc243926887" w:history="1">
             <w:r>
               <w:rPr>
                 <w:rStyle w:val="Hyperlink"/>
@@ -7034,24 +8500,24 @@
                 <w:sz w:val="24"/>
                 <w14:ligatures w14:val="standardContextual"/>
               </w:rPr>
+              <w:t xml:space="preserve"> </w:t>
+            </w:r>
+            <w:r>
+              <w:rPr>
+                <w:rStyle w:val="Hyperlink"/>
+                <w:noProof/>
+              </w:rPr>
+              <w:t>Tools and Technologies Used</w:t>
+            </w:r>
+            <w:r>
+              <w:rPr>
+                <w:noProof/>
+                <w:webHidden/>
+              </w:rPr>
               <w:tab/>
             </w:r>
             <w:r>
               <w:rPr>
-                <w:rStyle w:val="Hyperlink"/>
-                <w:noProof/>
-              </w:rPr>
-              <w:t>Tools and Technologies Used</w:t>
-            </w:r>
-            <w:r>
-              <w:rPr>
-                <w:noProof/>
-                <w:webHidden/>
-              </w:rPr>
-              <w:tab/>
-            </w:r>
-            <w:r>
-              <w:rPr>
                 <w:noProof/>
                 <w:webHidden/>
               </w:rPr>
@@ -7062,7 +8528,7 @@
                 <w:noProof/>
                 <w:webHidden/>
               </w:rPr>
-              <w:instrText xml:space="preserve"> PAGEREF _Toc243759376 \h </w:instrText>
+              <w:instrText xml:space="preserve"> PAGEREF _Toc243926887 \h </w:instrText>
             </w:r>
             <w:r>
               <w:rPr>
@@ -7082,7 +8548,7 @@
                 <w:noProof/>
                 <w:webHidden/>
               </w:rPr>
-              <w:t>49</w:t>
+              <w:t>47</w:t>
             </w:r>
             <w:r>
               <w:rPr>
@@ -7111,7 +8577,7 @@
               <w14:ligatures w14:val="standardContextual"/>
             </w:rPr>
           </w:pPr>
-          <w:hyperlink w:anchor="_Toc243759377" w:history="1">
+          <w:hyperlink w:anchor="_Toc243926888" w:history="1">
             <w:r>
               <w:rPr>
                 <w:rStyle w:val="Hyperlink"/>
@@ -7130,24 +8596,24 @@
                 <w:sz w:val="24"/>
                 <w14:ligatures w14:val="standardContextual"/>
               </w:rPr>
+              <w:t xml:space="preserve"> </w:t>
+            </w:r>
+            <w:r>
+              <w:rPr>
+                <w:rStyle w:val="Hyperlink"/>
+                <w:noProof/>
+              </w:rPr>
+              <w:t>Summary</w:t>
+            </w:r>
+            <w:r>
+              <w:rPr>
+                <w:noProof/>
+                <w:webHidden/>
+              </w:rPr>
               <w:tab/>
             </w:r>
             <w:r>
               <w:rPr>
-                <w:rStyle w:val="Hyperlink"/>
-                <w:noProof/>
-              </w:rPr>
-              <w:t>Summary</w:t>
-            </w:r>
-            <w:r>
-              <w:rPr>
-                <w:noProof/>
-                <w:webHidden/>
-              </w:rPr>
-              <w:tab/>
-            </w:r>
-            <w:r>
-              <w:rPr>
                 <w:noProof/>
                 <w:webHidden/>
               </w:rPr>
@@ -7158,7 +8624,7 @@
                 <w:noProof/>
                 <w:webHidden/>
               </w:rPr>
-              <w:instrText xml:space="preserve"> PAGEREF _Toc243759377 \h </w:instrText>
+              <w:instrText xml:space="preserve"> PAGEREF _Toc243926888 \h </w:instrText>
             </w:r>
             <w:r>
               <w:rPr>
@@ -7178,7 +8644,7 @@
                 <w:noProof/>
                 <w:webHidden/>
               </w:rPr>
-              <w:t>50</w:t>
+              <w:t>48</w:t>
             </w:r>
             <w:r>
               <w:rPr>
@@ -7206,7 +8672,7 @@
               <w14:ligatures w14:val="standardContextual"/>
             </w:rPr>
           </w:pPr>
-          <w:hyperlink w:anchor="_Toc243759378" w:history="1">
+          <w:hyperlink w:anchor="_Toc243926889" w:history="1">
             <w:r>
               <w:rPr>
                 <w:rStyle w:val="Hyperlink"/>
@@ -7248,7 +8714,7 @@
                 <w:noProof/>
                 <w:webHidden/>
               </w:rPr>
-              <w:instrText xml:space="preserve"> PAGEREF _Toc243759378 \h </w:instrText>
+              <w:instrText xml:space="preserve"> PAGEREF _Toc243926889 \h </w:instrText>
             </w:r>
             <w:r>
               <w:rPr>
@@ -7268,7 +8734,7 @@
                 <w:noProof/>
                 <w:webHidden/>
               </w:rPr>
-              <w:t>51</w:t>
+              <w:t>49</w:t>
             </w:r>
             <w:r>
               <w:rPr>
@@ -7296,7 +8762,7 @@
               <w14:ligatures w14:val="standardContextual"/>
             </w:rPr>
           </w:pPr>
-          <w:hyperlink w:anchor="_Toc243759379" w:history="1">
+          <w:hyperlink w:anchor="_Toc243926890" w:history="1">
             <w:r>
               <w:rPr>
                 <w:rStyle w:val="Hyperlink"/>
@@ -7323,7 +8789,7 @@
                 <w:noProof/>
                 <w:webHidden/>
               </w:rPr>
-              <w:instrText xml:space="preserve"> PAGEREF _Toc243759379 \h </w:instrText>
+              <w:instrText xml:space="preserve"> PAGEREF _Toc243926890 \h </w:instrText>
             </w:r>
             <w:r>
               <w:rPr>
@@ -7343,7 +8809,7 @@
                 <w:noProof/>
                 <w:webHidden/>
               </w:rPr>
-              <w:t>51</w:t>
+              <w:t>49</w:t>
             </w:r>
             <w:r>
               <w:rPr>
@@ -7372,7 +8838,7 @@
               <w14:ligatures w14:val="standardContextual"/>
             </w:rPr>
           </w:pPr>
-          <w:hyperlink w:anchor="_Toc243759380" w:history="1">
+          <w:hyperlink w:anchor="_Toc243926891" w:history="1">
             <w:r>
               <w:rPr>
                 <w:rStyle w:val="Hyperlink"/>
@@ -7391,24 +8857,24 @@
                 <w:sz w:val="24"/>
                 <w14:ligatures w14:val="standardContextual"/>
               </w:rPr>
+              <w:t xml:space="preserve"> </w:t>
+            </w:r>
+            <w:r>
+              <w:rPr>
+                <w:rStyle w:val="Hyperlink"/>
+                <w:noProof/>
+              </w:rPr>
+              <w:t>Introduction</w:t>
+            </w:r>
+            <w:r>
+              <w:rPr>
+                <w:noProof/>
+                <w:webHidden/>
+              </w:rPr>
               <w:tab/>
             </w:r>
             <w:r>
               <w:rPr>
-                <w:rStyle w:val="Hyperlink"/>
-                <w:noProof/>
-              </w:rPr>
-              <w:t>Introduction</w:t>
-            </w:r>
-            <w:r>
-              <w:rPr>
-                <w:noProof/>
-                <w:webHidden/>
-              </w:rPr>
-              <w:tab/>
-            </w:r>
-            <w:r>
-              <w:rPr>
                 <w:noProof/>
                 <w:webHidden/>
               </w:rPr>
@@ -7419,7 +8885,7 @@
                 <w:noProof/>
                 <w:webHidden/>
               </w:rPr>
-              <w:instrText xml:space="preserve"> PAGEREF _Toc243759380 \h </w:instrText>
+              <w:instrText xml:space="preserve"> PAGEREF _Toc243926891 \h </w:instrText>
             </w:r>
             <w:r>
               <w:rPr>
@@ -7439,7 +8905,7 @@
                 <w:noProof/>
                 <w:webHidden/>
               </w:rPr>
-              <w:t>51</w:t>
+              <w:t>49</w:t>
             </w:r>
             <w:r>
               <w:rPr>
@@ -7468,7 +8934,7 @@
               <w14:ligatures w14:val="standardContextual"/>
             </w:rPr>
           </w:pPr>
-          <w:hyperlink w:anchor="_Toc243759381" w:history="1">
+          <w:hyperlink w:anchor="_Toc243926892" w:history="1">
             <w:r>
               <w:rPr>
                 <w:rStyle w:val="Hyperlink"/>
@@ -7487,14 +8953,87 @@
                 <w:sz w:val="24"/>
                 <w14:ligatures w14:val="standardContextual"/>
               </w:rPr>
+              <w:t xml:space="preserve"> </w:t>
+            </w:r>
+            <w:r>
+              <w:rPr>
+                <w:rStyle w:val="Hyperlink"/>
+                <w:noProof/>
+              </w:rPr>
+              <w:t>System Setup and Environment</w:t>
+            </w:r>
+            <w:r>
+              <w:rPr>
+                <w:noProof/>
+                <w:webHidden/>
+              </w:rPr>
               <w:tab/>
             </w:r>
             <w:r>
               <w:rPr>
+                <w:noProof/>
+                <w:webHidden/>
+              </w:rPr>
+              <w:fldChar w:fldCharType="begin"/>
+            </w:r>
+            <w:r>
+              <w:rPr>
+                <w:noProof/>
+                <w:webHidden/>
+              </w:rPr>
+              <w:instrText xml:space="preserve"> PAGEREF _Toc243926892 \h </w:instrText>
+            </w:r>
+            <w:r>
+              <w:rPr>
+                <w:noProof/>
+                <w:webHidden/>
+              </w:rPr>
+            </w:r>
+            <w:r>
+              <w:rPr>
+                <w:noProof/>
+                <w:webHidden/>
+              </w:rPr>
+              <w:fldChar w:fldCharType="separate"/>
+            </w:r>
+            <w:r>
+              <w:rPr>
+                <w:noProof/>
+                <w:webHidden/>
+              </w:rPr>
+              <w:t>49</w:t>
+            </w:r>
+            <w:r>
+              <w:rPr>
+                <w:noProof/>
+                <w:webHidden/>
+              </w:rPr>
+              <w:fldChar w:fldCharType="end"/>
+            </w:r>
+          </w:hyperlink>
+        </w:p>
+        <w:p>
+          <w:pPr>
+            <w:pStyle w:val="TOC2"/>
+            <w:tabs>
+              <w:tab w:val="right" w:leader="dot" w:pos="9020"/>
+            </w:tabs>
+            <w:rPr>
+              <w:rFonts w:asciiTheme="minorHAnsi" w:eastAsiaTheme="minorEastAsia" w:hAnsiTheme="minorHAnsi" w:cstheme="minorBidi"/>
+              <w:noProof/>
+              <w:color w:val="auto"/>
+              <w:kern w:val="2"/>
+              <w:sz w:val="24"/>
+              <w14:ligatures w14:val="standardContextual"/>
+            </w:rPr>
+          </w:pPr>
+          <w:hyperlink w:anchor="_Toc243926893" w:history="1">
+            <w:r>
+              <w:rPr>
                 <w:rStyle w:val="Hyperlink"/>
                 <w:noProof/>
               </w:rPr>
-              <w:t>System Setup and Environment</w:t>
+              <w:t>4.2.1 Hardware</w:t>
             </w:r>
             <w:r>
               <w:rPr>
@@ -7515,7 +9054,226 @@
                 <w:noProof/>
                 <w:webHidden/>
               </w:rPr>
-              <w:instrText xml:space="preserve"> PAGEREF _Toc243759381 \h </w:instrText>
+              <w:instrText xml:space="preserve"> PAGEREF _Toc243926893 \h </w:instrText>
+            </w:r>
+            <w:r>
+              <w:rPr>
+                <w:noProof/>
+                <w:webHidden/>
+              </w:rPr>
+            </w:r>
+            <w:r>
+              <w:rPr>
+                <w:noProof/>
+                <w:webHidden/>
+              </w:rPr>
+              <w:fldChar w:fldCharType="separate"/>
+            </w:r>
+            <w:r>
+              <w:rPr>
+                <w:noProof/>
+                <w:webHidden/>
+              </w:rPr>
+              <w:t>49</w:t>
+            </w:r>
+            <w:r>
+              <w:rPr>
+                <w:noProof/>
+                <w:webHidden/>
+              </w:rPr>
+              <w:fldChar w:fldCharType="end"/>
+            </w:r>
+          </w:hyperlink>
+        </w:p>
+        <w:p>
+          <w:pPr>
+            <w:pStyle w:val="TOC2"/>
+            <w:tabs>
+              <w:tab w:val="right" w:leader="dot" w:pos="9020"/>
+            </w:tabs>
+            <w:rPr>
+              <w:rFonts w:asciiTheme="minorHAnsi" w:eastAsiaTheme="minorEastAsia" w:hAnsiTheme="minorHAnsi" w:cstheme="minorBidi"/>
+              <w:noProof/>
+              <w:color w:val="auto"/>
+              <w:kern w:val="2"/>
+              <w:sz w:val="24"/>
+              <w14:ligatures w14:val="standardContextual"/>
+            </w:rPr>
+          </w:pPr>
+          <w:hyperlink w:anchor="_Toc243926894" w:history="1">
+            <w:r>
+              <w:rPr>
+                <w:rStyle w:val="Hyperlink"/>
+                <w:noProof/>
+              </w:rPr>
+              <w:t>4.2.2 Software Environment</w:t>
+            </w:r>
+            <w:r>
+              <w:rPr>
+                <w:noProof/>
+                <w:webHidden/>
+              </w:rPr>
+              <w:tab/>
+            </w:r>
+            <w:r>
+              <w:rPr>
+                <w:noProof/>
+                <w:webHidden/>
+              </w:rPr>
+              <w:fldChar w:fldCharType="begin"/>
+            </w:r>
+            <w:r>
+              <w:rPr>
+                <w:noProof/>
+                <w:webHidden/>
+              </w:rPr>
+              <w:instrText xml:space="preserve"> PAGEREF _Toc243926894 \h </w:instrText>
+            </w:r>
+            <w:r>
+              <w:rPr>
+                <w:noProof/>
+                <w:webHidden/>
+              </w:rPr>
+            </w:r>
+            <w:r>
+              <w:rPr>
+                <w:noProof/>
+                <w:webHidden/>
+              </w:rPr>
+              <w:fldChar w:fldCharType="separate"/>
+            </w:r>
+            <w:r>
+              <w:rPr>
+                <w:noProof/>
+                <w:webHidden/>
+              </w:rPr>
+              <w:t>50</w:t>
+            </w:r>
+            <w:r>
+              <w:rPr>
+                <w:noProof/>
+                <w:webHidden/>
+              </w:rPr>
+              <w:fldChar w:fldCharType="end"/>
+            </w:r>
+          </w:hyperlink>
+        </w:p>
+        <w:p>
+          <w:pPr>
+            <w:pStyle w:val="TOC2"/>
+            <w:tabs>
+              <w:tab w:val="right" w:leader="dot" w:pos="9020"/>
+            </w:tabs>
+            <w:rPr>
+              <w:rFonts w:asciiTheme="minorHAnsi" w:eastAsiaTheme="minorEastAsia" w:hAnsiTheme="minorHAnsi" w:cstheme="minorBidi"/>
+              <w:noProof/>
+              <w:color w:val="auto"/>
+              <w:kern w:val="2"/>
+              <w:sz w:val="24"/>
+              <w14:ligatures w14:val="standardContextual"/>
+            </w:rPr>
+          </w:pPr>
+          <w:hyperlink w:anchor="_Toc243926895" w:history="1">
+            <w:r>
+              <w:rPr>
+                <w:rStyle w:val="Hyperlink"/>
+                <w:noProof/>
+              </w:rPr>
+              <w:t>4.2.3 Reproducibility Measures</w:t>
+            </w:r>
+            <w:r>
+              <w:rPr>
+                <w:noProof/>
+                <w:webHidden/>
+              </w:rPr>
+              <w:tab/>
+            </w:r>
+            <w:r>
+              <w:rPr>
+                <w:noProof/>
+                <w:webHidden/>
+              </w:rPr>
+              <w:fldChar w:fldCharType="begin"/>
+            </w:r>
+            <w:r>
+              <w:rPr>
+                <w:noProof/>
+                <w:webHidden/>
+              </w:rPr>
+              <w:instrText xml:space="preserve"> PAGEREF _Toc243926895 \h </w:instrText>
+            </w:r>
+            <w:r>
+              <w:rPr>
+                <w:noProof/>
+                <w:webHidden/>
+              </w:rPr>
+            </w:r>
+            <w:r>
+              <w:rPr>
+                <w:noProof/>
+                <w:webHidden/>
+              </w:rPr>
+              <w:fldChar w:fldCharType="separate"/>
+            </w:r>
+            <w:r>
+              <w:rPr>
+                <w:noProof/>
+                <w:webHidden/>
+              </w:rPr>
+              <w:t>50</w:t>
+            </w:r>
+            <w:r>
+              <w:rPr>
+                <w:noProof/>
+                <w:webHidden/>
+              </w:rPr>
+              <w:fldChar w:fldCharType="end"/>
+            </w:r>
+          </w:hyperlink>
+        </w:p>
+        <w:p>
+          <w:pPr>
+            <w:pStyle w:val="TOC2"/>
+            <w:tabs>
+              <w:tab w:val="right" w:leader="dot" w:pos="9020"/>
+            </w:tabs>
+            <w:rPr>
+              <w:rFonts w:asciiTheme="minorHAnsi" w:eastAsiaTheme="minorEastAsia" w:hAnsiTheme="minorHAnsi" w:cstheme="minorBidi"/>
+              <w:noProof/>
+              <w:color w:val="auto"/>
+              <w:kern w:val="2"/>
+              <w:sz w:val="24"/>
+              <w14:ligatures w14:val="standardContextual"/>
+            </w:rPr>
+          </w:pPr>
+          <w:hyperlink w:anchor="_Toc243926896" w:history="1">
+            <w:r>
+              <w:rPr>
+                <w:rStyle w:val="Hyperlink"/>
+                <w:noProof/>
+              </w:rPr>
+              <w:t>4.2.4 Execution Time</w:t>
+            </w:r>
+            <w:r>
+              <w:rPr>
+                <w:noProof/>
+                <w:webHidden/>
+              </w:rPr>
+              <w:tab/>
+            </w:r>
+            <w:r>
+              <w:rPr>
+                <w:noProof/>
+                <w:webHidden/>
+              </w:rPr>
+              <w:fldChar w:fldCharType="begin"/>
+            </w:r>
+            <w:r>
+              <w:rPr>
+                <w:noProof/>
+                <w:webHidden/>
+              </w:rPr>
+              <w:instrText xml:space="preserve"> PAGEREF _Toc243926896 \h </w:instrText>
             </w:r>
             <w:r>
               <w:rPr>
@@ -7564,7 +9322,7 @@
               <w14:ligatures w14:val="standardContextual"/>
             </w:rPr>
           </w:pPr>
-          <w:hyperlink w:anchor="_Toc243759382" w:history="1">
+          <w:hyperlink w:anchor="_Toc243926897" w:history="1">
             <w:r>
               <w:rPr>
                 <w:rStyle w:val="Hyperlink"/>
@@ -7583,14 +9341,87 @@
                 <w:sz w:val="24"/>
                 <w14:ligatures w14:val="standardContextual"/>
               </w:rPr>
+              <w:t xml:space="preserve"> </w:t>
+            </w:r>
+            <w:r>
+              <w:rPr>
+                <w:rStyle w:val="Hyperlink"/>
+                <w:noProof/>
+              </w:rPr>
+              <w:t>Implementation of the System</w:t>
+            </w:r>
+            <w:r>
+              <w:rPr>
+                <w:noProof/>
+                <w:webHidden/>
+              </w:rPr>
               <w:tab/>
             </w:r>
             <w:r>
               <w:rPr>
+                <w:noProof/>
+                <w:webHidden/>
+              </w:rPr>
+              <w:fldChar w:fldCharType="begin"/>
+            </w:r>
+            <w:r>
+              <w:rPr>
+                <w:noProof/>
+                <w:webHidden/>
+              </w:rPr>
+              <w:instrText xml:space="preserve"> PAGEREF _Toc243926897 \h </w:instrText>
+            </w:r>
+            <w:r>
+              <w:rPr>
+                <w:noProof/>
+                <w:webHidden/>
+              </w:rPr>
+            </w:r>
+            <w:r>
+              <w:rPr>
+                <w:noProof/>
+                <w:webHidden/>
+              </w:rPr>
+              <w:fldChar w:fldCharType="separate"/>
+            </w:r>
+            <w:r>
+              <w:rPr>
+                <w:noProof/>
+                <w:webHidden/>
+              </w:rPr>
+              <w:t>51</w:t>
+            </w:r>
+            <w:r>
+              <w:rPr>
+                <w:noProof/>
+                <w:webHidden/>
+              </w:rPr>
+              <w:fldChar w:fldCharType="end"/>
+            </w:r>
+          </w:hyperlink>
+        </w:p>
+        <w:p>
+          <w:pPr>
+            <w:pStyle w:val="TOC2"/>
+            <w:tabs>
+              <w:tab w:val="right" w:leader="dot" w:pos="9020"/>
+            </w:tabs>
+            <w:rPr>
+              <w:rFonts w:asciiTheme="minorHAnsi" w:eastAsiaTheme="minorEastAsia" w:hAnsiTheme="minorHAnsi" w:cstheme="minorBidi"/>
+              <w:noProof/>
+              <w:color w:val="auto"/>
+              <w:kern w:val="2"/>
+              <w:sz w:val="24"/>
+              <w14:ligatures w14:val="standardContextual"/>
+            </w:rPr>
+          </w:pPr>
+          <w:hyperlink w:anchor="_Toc243926898" w:history="1">
+            <w:r>
+              <w:rPr>
                 <w:rStyle w:val="Hyperlink"/>
                 <w:noProof/>
               </w:rPr>
-              <w:t>Implementation of the System</w:t>
+              <w:t>4.3.1 Training Workflow</w:t>
             </w:r>
             <w:r>
               <w:rPr>
@@ -7611,7 +9442,7 @@
                 <w:noProof/>
                 <w:webHidden/>
               </w:rPr>
-              <w:instrText xml:space="preserve"> PAGEREF _Toc243759382 \h </w:instrText>
+              <w:instrText xml:space="preserve"> PAGEREF _Toc243926898 \h </w:instrText>
             </w:r>
             <w:r>
               <w:rPr>
@@ -7631,7 +9462,153 @@
                 <w:noProof/>
                 <w:webHidden/>
               </w:rPr>
-              <w:t>53</w:t>
+              <w:t>51</w:t>
+            </w:r>
+            <w:r>
+              <w:rPr>
+                <w:noProof/>
+                <w:webHidden/>
+              </w:rPr>
+              <w:fldChar w:fldCharType="end"/>
+            </w:r>
+          </w:hyperlink>
+        </w:p>
+        <w:p>
+          <w:pPr>
+            <w:pStyle w:val="TOC2"/>
+            <w:tabs>
+              <w:tab w:val="right" w:leader="dot" w:pos="9020"/>
+            </w:tabs>
+            <w:rPr>
+              <w:rFonts w:asciiTheme="minorHAnsi" w:eastAsiaTheme="minorEastAsia" w:hAnsiTheme="minorHAnsi" w:cstheme="minorBidi"/>
+              <w:noProof/>
+              <w:color w:val="auto"/>
+              <w:kern w:val="2"/>
+              <w:sz w:val="24"/>
+              <w14:ligatures w14:val="standardContextual"/>
+            </w:rPr>
+          </w:pPr>
+          <w:hyperlink w:anchor="_Toc243926899" w:history="1">
+            <w:r>
+              <w:rPr>
+                <w:rStyle w:val="Hyperlink"/>
+                <w:noProof/>
+              </w:rPr>
+              <w:t>4.3.2 Prediction Workflow</w:t>
+            </w:r>
+            <w:r>
+              <w:rPr>
+                <w:noProof/>
+                <w:webHidden/>
+              </w:rPr>
+              <w:tab/>
+            </w:r>
+            <w:r>
+              <w:rPr>
+                <w:noProof/>
+                <w:webHidden/>
+              </w:rPr>
+              <w:fldChar w:fldCharType="begin"/>
+            </w:r>
+            <w:r>
+              <w:rPr>
+                <w:noProof/>
+                <w:webHidden/>
+              </w:rPr>
+              <w:instrText xml:space="preserve"> PAGEREF _Toc243926899 \h </w:instrText>
+            </w:r>
+            <w:r>
+              <w:rPr>
+                <w:noProof/>
+                <w:webHidden/>
+              </w:rPr>
+            </w:r>
+            <w:r>
+              <w:rPr>
+                <w:noProof/>
+                <w:webHidden/>
+              </w:rPr>
+              <w:fldChar w:fldCharType="separate"/>
+            </w:r>
+            <w:r>
+              <w:rPr>
+                <w:noProof/>
+                <w:webHidden/>
+              </w:rPr>
+              <w:t>52</w:t>
+            </w:r>
+            <w:r>
+              <w:rPr>
+                <w:noProof/>
+                <w:webHidden/>
+              </w:rPr>
+              <w:fldChar w:fldCharType="end"/>
+            </w:r>
+          </w:hyperlink>
+        </w:p>
+        <w:p>
+          <w:pPr>
+            <w:pStyle w:val="TOC2"/>
+            <w:tabs>
+              <w:tab w:val="right" w:leader="dot" w:pos="9020"/>
+            </w:tabs>
+            <w:rPr>
+              <w:rFonts w:asciiTheme="minorHAnsi" w:eastAsiaTheme="minorEastAsia" w:hAnsiTheme="minorHAnsi" w:cstheme="minorBidi"/>
+              <w:noProof/>
+              <w:color w:val="auto"/>
+              <w:kern w:val="2"/>
+              <w:sz w:val="24"/>
+              <w14:ligatures w14:val="standardContextual"/>
+            </w:rPr>
+          </w:pPr>
+          <w:hyperlink w:anchor="_Toc243926900" w:history="1">
+            <w:r>
+              <w:rPr>
+                <w:rStyle w:val="Hyperlink"/>
+                <w:noProof/>
+              </w:rPr>
+              <w:t>4.3.3 Integration and Verification</w:t>
+            </w:r>
+            <w:r>
+              <w:rPr>
+                <w:noProof/>
+                <w:webHidden/>
+              </w:rPr>
+              <w:tab/>
+            </w:r>
+            <w:r>
+              <w:rPr>
+                <w:noProof/>
+                <w:webHidden/>
+              </w:rPr>
+              <w:fldChar w:fldCharType="begin"/>
+            </w:r>
+            <w:r>
+              <w:rPr>
+                <w:noProof/>
+                <w:webHidden/>
+              </w:rPr>
+              <w:instrText xml:space="preserve"> PAGEREF _Toc243926900 \h </w:instrText>
+            </w:r>
+            <w:r>
+              <w:rPr>
+                <w:noProof/>
+                <w:webHidden/>
+              </w:rPr>
+            </w:r>
+            <w:r>
+              <w:rPr>
+                <w:noProof/>
+                <w:webHidden/>
+              </w:rPr>
+              <w:fldChar w:fldCharType="separate"/>
+            </w:r>
+            <w:r>
+              <w:rPr>
+                <w:noProof/>
+                <w:webHidden/>
+              </w:rPr>
+              <w:t>52</w:t>
             </w:r>
             <w:r>
               <w:rPr>
@@ -7660,7 +9637,7 @@
               <w14:ligatures w14:val="standardContextual"/>
             </w:rPr>
           </w:pPr>
-          <w:hyperlink w:anchor="_Toc243759383" w:history="1">
+          <w:hyperlink w:anchor="_Toc243926901" w:history="1">
             <w:r>
               <w:rPr>
                 <w:rStyle w:val="Hyperlink"/>
@@ -7679,14 +9656,87 @@
                 <w:sz w:val="24"/>
                 <w14:ligatures w14:val="standardContextual"/>
               </w:rPr>
+              <w:t xml:space="preserve"> </w:t>
+            </w:r>
+            <w:r>
+              <w:rPr>
+                <w:rStyle w:val="Hyperlink"/>
+                <w:noProof/>
+              </w:rPr>
+              <w:t>Evaluation and Testing</w:t>
+            </w:r>
+            <w:r>
+              <w:rPr>
+                <w:noProof/>
+                <w:webHidden/>
+              </w:rPr>
               <w:tab/>
             </w:r>
             <w:r>
               <w:rPr>
+                <w:noProof/>
+                <w:webHidden/>
+              </w:rPr>
+              <w:fldChar w:fldCharType="begin"/>
+            </w:r>
+            <w:r>
+              <w:rPr>
+                <w:noProof/>
+                <w:webHidden/>
+              </w:rPr>
+              <w:instrText xml:space="preserve"> PAGEREF _Toc243926901 \h </w:instrText>
+            </w:r>
+            <w:r>
+              <w:rPr>
+                <w:noProof/>
+                <w:webHidden/>
+              </w:rPr>
+            </w:r>
+            <w:r>
+              <w:rPr>
+                <w:noProof/>
+                <w:webHidden/>
+              </w:rPr>
+              <w:fldChar w:fldCharType="separate"/>
+            </w:r>
+            <w:r>
+              <w:rPr>
+                <w:noProof/>
+                <w:webHidden/>
+              </w:rPr>
+              <w:t>53</w:t>
+            </w:r>
+            <w:r>
+              <w:rPr>
+                <w:noProof/>
+                <w:webHidden/>
+              </w:rPr>
+              <w:fldChar w:fldCharType="end"/>
+            </w:r>
+          </w:hyperlink>
+        </w:p>
+        <w:p>
+          <w:pPr>
+            <w:pStyle w:val="TOC2"/>
+            <w:tabs>
+              <w:tab w:val="right" w:leader="dot" w:pos="9020"/>
+            </w:tabs>
+            <w:rPr>
+              <w:rFonts w:asciiTheme="minorHAnsi" w:eastAsiaTheme="minorEastAsia" w:hAnsiTheme="minorHAnsi" w:cstheme="minorBidi"/>
+              <w:noProof/>
+              <w:color w:val="auto"/>
+              <w:kern w:val="2"/>
+              <w:sz w:val="24"/>
+              <w14:ligatures w14:val="standardContextual"/>
+            </w:rPr>
+          </w:pPr>
+          <w:hyperlink w:anchor="_Toc243926902" w:history="1">
+            <w:r>
+              <w:rPr>
                 <w:rStyle w:val="Hyperlink"/>
                 <w:noProof/>
               </w:rPr>
-              <w:t>Evaluation and Testing</w:t>
+              <w:t>4.4.1 Performance Metrics</w:t>
             </w:r>
             <w:r>
               <w:rPr>
@@ -7707,7 +9757,7 @@
                 <w:noProof/>
                 <w:webHidden/>
               </w:rPr>
-              <w:instrText xml:space="preserve"> PAGEREF _Toc243759383 \h </w:instrText>
+              <w:instrText xml:space="preserve"> PAGEREF _Toc243926902 \h </w:instrText>
             </w:r>
             <w:r>
               <w:rPr>
@@ -7727,7 +9777,80 @@
                 <w:noProof/>
                 <w:webHidden/>
               </w:rPr>
-              <w:t>55</w:t>
+              <w:t>53</w:t>
+            </w:r>
+            <w:r>
+              <w:rPr>
+                <w:noProof/>
+                <w:webHidden/>
+              </w:rPr>
+              <w:fldChar w:fldCharType="end"/>
+            </w:r>
+          </w:hyperlink>
+        </w:p>
+        <w:p>
+          <w:pPr>
+            <w:pStyle w:val="TOC2"/>
+            <w:tabs>
+              <w:tab w:val="right" w:leader="dot" w:pos="9020"/>
+            </w:tabs>
+            <w:rPr>
+              <w:rFonts w:asciiTheme="minorHAnsi" w:eastAsiaTheme="minorEastAsia" w:hAnsiTheme="minorHAnsi" w:cstheme="minorBidi"/>
+              <w:noProof/>
+              <w:color w:val="auto"/>
+              <w:kern w:val="2"/>
+              <w:sz w:val="24"/>
+              <w14:ligatures w14:val="standardContextual"/>
+            </w:rPr>
+          </w:pPr>
+          <w:hyperlink w:anchor="_Toc243926903" w:history="1">
+            <w:r>
+              <w:rPr>
+                <w:rStyle w:val="Hyperlink"/>
+                <w:noProof/>
+              </w:rPr>
+              <w:t>4.4.2 Testing Approach</w:t>
+            </w:r>
+            <w:r>
+              <w:rPr>
+                <w:noProof/>
+                <w:webHidden/>
+              </w:rPr>
+              <w:tab/>
+            </w:r>
+            <w:r>
+              <w:rPr>
+                <w:noProof/>
+                <w:webHidden/>
+              </w:rPr>
+              <w:fldChar w:fldCharType="begin"/>
+            </w:r>
+            <w:r>
+              <w:rPr>
+                <w:noProof/>
+                <w:webHidden/>
+              </w:rPr>
+              <w:instrText xml:space="preserve"> PAGEREF _Toc243926903 \h </w:instrText>
+            </w:r>
+            <w:r>
+              <w:rPr>
+                <w:noProof/>
+                <w:webHidden/>
+              </w:rPr>
+            </w:r>
+            <w:r>
+              <w:rPr>
+                <w:noProof/>
+                <w:webHidden/>
+              </w:rPr>
+              <w:fldChar w:fldCharType="separate"/>
+            </w:r>
+            <w:r>
+              <w:rPr>
+                <w:noProof/>
+                <w:webHidden/>
+              </w:rPr>
+              <w:t>54</w:t>
             </w:r>
             <w:r>
               <w:rPr>
@@ -7756,7 +9879,7 @@
               <w14:ligatures w14:val="standardContextual"/>
             </w:rPr>
           </w:pPr>
-          <w:hyperlink w:anchor="_Toc243759384" w:history="1">
+          <w:hyperlink w:anchor="_Toc243926904" w:history="1">
             <w:r>
               <w:rPr>
                 <w:rStyle w:val="Hyperlink"/>
@@ -7775,14 +9898,87 @@
                 <w:sz w:val="24"/>
                 <w14:ligatures w14:val="standardContextual"/>
               </w:rPr>
+              <w:t xml:space="preserve"> </w:t>
+            </w:r>
+            <w:r>
+              <w:rPr>
+                <w:rStyle w:val="Hyperlink"/>
+                <w:noProof/>
+              </w:rPr>
+              <w:t>Results and Discussion</w:t>
+            </w:r>
+            <w:r>
+              <w:rPr>
+                <w:noProof/>
+                <w:webHidden/>
+              </w:rPr>
               <w:tab/>
             </w:r>
             <w:r>
               <w:rPr>
+                <w:noProof/>
+                <w:webHidden/>
+              </w:rPr>
+              <w:fldChar w:fldCharType="begin"/>
+            </w:r>
+            <w:r>
+              <w:rPr>
+                <w:noProof/>
+                <w:webHidden/>
+              </w:rPr>
+              <w:instrText xml:space="preserve"> PAGEREF _Toc243926904 \h </w:instrText>
+            </w:r>
+            <w:r>
+              <w:rPr>
+                <w:noProof/>
+                <w:webHidden/>
+              </w:rPr>
+            </w:r>
+            <w:r>
+              <w:rPr>
+                <w:noProof/>
+                <w:webHidden/>
+              </w:rPr>
+              <w:fldChar w:fldCharType="separate"/>
+            </w:r>
+            <w:r>
+              <w:rPr>
+                <w:noProof/>
+                <w:webHidden/>
+              </w:rPr>
+              <w:t>55</w:t>
+            </w:r>
+            <w:r>
+              <w:rPr>
+                <w:noProof/>
+                <w:webHidden/>
+              </w:rPr>
+              <w:fldChar w:fldCharType="end"/>
+            </w:r>
+          </w:hyperlink>
+        </w:p>
+        <w:p>
+          <w:pPr>
+            <w:pStyle w:val="TOC2"/>
+            <w:tabs>
+              <w:tab w:val="right" w:leader="dot" w:pos="9020"/>
+            </w:tabs>
+            <w:rPr>
+              <w:rFonts w:asciiTheme="minorHAnsi" w:eastAsiaTheme="minorEastAsia" w:hAnsiTheme="minorHAnsi" w:cstheme="minorBidi"/>
+              <w:noProof/>
+              <w:color w:val="auto"/>
+              <w:kern w:val="2"/>
+              <w:sz w:val="24"/>
+              <w14:ligatures w14:val="standardContextual"/>
+            </w:rPr>
+          </w:pPr>
+          <w:hyperlink w:anchor="_Toc243926905" w:history="1">
+            <w:r>
+              <w:rPr>
                 <w:rStyle w:val="Hyperlink"/>
                 <w:noProof/>
               </w:rPr>
-              <w:t>Results and Discussion</w:t>
+              <w:t>4.5.1 Baseline Classifiers</w:t>
             </w:r>
             <w:r>
               <w:rPr>
@@ -7803,7 +9999,7 @@
                 <w:noProof/>
                 <w:webHidden/>
               </w:rPr>
-              <w:instrText xml:space="preserve"> PAGEREF _Toc243759384 \h </w:instrText>
+              <w:instrText xml:space="preserve"> PAGEREF _Toc243926905 \h </w:instrText>
             </w:r>
             <w:r>
               <w:rPr>
@@ -7823,7 +10019,664 @@
                 <w:noProof/>
                 <w:webHidden/>
               </w:rPr>
+              <w:t>55</w:t>
+            </w:r>
+            <w:r>
+              <w:rPr>
+                <w:noProof/>
+                <w:webHidden/>
+              </w:rPr>
+              <w:fldChar w:fldCharType="end"/>
+            </w:r>
+          </w:hyperlink>
+        </w:p>
+        <w:p>
+          <w:pPr>
+            <w:pStyle w:val="TOC2"/>
+            <w:tabs>
+              <w:tab w:val="right" w:leader="dot" w:pos="9020"/>
+            </w:tabs>
+            <w:rPr>
+              <w:rFonts w:asciiTheme="minorHAnsi" w:eastAsiaTheme="minorEastAsia" w:hAnsiTheme="minorHAnsi" w:cstheme="minorBidi"/>
+              <w:noProof/>
+              <w:color w:val="auto"/>
+              <w:kern w:val="2"/>
+              <w:sz w:val="24"/>
+              <w14:ligatures w14:val="standardContextual"/>
+            </w:rPr>
+          </w:pPr>
+          <w:hyperlink w:anchor="_Toc243926906" w:history="1">
+            <w:r>
+              <w:rPr>
+                <w:rStyle w:val="Hyperlink"/>
+                <w:noProof/>
+              </w:rPr>
+              <w:t>4.5.2 Class-Imbalance Handling</w:t>
+            </w:r>
+            <w:r>
+              <w:rPr>
+                <w:noProof/>
+                <w:webHidden/>
+              </w:rPr>
+              <w:tab/>
+            </w:r>
+            <w:r>
+              <w:rPr>
+                <w:noProof/>
+                <w:webHidden/>
+              </w:rPr>
+              <w:fldChar w:fldCharType="begin"/>
+            </w:r>
+            <w:r>
+              <w:rPr>
+                <w:noProof/>
+                <w:webHidden/>
+              </w:rPr>
+              <w:instrText xml:space="preserve"> PAGEREF _Toc243926906 \h </w:instrText>
+            </w:r>
+            <w:r>
+              <w:rPr>
+                <w:noProof/>
+                <w:webHidden/>
+              </w:rPr>
+            </w:r>
+            <w:r>
+              <w:rPr>
+                <w:noProof/>
+                <w:webHidden/>
+              </w:rPr>
+              <w:fldChar w:fldCharType="separate"/>
+            </w:r>
+            <w:r>
+              <w:rPr>
+                <w:noProof/>
+                <w:webHidden/>
+              </w:rPr>
+              <w:t>56</w:t>
+            </w:r>
+            <w:r>
+              <w:rPr>
+                <w:noProof/>
+                <w:webHidden/>
+              </w:rPr>
+              <w:fldChar w:fldCharType="end"/>
+            </w:r>
+          </w:hyperlink>
+        </w:p>
+        <w:p>
+          <w:pPr>
+            <w:pStyle w:val="TOC2"/>
+            <w:tabs>
+              <w:tab w:val="right" w:leader="dot" w:pos="9020"/>
+            </w:tabs>
+            <w:rPr>
+              <w:rFonts w:asciiTheme="minorHAnsi" w:eastAsiaTheme="minorEastAsia" w:hAnsiTheme="minorHAnsi" w:cstheme="minorBidi"/>
+              <w:noProof/>
+              <w:color w:val="auto"/>
+              <w:kern w:val="2"/>
+              <w:sz w:val="24"/>
+              <w14:ligatures w14:val="standardContextual"/>
+            </w:rPr>
+          </w:pPr>
+          <w:hyperlink w:anchor="_Toc243926907" w:history="1">
+            <w:r>
+              <w:rPr>
+                <w:rStyle w:val="Hyperlink"/>
+                <w:noProof/>
+              </w:rPr>
+              <w:t>4.5.3 Two-Stage Architecture and Ensemble</w:t>
+            </w:r>
+            <w:r>
+              <w:rPr>
+                <w:noProof/>
+                <w:webHidden/>
+              </w:rPr>
+              <w:tab/>
+            </w:r>
+            <w:r>
+              <w:rPr>
+                <w:noProof/>
+                <w:webHidden/>
+              </w:rPr>
+              <w:fldChar w:fldCharType="begin"/>
+            </w:r>
+            <w:r>
+              <w:rPr>
+                <w:noProof/>
+                <w:webHidden/>
+              </w:rPr>
+              <w:instrText xml:space="preserve"> PAGEREF _Toc243926907 \h </w:instrText>
+            </w:r>
+            <w:r>
+              <w:rPr>
+                <w:noProof/>
+                <w:webHidden/>
+              </w:rPr>
+            </w:r>
+            <w:r>
+              <w:rPr>
+                <w:noProof/>
+                <w:webHidden/>
+              </w:rPr>
+              <w:fldChar w:fldCharType="separate"/>
+            </w:r>
+            <w:r>
+              <w:rPr>
+                <w:noProof/>
+                <w:webHidden/>
+              </w:rPr>
               <w:t>57</w:t>
+            </w:r>
+            <w:r>
+              <w:rPr>
+                <w:noProof/>
+                <w:webHidden/>
+              </w:rPr>
+              <w:fldChar w:fldCharType="end"/>
+            </w:r>
+          </w:hyperlink>
+        </w:p>
+        <w:p>
+          <w:pPr>
+            <w:pStyle w:val="TOC2"/>
+            <w:tabs>
+              <w:tab w:val="right" w:leader="dot" w:pos="9020"/>
+            </w:tabs>
+            <w:rPr>
+              <w:rFonts w:asciiTheme="minorHAnsi" w:eastAsiaTheme="minorEastAsia" w:hAnsiTheme="minorHAnsi" w:cstheme="minorBidi"/>
+              <w:noProof/>
+              <w:color w:val="auto"/>
+              <w:kern w:val="2"/>
+              <w:sz w:val="24"/>
+              <w14:ligatures w14:val="standardContextual"/>
+            </w:rPr>
+          </w:pPr>
+          <w:hyperlink w:anchor="_Toc243926908" w:history="1">
+            <w:r>
+              <w:rPr>
+                <w:rStyle w:val="Hyperlink"/>
+                <w:noProof/>
+              </w:rPr>
+              <w:t>4.5.4 Engineered and Service-Identity Features</w:t>
+            </w:r>
+            <w:r>
+              <w:rPr>
+                <w:noProof/>
+                <w:webHidden/>
+              </w:rPr>
+              <w:tab/>
+            </w:r>
+            <w:r>
+              <w:rPr>
+                <w:noProof/>
+                <w:webHidden/>
+              </w:rPr>
+              <w:fldChar w:fldCharType="begin"/>
+            </w:r>
+            <w:r>
+              <w:rPr>
+                <w:noProof/>
+                <w:webHidden/>
+              </w:rPr>
+              <w:instrText xml:space="preserve"> PAGEREF _Toc243926908 \h </w:instrText>
+            </w:r>
+            <w:r>
+              <w:rPr>
+                <w:noProof/>
+                <w:webHidden/>
+              </w:rPr>
+            </w:r>
+            <w:r>
+              <w:rPr>
+                <w:noProof/>
+                <w:webHidden/>
+              </w:rPr>
+              <w:fldChar w:fldCharType="separate"/>
+            </w:r>
+            <w:r>
+              <w:rPr>
+                <w:noProof/>
+                <w:webHidden/>
+              </w:rPr>
+              <w:t>58</w:t>
+            </w:r>
+            <w:r>
+              <w:rPr>
+                <w:noProof/>
+                <w:webHidden/>
+              </w:rPr>
+              <w:fldChar w:fldCharType="end"/>
+            </w:r>
+          </w:hyperlink>
+        </w:p>
+        <w:p>
+          <w:pPr>
+            <w:pStyle w:val="TOC2"/>
+            <w:tabs>
+              <w:tab w:val="right" w:leader="dot" w:pos="9020"/>
+            </w:tabs>
+            <w:rPr>
+              <w:rFonts w:asciiTheme="minorHAnsi" w:eastAsiaTheme="minorEastAsia" w:hAnsiTheme="minorHAnsi" w:cstheme="minorBidi"/>
+              <w:noProof/>
+              <w:color w:val="auto"/>
+              <w:kern w:val="2"/>
+              <w:sz w:val="24"/>
+              <w14:ligatures w14:val="standardContextual"/>
+            </w:rPr>
+          </w:pPr>
+          <w:hyperlink w:anchor="_Toc243926909" w:history="1">
+            <w:r>
+              <w:rPr>
+                <w:rStyle w:val="Hyperlink"/>
+                <w:noProof/>
+              </w:rPr>
+              <w:t>4.5.5 Final System at the Realistic Base Rate</w:t>
+            </w:r>
+            <w:r>
+              <w:rPr>
+                <w:noProof/>
+                <w:webHidden/>
+              </w:rPr>
+              <w:tab/>
+            </w:r>
+            <w:r>
+              <w:rPr>
+                <w:noProof/>
+                <w:webHidden/>
+              </w:rPr>
+              <w:fldChar w:fldCharType="begin"/>
+            </w:r>
+            <w:r>
+              <w:rPr>
+                <w:noProof/>
+                <w:webHidden/>
+              </w:rPr>
+              <w:instrText xml:space="preserve"> PAGEREF _Toc243926909 \h </w:instrText>
+            </w:r>
+            <w:r>
+              <w:rPr>
+                <w:noProof/>
+                <w:webHidden/>
+              </w:rPr>
+            </w:r>
+            <w:r>
+              <w:rPr>
+                <w:noProof/>
+                <w:webHidden/>
+              </w:rPr>
+              <w:fldChar w:fldCharType="separate"/>
+            </w:r>
+            <w:r>
+              <w:rPr>
+                <w:noProof/>
+                <w:webHidden/>
+              </w:rPr>
+              <w:t>60</w:t>
+            </w:r>
+            <w:r>
+              <w:rPr>
+                <w:noProof/>
+                <w:webHidden/>
+              </w:rPr>
+              <w:fldChar w:fldCharType="end"/>
+            </w:r>
+          </w:hyperlink>
+        </w:p>
+        <w:p>
+          <w:pPr>
+            <w:pStyle w:val="TOC2"/>
+            <w:tabs>
+              <w:tab w:val="right" w:leader="dot" w:pos="9020"/>
+            </w:tabs>
+            <w:rPr>
+              <w:rFonts w:asciiTheme="minorHAnsi" w:eastAsiaTheme="minorEastAsia" w:hAnsiTheme="minorHAnsi" w:cstheme="minorBidi"/>
+              <w:noProof/>
+              <w:color w:val="auto"/>
+              <w:kern w:val="2"/>
+              <w:sz w:val="24"/>
+              <w14:ligatures w14:val="standardContextual"/>
+            </w:rPr>
+          </w:pPr>
+          <w:hyperlink w:anchor="_Toc243926910" w:history="1">
+            <w:r>
+              <w:rPr>
+                <w:rStyle w:val="Hyperlink"/>
+                <w:noProof/>
+              </w:rPr>
+              <w:t>4.5.6 Ablation and Statistical Significance</w:t>
+            </w:r>
+            <w:r>
+              <w:rPr>
+                <w:noProof/>
+                <w:webHidden/>
+              </w:rPr>
+              <w:tab/>
+            </w:r>
+            <w:r>
+              <w:rPr>
+                <w:noProof/>
+                <w:webHidden/>
+              </w:rPr>
+              <w:fldChar w:fldCharType="begin"/>
+            </w:r>
+            <w:r>
+              <w:rPr>
+                <w:noProof/>
+                <w:webHidden/>
+              </w:rPr>
+              <w:instrText xml:space="preserve"> PAGEREF _Toc243926910 \h </w:instrText>
+            </w:r>
+            <w:r>
+              <w:rPr>
+                <w:noProof/>
+                <w:webHidden/>
+              </w:rPr>
+            </w:r>
+            <w:r>
+              <w:rPr>
+                <w:noProof/>
+                <w:webHidden/>
+              </w:rPr>
+              <w:fldChar w:fldCharType="separate"/>
+            </w:r>
+            <w:r>
+              <w:rPr>
+                <w:noProof/>
+                <w:webHidden/>
+              </w:rPr>
+              <w:t>63</w:t>
+            </w:r>
+            <w:r>
+              <w:rPr>
+                <w:noProof/>
+                <w:webHidden/>
+              </w:rPr>
+              <w:fldChar w:fldCharType="end"/>
+            </w:r>
+          </w:hyperlink>
+        </w:p>
+        <w:p>
+          <w:pPr>
+            <w:pStyle w:val="TOC2"/>
+            <w:tabs>
+              <w:tab w:val="right" w:leader="dot" w:pos="9020"/>
+            </w:tabs>
+            <w:rPr>
+              <w:rFonts w:asciiTheme="minorHAnsi" w:eastAsiaTheme="minorEastAsia" w:hAnsiTheme="minorHAnsi" w:cstheme="minorBidi"/>
+              <w:noProof/>
+              <w:color w:val="auto"/>
+              <w:kern w:val="2"/>
+              <w:sz w:val="24"/>
+              <w14:ligatures w14:val="standardContextual"/>
+            </w:rPr>
+          </w:pPr>
+          <w:hyperlink w:anchor="_Toc243926911" w:history="1">
+            <w:r>
+              <w:rPr>
+                <w:rStyle w:val="Hyperlink"/>
+                <w:noProof/>
+              </w:rPr>
+              <w:t>4.5.7 Analysis of the Remaining Errors</w:t>
+            </w:r>
+            <w:r>
+              <w:rPr>
+                <w:noProof/>
+                <w:webHidden/>
+              </w:rPr>
+              <w:tab/>
+            </w:r>
+            <w:r>
+              <w:rPr>
+                <w:noProof/>
+                <w:webHidden/>
+              </w:rPr>
+              <w:fldChar w:fldCharType="begin"/>
+            </w:r>
+            <w:r>
+              <w:rPr>
+                <w:noProof/>
+                <w:webHidden/>
+              </w:rPr>
+              <w:instrText xml:space="preserve"> PAGEREF _Toc243926911 \h </w:instrText>
+            </w:r>
+            <w:r>
+              <w:rPr>
+                <w:noProof/>
+                <w:webHidden/>
+              </w:rPr>
+            </w:r>
+            <w:r>
+              <w:rPr>
+                <w:noProof/>
+                <w:webHidden/>
+              </w:rPr>
+              <w:fldChar w:fldCharType="separate"/>
+            </w:r>
+            <w:r>
+              <w:rPr>
+                <w:noProof/>
+                <w:webHidden/>
+              </w:rPr>
+              <w:t>65</w:t>
+            </w:r>
+            <w:r>
+              <w:rPr>
+                <w:noProof/>
+                <w:webHidden/>
+              </w:rPr>
+              <w:fldChar w:fldCharType="end"/>
+            </w:r>
+          </w:hyperlink>
+        </w:p>
+        <w:p>
+          <w:pPr>
+            <w:pStyle w:val="TOC2"/>
+            <w:tabs>
+              <w:tab w:val="right" w:leader="dot" w:pos="9020"/>
+            </w:tabs>
+            <w:rPr>
+              <w:rFonts w:asciiTheme="minorHAnsi" w:eastAsiaTheme="minorEastAsia" w:hAnsiTheme="minorHAnsi" w:cstheme="minorBidi"/>
+              <w:noProof/>
+              <w:color w:val="auto"/>
+              <w:kern w:val="2"/>
+              <w:sz w:val="24"/>
+              <w14:ligatures w14:val="standardContextual"/>
+            </w:rPr>
+          </w:pPr>
+          <w:hyperlink w:anchor="_Toc243926912" w:history="1">
+            <w:r>
+              <w:rPr>
+                <w:rStyle w:val="Hyperlink"/>
+                <w:noProof/>
+              </w:rPr>
+              <w:t>4.5.8 Robustness to Perturbed Inputs</w:t>
+            </w:r>
+            <w:r>
+              <w:rPr>
+                <w:noProof/>
+                <w:webHidden/>
+              </w:rPr>
+              <w:tab/>
+            </w:r>
+            <w:r>
+              <w:rPr>
+                <w:noProof/>
+                <w:webHidden/>
+              </w:rPr>
+              <w:fldChar w:fldCharType="begin"/>
+            </w:r>
+            <w:r>
+              <w:rPr>
+                <w:noProof/>
+                <w:webHidden/>
+              </w:rPr>
+              <w:instrText xml:space="preserve"> PAGEREF _Toc243926912 \h </w:instrText>
+            </w:r>
+            <w:r>
+              <w:rPr>
+                <w:noProof/>
+                <w:webHidden/>
+              </w:rPr>
+            </w:r>
+            <w:r>
+              <w:rPr>
+                <w:noProof/>
+                <w:webHidden/>
+              </w:rPr>
+              <w:fldChar w:fldCharType="separate"/>
+            </w:r>
+            <w:r>
+              <w:rPr>
+                <w:noProof/>
+                <w:webHidden/>
+              </w:rPr>
+              <w:t>66</w:t>
+            </w:r>
+            <w:r>
+              <w:rPr>
+                <w:noProof/>
+                <w:webHidden/>
+              </w:rPr>
+              <w:fldChar w:fldCharType="end"/>
+            </w:r>
+          </w:hyperlink>
+        </w:p>
+        <w:p>
+          <w:pPr>
+            <w:pStyle w:val="TOC2"/>
+            <w:tabs>
+              <w:tab w:val="right" w:leader="dot" w:pos="9020"/>
+            </w:tabs>
+            <w:rPr>
+              <w:rFonts w:asciiTheme="minorHAnsi" w:eastAsiaTheme="minorEastAsia" w:hAnsiTheme="minorHAnsi" w:cstheme="minorBidi"/>
+              <w:noProof/>
+              <w:color w:val="auto"/>
+              <w:kern w:val="2"/>
+              <w:sz w:val="24"/>
+              <w14:ligatures w14:val="standardContextual"/>
+            </w:rPr>
+          </w:pPr>
+          <w:hyperlink w:anchor="_Toc243926913" w:history="1">
+            <w:r>
+              <w:rPr>
+                <w:rStyle w:val="Hyperlink"/>
+                <w:noProof/>
+              </w:rPr>
+              <w:t>4.5.9 Results on Other Datasets</w:t>
+            </w:r>
+            <w:r>
+              <w:rPr>
+                <w:noProof/>
+                <w:webHidden/>
+              </w:rPr>
+              <w:tab/>
+            </w:r>
+            <w:r>
+              <w:rPr>
+                <w:noProof/>
+                <w:webHidden/>
+              </w:rPr>
+              <w:fldChar w:fldCharType="begin"/>
+            </w:r>
+            <w:r>
+              <w:rPr>
+                <w:noProof/>
+                <w:webHidden/>
+              </w:rPr>
+              <w:instrText xml:space="preserve"> PAGEREF _Toc243926913 \h </w:instrText>
+            </w:r>
+            <w:r>
+              <w:rPr>
+                <w:noProof/>
+                <w:webHidden/>
+              </w:rPr>
+            </w:r>
+            <w:r>
+              <w:rPr>
+                <w:noProof/>
+                <w:webHidden/>
+              </w:rPr>
+              <w:fldChar w:fldCharType="separate"/>
+            </w:r>
+            <w:r>
+              <w:rPr>
+                <w:noProof/>
+                <w:webHidden/>
+              </w:rPr>
+              <w:t>67</w:t>
+            </w:r>
+            <w:r>
+              <w:rPr>
+                <w:noProof/>
+                <w:webHidden/>
+              </w:rPr>
+              <w:fldChar w:fldCharType="end"/>
+            </w:r>
+          </w:hyperlink>
+        </w:p>
+        <w:p>
+          <w:pPr>
+            <w:pStyle w:val="TOC2"/>
+            <w:tabs>
+              <w:tab w:val="right" w:leader="dot" w:pos="9020"/>
+            </w:tabs>
+            <w:rPr>
+              <w:rFonts w:asciiTheme="minorHAnsi" w:eastAsiaTheme="minorEastAsia" w:hAnsiTheme="minorHAnsi" w:cstheme="minorBidi"/>
+              <w:noProof/>
+              <w:color w:val="auto"/>
+              <w:kern w:val="2"/>
+              <w:sz w:val="24"/>
+              <w14:ligatures w14:val="standardContextual"/>
+            </w:rPr>
+          </w:pPr>
+          <w:hyperlink w:anchor="_Toc243926914" w:history="1">
+            <w:r>
+              <w:rPr>
+                <w:rStyle w:val="Hyperlink"/>
+                <w:noProof/>
+              </w:rPr>
+              <w:t>4.5.10 Comparison with Existing Approaches and Discussion</w:t>
+            </w:r>
+            <w:r>
+              <w:rPr>
+                <w:noProof/>
+                <w:webHidden/>
+              </w:rPr>
+              <w:tab/>
+            </w:r>
+            <w:r>
+              <w:rPr>
+                <w:noProof/>
+                <w:webHidden/>
+              </w:rPr>
+              <w:fldChar w:fldCharType="begin"/>
+            </w:r>
+            <w:r>
+              <w:rPr>
+                <w:noProof/>
+                <w:webHidden/>
+              </w:rPr>
+              <w:instrText xml:space="preserve"> PAGEREF _Toc243926914 \h </w:instrText>
+            </w:r>
+            <w:r>
+              <w:rPr>
+                <w:noProof/>
+                <w:webHidden/>
+              </w:rPr>
+            </w:r>
+            <w:r>
+              <w:rPr>
+                <w:noProof/>
+                <w:webHidden/>
+              </w:rPr>
+              <w:fldChar w:fldCharType="separate"/>
+            </w:r>
+            <w:r>
+              <w:rPr>
+                <w:noProof/>
+                <w:webHidden/>
+              </w:rPr>
+              <w:t>68</w:t>
             </w:r>
             <w:r>
               <w:rPr>
@@ -7852,7 +10705,7 @@
               <w14:ligatures w14:val="standardContextual"/>
             </w:rPr>
           </w:pPr>
-          <w:hyperlink w:anchor="_Toc243759385" w:history="1">
+          <w:hyperlink w:anchor="_Toc243926915" w:history="1">
             <w:r>
               <w:rPr>
                 <w:rStyle w:val="Hyperlink"/>
@@ -7871,24 +10724,24 @@
                 <w:sz w:val="24"/>
                 <w14:ligatures w14:val="standardContextual"/>
               </w:rPr>
+              <w:t xml:space="preserve"> </w:t>
+            </w:r>
+            <w:r>
+              <w:rPr>
+                <w:rStyle w:val="Hyperlink"/>
+                <w:noProof/>
+              </w:rPr>
+              <w:t>Summary</w:t>
+            </w:r>
+            <w:r>
+              <w:rPr>
+                <w:noProof/>
+                <w:webHidden/>
+              </w:rPr>
               <w:tab/>
             </w:r>
             <w:r>
               <w:rPr>
-                <w:rStyle w:val="Hyperlink"/>
-                <w:noProof/>
-              </w:rPr>
-              <w:t>Summary</w:t>
-            </w:r>
-            <w:r>
-              <w:rPr>
-                <w:noProof/>
-                <w:webHidden/>
-              </w:rPr>
-              <w:tab/>
-            </w:r>
-            <w:r>
-              <w:rPr>
                 <w:noProof/>
                 <w:webHidden/>
               </w:rPr>
@@ -7899,7 +10752,7 @@
                 <w:noProof/>
                 <w:webHidden/>
               </w:rPr>
-              <w:instrText xml:space="preserve"> PAGEREF _Toc243759385 \h </w:instrText>
+              <w:instrText xml:space="preserve"> PAGEREF _Toc243926915 \h </w:instrText>
             </w:r>
             <w:r>
               <w:rPr>
@@ -7919,7 +10772,7 @@
                 <w:noProof/>
                 <w:webHidden/>
               </w:rPr>
-              <w:t>72</w:t>
+              <w:t>70</w:t>
             </w:r>
             <w:r>
               <w:rPr>
@@ -7947,7 +10800,7 @@
               <w14:ligatures w14:val="standardContextual"/>
             </w:rPr>
           </w:pPr>
-          <w:hyperlink w:anchor="_Toc243759386" w:history="1">
+          <w:hyperlink w:anchor="_Toc243926916" w:history="1">
             <w:r>
               <w:rPr>
                 <w:rStyle w:val="Hyperlink"/>
@@ -7989,7 +10842,7 @@
                 <w:noProof/>
                 <w:webHidden/>
               </w:rPr>
-              <w:instrText xml:space="preserve"> PAGEREF _Toc243759386 \h </w:instrText>
+              <w:instrText xml:space="preserve"> PAGEREF _Toc243926916 \h </w:instrText>
             </w:r>
             <w:r>
               <w:rPr>
@@ -8009,7 +10862,7 @@
                 <w:noProof/>
                 <w:webHidden/>
               </w:rPr>
-              <w:t>73</w:t>
+              <w:t>71</w:t>
             </w:r>
             <w:r>
               <w:rPr>
@@ -8037,7 +10890,7 @@
               <w14:ligatures w14:val="standardContextual"/>
             </w:rPr>
           </w:pPr>
-          <w:hyperlink w:anchor="_Toc243759387" w:history="1">
+          <w:hyperlink w:anchor="_Toc243926917" w:history="1">
             <w:r>
               <w:rPr>
                 <w:rStyle w:val="Hyperlink"/>
@@ -8064,7 +10917,7 @@
                 <w:noProof/>
                 <w:webHidden/>
               </w:rPr>
-              <w:instrText xml:space="preserve"> PAGEREF _Toc243759387 \h </w:instrText>
+              <w:instrText xml:space="preserve"> PAGEREF _Toc243926917 \h </w:instrText>
             </w:r>
             <w:r>
               <w:rPr>
@@ -8084,7 +10937,7 @@
                 <w:noProof/>
                 <w:webHidden/>
               </w:rPr>
-              <w:t>73</w:t>
+              <w:t>71</w:t>
             </w:r>
             <w:r>
               <w:rPr>
@@ -8113,7 +10966,7 @@
               <w14:ligatures w14:val="standardContextual"/>
             </w:rPr>
           </w:pPr>
-          <w:hyperlink w:anchor="_Toc243759388" w:history="1">
+          <w:hyperlink w:anchor="_Toc243926918" w:history="1">
             <w:r>
               <w:rPr>
                 <w:rStyle w:val="Hyperlink"/>
@@ -8132,24 +10985,24 @@
                 <w:sz w:val="24"/>
                 <w14:ligatures w14:val="standardContextual"/>
               </w:rPr>
+              <w:t xml:space="preserve"> </w:t>
+            </w:r>
+            <w:r>
+              <w:rPr>
+                <w:rStyle w:val="Hyperlink"/>
+                <w:noProof/>
+              </w:rPr>
+              <w:t>Standards and Compliance</w:t>
+            </w:r>
+            <w:r>
+              <w:rPr>
+                <w:noProof/>
+                <w:webHidden/>
+              </w:rPr>
               <w:tab/>
             </w:r>
             <w:r>
               <w:rPr>
-                <w:rStyle w:val="Hyperlink"/>
-                <w:noProof/>
-              </w:rPr>
-              <w:t>Standards and Compliance</w:t>
-            </w:r>
-            <w:r>
-              <w:rPr>
-                <w:noProof/>
-                <w:webHidden/>
-              </w:rPr>
-              <w:tab/>
-            </w:r>
-            <w:r>
-              <w:rPr>
                 <w:noProof/>
                 <w:webHidden/>
               </w:rPr>
@@ -8160,7 +11013,7 @@
                 <w:noProof/>
                 <w:webHidden/>
               </w:rPr>
-              <w:instrText xml:space="preserve"> PAGEREF _Toc243759388 \h </w:instrText>
+              <w:instrText xml:space="preserve"> PAGEREF _Toc243926918 \h </w:instrText>
             </w:r>
             <w:r>
               <w:rPr>
@@ -8180,7 +11033,7 @@
                 <w:noProof/>
                 <w:webHidden/>
               </w:rPr>
-              <w:t>73</w:t>
+              <w:t>71</w:t>
             </w:r>
             <w:r>
               <w:rPr>
@@ -8209,7 +11062,7 @@
               <w14:ligatures w14:val="standardContextual"/>
             </w:rPr>
           </w:pPr>
-          <w:hyperlink w:anchor="_Toc243759389" w:history="1">
+          <w:hyperlink w:anchor="_Toc243926919" w:history="1">
             <w:r>
               <w:rPr>
                 <w:rStyle w:val="Hyperlink"/>
@@ -8228,24 +11081,24 @@
                 <w:sz w:val="24"/>
                 <w14:ligatures w14:val="standardContextual"/>
               </w:rPr>
+              <w:t xml:space="preserve"> </w:t>
+            </w:r>
+            <w:r>
+              <w:rPr>
+                <w:rStyle w:val="Hyperlink"/>
+                <w:noProof/>
+              </w:rPr>
+              <w:t>Sustainability Considerations</w:t>
+            </w:r>
+            <w:r>
+              <w:rPr>
+                <w:noProof/>
+                <w:webHidden/>
+              </w:rPr>
               <w:tab/>
             </w:r>
             <w:r>
               <w:rPr>
-                <w:rStyle w:val="Hyperlink"/>
-                <w:noProof/>
-              </w:rPr>
-              <w:t>Sustainability Considerations</w:t>
-            </w:r>
-            <w:r>
-              <w:rPr>
-                <w:noProof/>
-                <w:webHidden/>
-              </w:rPr>
-              <w:tab/>
-            </w:r>
-            <w:r>
-              <w:rPr>
                 <w:noProof/>
                 <w:webHidden/>
               </w:rPr>
@@ -8256,7 +11109,7 @@
                 <w:noProof/>
                 <w:webHidden/>
               </w:rPr>
-              <w:instrText xml:space="preserve"> PAGEREF _Toc243759389 \h </w:instrText>
+              <w:instrText xml:space="preserve"> PAGEREF _Toc243926919 \h </w:instrText>
             </w:r>
             <w:r>
               <w:rPr>
@@ -8276,7 +11129,7 @@
                 <w:noProof/>
                 <w:webHidden/>
               </w:rPr>
-              <w:t>74</w:t>
+              <w:t>72</w:t>
             </w:r>
             <w:r>
               <w:rPr>
@@ -8305,7 +11158,7 @@
               <w14:ligatures w14:val="standardContextual"/>
             </w:rPr>
           </w:pPr>
-          <w:hyperlink w:anchor="_Toc243759390" w:history="1">
+          <w:hyperlink w:anchor="_Toc243926920" w:history="1">
             <w:r>
               <w:rPr>
                 <w:rStyle w:val="Hyperlink"/>
@@ -8324,24 +11177,24 @@
                 <w:sz w:val="24"/>
                 <w14:ligatures w14:val="standardContextual"/>
               </w:rPr>
+              <w:t xml:space="preserve"> </w:t>
+            </w:r>
+            <w:r>
+              <w:rPr>
+                <w:rStyle w:val="Hyperlink"/>
+                <w:noProof/>
+              </w:rPr>
+              <w:t>Societal Impact</w:t>
+            </w:r>
+            <w:r>
+              <w:rPr>
+                <w:noProof/>
+                <w:webHidden/>
+              </w:rPr>
               <w:tab/>
             </w:r>
             <w:r>
               <w:rPr>
-                <w:rStyle w:val="Hyperlink"/>
-                <w:noProof/>
-              </w:rPr>
-              <w:t>Societal Impact</w:t>
-            </w:r>
-            <w:r>
-              <w:rPr>
-                <w:noProof/>
-                <w:webHidden/>
-              </w:rPr>
-              <w:tab/>
-            </w:r>
-            <w:r>
-              <w:rPr>
                 <w:noProof/>
                 <w:webHidden/>
               </w:rPr>
@@ -8352,7 +11205,7 @@
                 <w:noProof/>
                 <w:webHidden/>
               </w:rPr>
-              <w:instrText xml:space="preserve"> PAGEREF _Toc243759390 \h </w:instrText>
+              <w:instrText xml:space="preserve"> PAGEREF _Toc243926920 \h </w:instrText>
             </w:r>
             <w:r>
               <w:rPr>
@@ -8372,7 +11225,7 @@
                 <w:noProof/>
                 <w:webHidden/>
               </w:rPr>
-              <w:t>75</w:t>
+              <w:t>73</w:t>
             </w:r>
             <w:r>
               <w:rPr>
@@ -8401,7 +11254,7 @@
               <w14:ligatures w14:val="standardContextual"/>
             </w:rPr>
           </w:pPr>
-          <w:hyperlink w:anchor="_Toc243759391" w:history="1">
+          <w:hyperlink w:anchor="_Toc243926921" w:history="1">
             <w:r>
               <w:rPr>
                 <w:rStyle w:val="Hyperlink"/>
@@ -8420,24 +11273,24 @@
                 <w:sz w:val="24"/>
                 <w14:ligatures w14:val="standardContextual"/>
               </w:rPr>
+              <w:t xml:space="preserve"> </w:t>
+            </w:r>
+            <w:r>
+              <w:rPr>
+                <w:rStyle w:val="Hyperlink"/>
+                <w:noProof/>
+              </w:rPr>
+              <w:t>Ethical Considerations</w:t>
+            </w:r>
+            <w:r>
+              <w:rPr>
+                <w:noProof/>
+                <w:webHidden/>
+              </w:rPr>
               <w:tab/>
             </w:r>
             <w:r>
               <w:rPr>
-                <w:rStyle w:val="Hyperlink"/>
-                <w:noProof/>
-              </w:rPr>
-              <w:t>Ethical Considerations</w:t>
-            </w:r>
-            <w:r>
-              <w:rPr>
-                <w:noProof/>
-                <w:webHidden/>
-              </w:rPr>
-              <w:tab/>
-            </w:r>
-            <w:r>
-              <w:rPr>
                 <w:noProof/>
                 <w:webHidden/>
               </w:rPr>
@@ -8448,7 +11301,7 @@
                 <w:noProof/>
                 <w:webHidden/>
               </w:rPr>
-              <w:instrText xml:space="preserve"> PAGEREF _Toc243759391 \h </w:instrText>
+              <w:instrText xml:space="preserve"> PAGEREF _Toc243926921 \h </w:instrText>
             </w:r>
             <w:r>
               <w:rPr>
@@ -8468,7 +11321,7 @@
                 <w:noProof/>
                 <w:webHidden/>
               </w:rPr>
-              <w:t>75</w:t>
+              <w:t>73</w:t>
             </w:r>
             <w:r>
               <w:rPr>
@@ -8497,7 +11350,7 @@
               <w14:ligatures w14:val="standardContextual"/>
             </w:rPr>
           </w:pPr>
-          <w:hyperlink w:anchor="_Toc243759392" w:history="1">
+          <w:hyperlink w:anchor="_Toc243926922" w:history="1">
             <w:r>
               <w:rPr>
                 <w:rStyle w:val="Hyperlink"/>
@@ -8516,24 +11369,24 @@
                 <w:sz w:val="24"/>
                 <w14:ligatures w14:val="standardContextual"/>
               </w:rPr>
+              <w:t xml:space="preserve"> </w:t>
+            </w:r>
+            <w:r>
+              <w:rPr>
+                <w:rStyle w:val="Hyperlink"/>
+                <w:noProof/>
+              </w:rPr>
+              <w:t>Security and Privacy Considerations</w:t>
+            </w:r>
+            <w:r>
+              <w:rPr>
+                <w:noProof/>
+                <w:webHidden/>
+              </w:rPr>
               <w:tab/>
             </w:r>
             <w:r>
               <w:rPr>
-                <w:rStyle w:val="Hyperlink"/>
-                <w:noProof/>
-              </w:rPr>
-              <w:t>Security and Privacy Considerations</w:t>
-            </w:r>
-            <w:r>
-              <w:rPr>
-                <w:noProof/>
-                <w:webHidden/>
-              </w:rPr>
-              <w:tab/>
-            </w:r>
-            <w:r>
-              <w:rPr>
                 <w:noProof/>
                 <w:webHidden/>
               </w:rPr>
@@ -8544,7 +11397,7 @@
                 <w:noProof/>
                 <w:webHidden/>
               </w:rPr>
-              <w:instrText xml:space="preserve"> PAGEREF _Toc243759392 \h </w:instrText>
+              <w:instrText xml:space="preserve"> PAGEREF _Toc243926922 \h </w:instrText>
             </w:r>
             <w:r>
               <w:rPr>
@@ -8564,7 +11417,7 @@
                 <w:noProof/>
                 <w:webHidden/>
               </w:rPr>
-              <w:t>76</w:t>
+              <w:t>74</w:t>
             </w:r>
             <w:r>
               <w:rPr>
@@ -8593,7 +11446,7 @@
               <w14:ligatures w14:val="standardContextual"/>
             </w:rPr>
           </w:pPr>
-          <w:hyperlink w:anchor="_Toc243759393" w:history="1">
+          <w:hyperlink w:anchor="_Toc243926923" w:history="1">
             <w:r>
               <w:rPr>
                 <w:rStyle w:val="Hyperlink"/>
@@ -8612,24 +11465,24 @@
                 <w:sz w:val="24"/>
                 <w14:ligatures w14:val="standardContextual"/>
               </w:rPr>
+              <w:t xml:space="preserve"> </w:t>
+            </w:r>
+            <w:r>
+              <w:rPr>
+                <w:rStyle w:val="Hyperlink"/>
+                <w:noProof/>
+              </w:rPr>
+              <w:t>Design Constraints and Component Constraints</w:t>
+            </w:r>
+            <w:r>
+              <w:rPr>
+                <w:noProof/>
+                <w:webHidden/>
+              </w:rPr>
               <w:tab/>
             </w:r>
             <w:r>
               <w:rPr>
-                <w:rStyle w:val="Hyperlink"/>
-                <w:noProof/>
-              </w:rPr>
-              <w:t>Design Constraints and Component Constraints</w:t>
-            </w:r>
-            <w:r>
-              <w:rPr>
-                <w:noProof/>
-                <w:webHidden/>
-              </w:rPr>
-              <w:tab/>
-            </w:r>
-            <w:r>
-              <w:rPr>
                 <w:noProof/>
                 <w:webHidden/>
               </w:rPr>
@@ -8640,7 +11493,7 @@
                 <w:noProof/>
                 <w:webHidden/>
               </w:rPr>
-              <w:instrText xml:space="preserve"> PAGEREF _Toc243759393 \h </w:instrText>
+              <w:instrText xml:space="preserve"> PAGEREF _Toc243926923 \h </w:instrText>
             </w:r>
             <w:r>
               <w:rPr>
@@ -8660,7 +11513,7 @@
                 <w:noProof/>
                 <w:webHidden/>
               </w:rPr>
-              <w:t>76</w:t>
+              <w:t>74</w:t>
             </w:r>
             <w:r>
               <w:rPr>
@@ -8689,7 +11542,7 @@
               <w14:ligatures w14:val="standardContextual"/>
             </w:rPr>
           </w:pPr>
-          <w:hyperlink w:anchor="_Toc243759394" w:history="1">
+          <w:hyperlink w:anchor="_Toc243926924" w:history="1">
             <w:r>
               <w:rPr>
                 <w:rStyle w:val="Hyperlink"/>
@@ -8708,24 +11561,24 @@
                 <w:sz w:val="24"/>
                 <w14:ligatures w14:val="standardContextual"/>
               </w:rPr>
+              <w:t xml:space="preserve"> </w:t>
+            </w:r>
+            <w:r>
+              <w:rPr>
+                <w:rStyle w:val="Hyperlink"/>
+                <w:noProof/>
+              </w:rPr>
+              <w:t>Data Constraints and Computational Constraints</w:t>
+            </w:r>
+            <w:r>
+              <w:rPr>
+                <w:noProof/>
+                <w:webHidden/>
+              </w:rPr>
               <w:tab/>
             </w:r>
             <w:r>
               <w:rPr>
-                <w:rStyle w:val="Hyperlink"/>
-                <w:noProof/>
-              </w:rPr>
-              <w:t>Data Constraints and Computational Constraints</w:t>
-            </w:r>
-            <w:r>
-              <w:rPr>
-                <w:noProof/>
-                <w:webHidden/>
-              </w:rPr>
-              <w:tab/>
-            </w:r>
-            <w:r>
-              <w:rPr>
                 <w:noProof/>
                 <w:webHidden/>
               </w:rPr>
@@ -8736,7 +11589,7 @@
                 <w:noProof/>
                 <w:webHidden/>
               </w:rPr>
-              <w:instrText xml:space="preserve"> PAGEREF _Toc243759394 \h </w:instrText>
+              <w:instrText xml:space="preserve"> PAGEREF _Toc243926924 \h </w:instrText>
             </w:r>
             <w:r>
               <w:rPr>
@@ -8756,7 +11609,7 @@
                 <w:noProof/>
                 <w:webHidden/>
               </w:rPr>
-              <w:t>77</w:t>
+              <w:t>75</w:t>
             </w:r>
             <w:r>
               <w:rPr>
@@ -8785,7 +11638,7 @@
               <w14:ligatures w14:val="standardContextual"/>
             </w:rPr>
           </w:pPr>
-          <w:hyperlink w:anchor="_Toc243759395" w:history="1">
+          <w:hyperlink w:anchor="_Toc243926925" w:history="1">
             <w:r>
               <w:rPr>
                 <w:rStyle w:val="Hyperlink"/>
@@ -8804,24 +11657,24 @@
                 <w:sz w:val="24"/>
                 <w14:ligatures w14:val="standardContextual"/>
               </w:rPr>
+              <w:t xml:space="preserve"> </w:t>
+            </w:r>
+            <w:r>
+              <w:rPr>
+                <w:rStyle w:val="Hyperlink"/>
+                <w:noProof/>
+              </w:rPr>
+              <w:t>Budget Constraints</w:t>
+            </w:r>
+            <w:r>
+              <w:rPr>
+                <w:noProof/>
+                <w:webHidden/>
+              </w:rPr>
               <w:tab/>
             </w:r>
             <w:r>
               <w:rPr>
-                <w:rStyle w:val="Hyperlink"/>
-                <w:noProof/>
-              </w:rPr>
-              <w:t>Budget Constraints</w:t>
-            </w:r>
-            <w:r>
-              <w:rPr>
-                <w:noProof/>
-                <w:webHidden/>
-              </w:rPr>
-              <w:tab/>
-            </w:r>
-            <w:r>
-              <w:rPr>
                 <w:noProof/>
                 <w:webHidden/>
               </w:rPr>
@@ -8832,7 +11685,7 @@
                 <w:noProof/>
                 <w:webHidden/>
               </w:rPr>
-              <w:instrText xml:space="preserve"> PAGEREF _Toc243759395 \h </w:instrText>
+              <w:instrText xml:space="preserve"> PAGEREF _Toc243926925 \h </w:instrText>
             </w:r>
             <w:r>
               <w:rPr>
@@ -8852,7 +11705,7 @@
                 <w:noProof/>
                 <w:webHidden/>
               </w:rPr>
-              <w:t>78</w:t>
+              <w:t>76</w:t>
             </w:r>
             <w:r>
               <w:rPr>
@@ -8881,7 +11734,7 @@
               <w14:ligatures w14:val="standardContextual"/>
             </w:rPr>
           </w:pPr>
-          <w:hyperlink w:anchor="_Toc243759396" w:history="1">
+          <w:hyperlink w:anchor="_Toc243926926" w:history="1">
             <w:r>
               <w:rPr>
                 <w:rStyle w:val="Hyperlink"/>
@@ -8900,24 +11753,24 @@
                 <w:sz w:val="24"/>
                 <w14:ligatures w14:val="standardContextual"/>
               </w:rPr>
+              <w:t xml:space="preserve"> </w:t>
+            </w:r>
+            <w:r>
+              <w:rPr>
+                <w:rStyle w:val="Hyperlink"/>
+                <w:noProof/>
+              </w:rPr>
+              <w:t>Task Breakdown and Project Timeline</w:t>
+            </w:r>
+            <w:r>
+              <w:rPr>
+                <w:noProof/>
+                <w:webHidden/>
+              </w:rPr>
               <w:tab/>
             </w:r>
             <w:r>
               <w:rPr>
-                <w:rStyle w:val="Hyperlink"/>
-                <w:noProof/>
-              </w:rPr>
-              <w:t>Task Breakdown and Project Timeline</w:t>
-            </w:r>
-            <w:r>
-              <w:rPr>
-                <w:noProof/>
-                <w:webHidden/>
-              </w:rPr>
-              <w:tab/>
-            </w:r>
-            <w:r>
-              <w:rPr>
                 <w:noProof/>
                 <w:webHidden/>
               </w:rPr>
@@ -8928,7 +11781,7 @@
                 <w:noProof/>
                 <w:webHidden/>
               </w:rPr>
-              <w:instrText xml:space="preserve"> PAGEREF _Toc243759396 \h </w:instrText>
+              <w:instrText xml:space="preserve"> PAGEREF _Toc243926926 \h </w:instrText>
             </w:r>
             <w:r>
               <w:rPr>
@@ -8948,7 +11801,7 @@
                 <w:noProof/>
                 <w:webHidden/>
               </w:rPr>
-              <w:t>78</w:t>
+              <w:t>76</w:t>
             </w:r>
             <w:r>
               <w:rPr>
@@ -8977,7 +11830,7 @@
               <w14:ligatures w14:val="standardContextual"/>
             </w:rPr>
           </w:pPr>
-          <w:hyperlink w:anchor="_Toc243759397" w:history="1">
+          <w:hyperlink w:anchor="_Toc243926927" w:history="1">
             <w:r>
               <w:rPr>
                 <w:rStyle w:val="Hyperlink"/>
@@ -8996,24 +11849,24 @@
                 <w:sz w:val="24"/>
                 <w14:ligatures w14:val="standardContextual"/>
               </w:rPr>
+              <w:t xml:space="preserve"> </w:t>
+            </w:r>
+            <w:r>
+              <w:rPr>
+                <w:rStyle w:val="Hyperlink"/>
+                <w:noProof/>
+              </w:rPr>
+              <w:t>Milestones and Deliverables</w:t>
+            </w:r>
+            <w:r>
+              <w:rPr>
+                <w:noProof/>
+                <w:webHidden/>
+              </w:rPr>
               <w:tab/>
             </w:r>
             <w:r>
               <w:rPr>
-                <w:rStyle w:val="Hyperlink"/>
-                <w:noProof/>
-              </w:rPr>
-              <w:t>Milestones and Deliverables</w:t>
-            </w:r>
-            <w:r>
-              <w:rPr>
-                <w:noProof/>
-                <w:webHidden/>
-              </w:rPr>
-              <w:tab/>
-            </w:r>
-            <w:r>
-              <w:rPr>
                 <w:noProof/>
                 <w:webHidden/>
               </w:rPr>
@@ -9024,7 +11877,7 @@
                 <w:noProof/>
                 <w:webHidden/>
               </w:rPr>
-              <w:instrText xml:space="preserve"> PAGEREF _Toc243759397 \h </w:instrText>
+              <w:instrText xml:space="preserve"> PAGEREF _Toc243926927 \h </w:instrText>
             </w:r>
             <w:r>
               <w:rPr>
@@ -9044,7 +11897,7 @@
                 <w:noProof/>
                 <w:webHidden/>
               </w:rPr>
-              <w:t>79</w:t>
+              <w:t>77</w:t>
             </w:r>
             <w:r>
               <w:rPr>
@@ -9073,7 +11926,7 @@
               <w14:ligatures w14:val="standardContextual"/>
             </w:rPr>
           </w:pPr>
-          <w:hyperlink w:anchor="_Toc243759398" w:history="1">
+          <w:hyperlink w:anchor="_Toc243926928" w:history="1">
             <w:r>
               <w:rPr>
                 <w:rStyle w:val="Hyperlink"/>
@@ -9092,24 +11945,24 @@
                 <w:sz w:val="24"/>
                 <w14:ligatures w14:val="standardContextual"/>
               </w:rPr>
+              <w:t xml:space="preserve"> </w:t>
+            </w:r>
+            <w:r>
+              <w:rPr>
+                <w:rStyle w:val="Hyperlink"/>
+                <w:noProof/>
+              </w:rPr>
+              <w:t>Gantt Chart</w:t>
+            </w:r>
+            <w:r>
+              <w:rPr>
+                <w:noProof/>
+                <w:webHidden/>
+              </w:rPr>
               <w:tab/>
             </w:r>
             <w:r>
               <w:rPr>
-                <w:rStyle w:val="Hyperlink"/>
-                <w:noProof/>
-              </w:rPr>
-              <w:t>Gantt Chart</w:t>
-            </w:r>
-            <w:r>
-              <w:rPr>
-                <w:noProof/>
-                <w:webHidden/>
-              </w:rPr>
-              <w:tab/>
-            </w:r>
-            <w:r>
-              <w:rPr>
                 <w:noProof/>
                 <w:webHidden/>
               </w:rPr>
@@ -9120,7 +11973,7 @@
                 <w:noProof/>
                 <w:webHidden/>
               </w:rPr>
-              <w:instrText xml:space="preserve"> PAGEREF _Toc243759398 \h </w:instrText>
+              <w:instrText xml:space="preserve"> PAGEREF _Toc243926928 \h </w:instrText>
             </w:r>
             <w:r>
               <w:rPr>
@@ -9140,7 +11993,7 @@
                 <w:noProof/>
                 <w:webHidden/>
               </w:rPr>
-              <w:t>80</w:t>
+              <w:t>78</w:t>
             </w:r>
             <w:r>
               <w:rPr>
@@ -9169,7 +12022,7 @@
               <w14:ligatures w14:val="standardContextual"/>
             </w:rPr>
           </w:pPr>
-          <w:hyperlink w:anchor="_Toc243759399" w:history="1">
+          <w:hyperlink w:anchor="_Toc243926929" w:history="1">
             <w:r>
               <w:rPr>
                 <w:rStyle w:val="Hyperlink"/>
@@ -9188,24 +12041,24 @@
                 <w:sz w:val="24"/>
                 <w14:ligatures w14:val="standardContextual"/>
               </w:rPr>
+              <w:t xml:space="preserve"> </w:t>
+            </w:r>
+            <w:r>
+              <w:rPr>
+                <w:rStyle w:val="Hyperlink"/>
+                <w:noProof/>
+              </w:rPr>
+              <w:t>Summary</w:t>
+            </w:r>
+            <w:r>
+              <w:rPr>
+                <w:noProof/>
+                <w:webHidden/>
+              </w:rPr>
               <w:tab/>
             </w:r>
             <w:r>
               <w:rPr>
-                <w:rStyle w:val="Hyperlink"/>
-                <w:noProof/>
-              </w:rPr>
-              <w:t>Summary</w:t>
-            </w:r>
-            <w:r>
-              <w:rPr>
-                <w:noProof/>
-                <w:webHidden/>
-              </w:rPr>
-              <w:tab/>
-            </w:r>
-            <w:r>
-              <w:rPr>
                 <w:noProof/>
                 <w:webHidden/>
               </w:rPr>
@@ -9216,7 +12069,7 @@
                 <w:noProof/>
                 <w:webHidden/>
               </w:rPr>
-              <w:instrText xml:space="preserve"> PAGEREF _Toc243759399 \h </w:instrText>
+              <w:instrText xml:space="preserve"> PAGEREF _Toc243926929 \h </w:instrText>
             </w:r>
             <w:r>
               <w:rPr>
@@ -9236,7 +12089,7 @@
                 <w:noProof/>
                 <w:webHidden/>
               </w:rPr>
-              <w:t>80</w:t>
+              <w:t>78</w:t>
             </w:r>
             <w:r>
               <w:rPr>
@@ -9264,7 +12117,7 @@
               <w14:ligatures w14:val="standardContextual"/>
             </w:rPr>
           </w:pPr>
-          <w:hyperlink w:anchor="_Toc243759400" w:history="1">
+          <w:hyperlink w:anchor="_Toc243926930" w:history="1">
             <w:r>
               <w:rPr>
                 <w:rStyle w:val="Hyperlink"/>
@@ -9306,7 +12159,7 @@
                 <w:noProof/>
                 <w:webHidden/>
               </w:rPr>
-              <w:instrText xml:space="preserve"> PAGEREF _Toc243759400 \h </w:instrText>
+              <w:instrText xml:space="preserve"> PAGEREF _Toc243926930 \h </w:instrText>
             </w:r>
             <w:r>
               <w:rPr>
@@ -9326,7 +12179,7 @@
                 <w:noProof/>
                 <w:webHidden/>
               </w:rPr>
-              <w:t>82</w:t>
+              <w:t>80</w:t>
             </w:r>
             <w:r>
               <w:rPr>
@@ -9354,7 +12207,7 @@
               <w14:ligatures w14:val="standardContextual"/>
             </w:rPr>
           </w:pPr>
-          <w:hyperlink w:anchor="_Toc243759401" w:history="1">
+          <w:hyperlink w:anchor="_Toc243926931" w:history="1">
             <w:r>
               <w:rPr>
                 <w:rStyle w:val="Hyperlink"/>
@@ -9381,7 +12234,7 @@
                 <w:noProof/>
                 <w:webHidden/>
               </w:rPr>
-              <w:instrText xml:space="preserve"> PAGEREF _Toc243759401 \h </w:instrText>
+              <w:instrText xml:space="preserve"> PAGEREF _Toc243926931 \h </w:instrText>
             </w:r>
             <w:r>
               <w:rPr>
@@ -9401,7 +12254,7 @@
                 <w:noProof/>
                 <w:webHidden/>
               </w:rPr>
-              <w:t>82</w:t>
+              <w:t>80</w:t>
             </w:r>
             <w:r>
               <w:rPr>
@@ -9430,7 +12283,7 @@
               <w14:ligatures w14:val="standardContextual"/>
             </w:rPr>
           </w:pPr>
-          <w:hyperlink w:anchor="_Toc243759402" w:history="1">
+          <w:hyperlink w:anchor="_Toc243926932" w:history="1">
             <w:r>
               <w:rPr>
                 <w:rStyle w:val="Hyperlink"/>
@@ -9449,24 +12302,24 @@
                 <w:sz w:val="24"/>
                 <w14:ligatures w14:val="standardContextual"/>
               </w:rPr>
+              <w:t xml:space="preserve"> </w:t>
+            </w:r>
+            <w:r>
+              <w:rPr>
+                <w:rStyle w:val="Hyperlink"/>
+                <w:noProof/>
+              </w:rPr>
+              <w:t>Summary of the Study / Work Done</w:t>
+            </w:r>
+            <w:r>
+              <w:rPr>
+                <w:noProof/>
+                <w:webHidden/>
+              </w:rPr>
               <w:tab/>
             </w:r>
             <w:r>
               <w:rPr>
-                <w:rStyle w:val="Hyperlink"/>
-                <w:noProof/>
-              </w:rPr>
-              <w:t>Summary of the Study / Work Done</w:t>
-            </w:r>
-            <w:r>
-              <w:rPr>
-                <w:noProof/>
-                <w:webHidden/>
-              </w:rPr>
-              <w:tab/>
-            </w:r>
-            <w:r>
-              <w:rPr>
                 <w:noProof/>
                 <w:webHidden/>
               </w:rPr>
@@ -9477,7 +12330,7 @@
                 <w:noProof/>
                 <w:webHidden/>
               </w:rPr>
-              <w:instrText xml:space="preserve"> PAGEREF _Toc243759402 \h </w:instrText>
+              <w:instrText xml:space="preserve"> PAGEREF _Toc243926932 \h </w:instrText>
             </w:r>
             <w:r>
               <w:rPr>
@@ -9497,7 +12350,7 @@
                 <w:noProof/>
                 <w:webHidden/>
               </w:rPr>
-              <w:t>82</w:t>
+              <w:t>80</w:t>
             </w:r>
             <w:r>
               <w:rPr>
@@ -9526,7 +12379,7 @@
               <w14:ligatures w14:val="standardContextual"/>
             </w:rPr>
           </w:pPr>
-          <w:hyperlink w:anchor="_Toc243759403" w:history="1">
+          <w:hyperlink w:anchor="_Toc243926933" w:history="1">
             <w:r>
               <w:rPr>
                 <w:rStyle w:val="Hyperlink"/>
@@ -9545,24 +12398,24 @@
                 <w:sz w:val="24"/>
                 <w14:ligatures w14:val="standardContextual"/>
               </w:rPr>
+              <w:t xml:space="preserve"> </w:t>
+            </w:r>
+            <w:r>
+              <w:rPr>
+                <w:rStyle w:val="Hyperlink"/>
+                <w:noProof/>
+              </w:rPr>
+              <w:t>Key Contributions</w:t>
+            </w:r>
+            <w:r>
+              <w:rPr>
+                <w:noProof/>
+                <w:webHidden/>
+              </w:rPr>
               <w:tab/>
             </w:r>
             <w:r>
               <w:rPr>
-                <w:rStyle w:val="Hyperlink"/>
-                <w:noProof/>
-              </w:rPr>
-              <w:t>Key Contributions</w:t>
-            </w:r>
-            <w:r>
-              <w:rPr>
-                <w:noProof/>
-                <w:webHidden/>
-              </w:rPr>
-              <w:tab/>
-            </w:r>
-            <w:r>
-              <w:rPr>
                 <w:noProof/>
                 <w:webHidden/>
               </w:rPr>
@@ -9573,7 +12426,7 @@
                 <w:noProof/>
                 <w:webHidden/>
               </w:rPr>
-              <w:instrText xml:space="preserve"> PAGEREF _Toc243759403 \h </w:instrText>
+              <w:instrText xml:space="preserve"> PAGEREF _Toc243926933 \h </w:instrText>
             </w:r>
             <w:r>
               <w:rPr>
@@ -9593,7 +12446,7 @@
                 <w:noProof/>
                 <w:webHidden/>
               </w:rPr>
-              <w:t>83</w:t>
+              <w:t>81</w:t>
             </w:r>
             <w:r>
               <w:rPr>
@@ -9622,7 +12475,7 @@
               <w14:ligatures w14:val="standardContextual"/>
             </w:rPr>
           </w:pPr>
-          <w:hyperlink w:anchor="_Toc243759404" w:history="1">
+          <w:hyperlink w:anchor="_Toc243926934" w:history="1">
             <w:r>
               <w:rPr>
                 <w:rStyle w:val="Hyperlink"/>
@@ -9641,24 +12494,24 @@
                 <w:sz w:val="24"/>
                 <w14:ligatures w14:val="standardContextual"/>
               </w:rPr>
+              <w:t xml:space="preserve"> </w:t>
+            </w:r>
+            <w:r>
+              <w:rPr>
+                <w:rStyle w:val="Hyperlink"/>
+                <w:noProof/>
+              </w:rPr>
+              <w:t>Limitations of the Study</w:t>
+            </w:r>
+            <w:r>
+              <w:rPr>
+                <w:noProof/>
+                <w:webHidden/>
+              </w:rPr>
               <w:tab/>
             </w:r>
             <w:r>
               <w:rPr>
-                <w:rStyle w:val="Hyperlink"/>
-                <w:noProof/>
-              </w:rPr>
-              <w:t>Limitations of the Study</w:t>
-            </w:r>
-            <w:r>
-              <w:rPr>
-                <w:noProof/>
-                <w:webHidden/>
-              </w:rPr>
-              <w:tab/>
-            </w:r>
-            <w:r>
-              <w:rPr>
                 <w:noProof/>
                 <w:webHidden/>
               </w:rPr>
@@ -9669,7 +12522,7 @@
                 <w:noProof/>
                 <w:webHidden/>
               </w:rPr>
-              <w:instrText xml:space="preserve"> PAGEREF _Toc243759404 \h </w:instrText>
+              <w:instrText xml:space="preserve"> PAGEREF _Toc243926934 \h </w:instrText>
             </w:r>
             <w:r>
               <w:rPr>
@@ -9689,7 +12542,7 @@
                 <w:noProof/>
                 <w:webHidden/>
               </w:rPr>
-              <w:t>83</w:t>
+              <w:t>81</w:t>
             </w:r>
             <w:r>
               <w:rPr>
@@ -9718,7 +12571,7 @@
               <w14:ligatures w14:val="standardContextual"/>
             </w:rPr>
           </w:pPr>
-          <w:hyperlink w:anchor="_Toc243759405" w:history="1">
+          <w:hyperlink w:anchor="_Toc243926935" w:history="1">
             <w:r>
               <w:rPr>
                 <w:rStyle w:val="Hyperlink"/>
@@ -9737,24 +12590,24 @@
                 <w:sz w:val="24"/>
                 <w14:ligatures w14:val="standardContextual"/>
               </w:rPr>
+              <w:t xml:space="preserve"> </w:t>
+            </w:r>
+            <w:r>
+              <w:rPr>
+                <w:rStyle w:val="Hyperlink"/>
+                <w:noProof/>
+              </w:rPr>
+              <w:t>Future Work</w:t>
+            </w:r>
+            <w:r>
+              <w:rPr>
+                <w:noProof/>
+                <w:webHidden/>
+              </w:rPr>
               <w:tab/>
             </w:r>
             <w:r>
               <w:rPr>
-                <w:rStyle w:val="Hyperlink"/>
-                <w:noProof/>
-              </w:rPr>
-              <w:t>Future Work</w:t>
-            </w:r>
-            <w:r>
-              <w:rPr>
-                <w:noProof/>
-                <w:webHidden/>
-              </w:rPr>
-              <w:tab/>
-            </w:r>
-            <w:r>
-              <w:rPr>
                 <w:noProof/>
                 <w:webHidden/>
               </w:rPr>
@@ -9765,7 +12618,7 @@
                 <w:noProof/>
                 <w:webHidden/>
               </w:rPr>
-              <w:instrText xml:space="preserve"> PAGEREF _Toc243759405 \h </w:instrText>
+              <w:instrText xml:space="preserve"> PAGEREF _Toc243926935 \h </w:instrText>
             </w:r>
             <w:r>
               <w:rPr>
@@ -9785,7 +12638,7 @@
                 <w:noProof/>
                 <w:webHidden/>
               </w:rPr>
-              <w:t>84</w:t>
+              <w:t>82</w:t>
             </w:r>
             <w:r>
               <w:rPr>
@@ -9813,7 +12666,7 @@
               <w14:ligatures w14:val="standardContextual"/>
             </w:rPr>
           </w:pPr>
-          <w:hyperlink w:anchor="_Toc243759406" w:history="1">
+          <w:hyperlink w:anchor="_Toc243926936" w:history="1">
             <w:r>
               <w:rPr>
                 <w:rStyle w:val="Hyperlink"/>
@@ -9840,7 +12693,7 @@
                 <w:noProof/>
                 <w:webHidden/>
               </w:rPr>
-              <w:instrText xml:space="preserve"> PAGEREF _Toc243759406 \h </w:instrText>
+              <w:instrText xml:space="preserve"> PAGEREF _Toc243926936 \h </w:instrText>
             </w:r>
             <w:r>
               <w:rPr>
@@ -9860,7 +12713,7 @@
                 <w:noProof/>
                 <w:webHidden/>
               </w:rPr>
-              <w:t>85</w:t>
+              <w:t>83</w:t>
             </w:r>
             <w:r>
               <w:rPr>
@@ -9888,7 +12741,7 @@
               <w14:ligatures w14:val="standardContextual"/>
             </w:rPr>
           </w:pPr>
-          <w:hyperlink w:anchor="_Toc243759407" w:history="1">
+          <w:hyperlink w:anchor="_Toc243926937" w:history="1">
             <w:r>
               <w:rPr>
                 <w:rStyle w:val="Hyperlink"/>
@@ -9915,7 +12768,7 @@
                 <w:noProof/>
                 <w:webHidden/>
               </w:rPr>
-              <w:instrText xml:space="preserve"> PAGEREF _Toc243759407 \h </w:instrText>
+              <w:instrText xml:space="preserve"> PAGEREF _Toc243926937 \h </w:instrText>
             </w:r>
             <w:r>
               <w:rPr>
@@ -9935,7 +12788,153 @@
                 <w:noProof/>
                 <w:webHidden/>
               </w:rPr>
-              <w:t>90</w:t>
+              <w:t>88</w:t>
+            </w:r>
+            <w:r>
+              <w:rPr>
+                <w:noProof/>
+                <w:webHidden/>
+              </w:rPr>
+              <w:fldChar w:fldCharType="end"/>
+            </w:r>
+          </w:hyperlink>
+        </w:p>
+        <w:p>
+          <w:pPr>
+            <w:pStyle w:val="TOC2"/>
+            <w:tabs>
+              <w:tab w:val="right" w:leader="dot" w:pos="9020"/>
+            </w:tabs>
+            <w:rPr>
+              <w:rFonts w:asciiTheme="minorHAnsi" w:eastAsiaTheme="minorEastAsia" w:hAnsiTheme="minorHAnsi" w:cstheme="minorBidi"/>
+              <w:noProof/>
+              <w:color w:val="auto"/>
+              <w:kern w:val="2"/>
+              <w:sz w:val="24"/>
+              <w14:ligatures w14:val="standardContextual"/>
+            </w:rPr>
+          </w:pPr>
+          <w:hyperlink w:anchor="_Toc243926938" w:history="1">
+            <w:r>
+              <w:rPr>
+                <w:rStyle w:val="Hyperlink"/>
+                <w:noProof/>
+              </w:rPr>
+              <w:t>Appendix A: Engineered Behavioural Features</w:t>
+            </w:r>
+            <w:r>
+              <w:rPr>
+                <w:noProof/>
+                <w:webHidden/>
+              </w:rPr>
+              <w:tab/>
+            </w:r>
+            <w:r>
+              <w:rPr>
+                <w:noProof/>
+                <w:webHidden/>
+              </w:rPr>
+              <w:fldChar w:fldCharType="begin"/>
+            </w:r>
+            <w:r>
+              <w:rPr>
+                <w:noProof/>
+                <w:webHidden/>
+              </w:rPr>
+              <w:instrText xml:space="preserve"> PAGEREF _Toc243926938 \h </w:instrText>
+            </w:r>
+            <w:r>
+              <w:rPr>
+                <w:noProof/>
+                <w:webHidden/>
+              </w:rPr>
+            </w:r>
+            <w:r>
+              <w:rPr>
+                <w:noProof/>
+                <w:webHidden/>
+              </w:rPr>
+              <w:fldChar w:fldCharType="separate"/>
+            </w:r>
+            <w:r>
+              <w:rPr>
+                <w:noProof/>
+                <w:webHidden/>
+              </w:rPr>
+              <w:t>88</w:t>
+            </w:r>
+            <w:r>
+              <w:rPr>
+                <w:noProof/>
+                <w:webHidden/>
+              </w:rPr>
+              <w:fldChar w:fldCharType="end"/>
+            </w:r>
+          </w:hyperlink>
+        </w:p>
+        <w:p>
+          <w:pPr>
+            <w:pStyle w:val="TOC2"/>
+            <w:tabs>
+              <w:tab w:val="right" w:leader="dot" w:pos="9020"/>
+            </w:tabs>
+            <w:rPr>
+              <w:rFonts w:asciiTheme="minorHAnsi" w:eastAsiaTheme="minorEastAsia" w:hAnsiTheme="minorHAnsi" w:cstheme="minorBidi"/>
+              <w:noProof/>
+              <w:color w:val="auto"/>
+              <w:kern w:val="2"/>
+              <w:sz w:val="24"/>
+              <w14:ligatures w14:val="standardContextual"/>
+            </w:rPr>
+          </w:pPr>
+          <w:hyperlink w:anchor="_Toc243926939" w:history="1">
+            <w:r>
+              <w:rPr>
+                <w:rStyle w:val="Hyperlink"/>
+                <w:noProof/>
+              </w:rPr>
+              <w:t>Appendix B: Reproducibility Map</w:t>
+            </w:r>
+            <w:r>
+              <w:rPr>
+                <w:noProof/>
+                <w:webHidden/>
+              </w:rPr>
+              <w:tab/>
+            </w:r>
+            <w:r>
+              <w:rPr>
+                <w:noProof/>
+                <w:webHidden/>
+              </w:rPr>
+              <w:fldChar w:fldCharType="begin"/>
+            </w:r>
+            <w:r>
+              <w:rPr>
+                <w:noProof/>
+                <w:webHidden/>
+              </w:rPr>
+              <w:instrText xml:space="preserve"> PAGEREF _Toc243926939 \h </w:instrText>
+            </w:r>
+            <w:r>
+              <w:rPr>
+                <w:noProof/>
+                <w:webHidden/>
+              </w:rPr>
+            </w:r>
+            <w:r>
+              <w:rPr>
+                <w:noProof/>
+                <w:webHidden/>
+              </w:rPr>
+              <w:fldChar w:fldCharType="separate"/>
+            </w:r>
+            <w:r>
+              <w:rPr>
+                <w:noProof/>
+                <w:webHidden/>
+              </w:rPr>
+              <w:t>89</w:t>
             </w:r>
             <w:r>
               <w:rPr>
@@ -10018,7 +13017,7 @@
         </w:rPr>
       </w:pPr>
       <w:bookmarkStart w:id="10" w:name="_Toc151025034"/>
-      <w:bookmarkStart w:id="11" w:name="_Toc243759345"/>
+      <w:bookmarkStart w:id="11" w:name="_Toc243926836"/>
       <w:r>
         <w:rPr>
           <w:sz w:val="34"/>
@@ -10929,7 +13928,7 @@
       <w:bookmarkStart w:id="14" w:name="_Toc150370413"/>
       <w:bookmarkStart w:id="15" w:name="_Toc150372212"/>
       <w:bookmarkStart w:id="16" w:name="_Toc151025035"/>
-      <w:bookmarkStart w:id="17" w:name="_Toc243759346"/>
+      <w:bookmarkStart w:id="17" w:name="_Toc243926837"/>
       <w:bookmarkEnd w:id="12"/>
       <w:bookmarkEnd w:id="13"/>
       <w:r>
@@ -13492,7 +16491,7 @@
       <w:bookmarkStart w:id="20" w:name="_Toc150370414"/>
       <w:bookmarkStart w:id="21" w:name="_Toc150372213"/>
       <w:bookmarkStart w:id="22" w:name="_Toc151025036"/>
-      <w:bookmarkStart w:id="23" w:name="_Toc243759347"/>
+      <w:bookmarkStart w:id="23" w:name="_Toc243926838"/>
       <w:bookmarkEnd w:id="18"/>
       <w:bookmarkEnd w:id="19"/>
       <w:r>
@@ -14965,7 +17964,7 @@
         </w:rPr>
       </w:pPr>
       <w:bookmarkStart w:id="24" w:name="_Toc151025037"/>
-      <w:bookmarkStart w:id="25" w:name="_Toc243759348"/>
+      <w:bookmarkStart w:id="25" w:name="_Toc243926839"/>
       <w:r>
         <w:rPr>
           <w:sz w:val="34"/>
@@ -15106,7 +18105,7 @@
         </w:rPr>
       </w:pPr>
       <w:bookmarkStart w:id="26" w:name="_Toc151025038"/>
-      <w:bookmarkStart w:id="27" w:name="_Toc243759349"/>
+      <w:bookmarkStart w:id="27" w:name="_Toc243926840"/>
       <w:r>
         <w:rPr>
           <w:sz w:val="34"/>
@@ -15227,7 +18226,7 @@
     </w:p>
     <w:bookmarkStart w:id="28" w:name="_bookmark5"/>
     <w:bookmarkStart w:id="29" w:name="_Toc151025039"/>
-    <w:bookmarkStart w:id="30" w:name="_Toc243759350"/>
+    <w:bookmarkStart w:id="30" w:name="_Toc243926841"/>
     <w:bookmarkEnd w:id="28"/>
     <w:p>
       <w:pPr>
@@ -15341,7 +18340,7 @@
       <w:bookmarkStart w:id="31" w:name="_Toc150370415"/>
       <w:bookmarkStart w:id="32" w:name="_Toc150372214"/>
       <w:bookmarkStart w:id="33" w:name="_Toc151025040"/>
-      <w:bookmarkStart w:id="34" w:name="_Toc243759351"/>
+      <w:bookmarkStart w:id="34" w:name="_Toc243926842"/>
       <w:r>
         <w:rPr>
           <w:sz w:val="40"/>
@@ -15372,7 +18371,7 @@
           <w:szCs w:val="28"/>
         </w:rPr>
       </w:pPr>
-      <w:bookmarkStart w:id="35" w:name="_Toc243759352"/>
+      <w:bookmarkStart w:id="35" w:name="_Toc243926843"/>
       <w:r>
         <w:rPr>
           <w:rStyle w:val="Heading1Char"/>
@@ -15499,7 +18498,7 @@
           <w:szCs w:val="28"/>
         </w:rPr>
       </w:pPr>
-      <w:bookmarkStart w:id="36" w:name="_Toc243759353"/>
+      <w:bookmarkStart w:id="36" w:name="_Toc243926844"/>
       <w:r>
         <w:rPr>
           <w:rStyle w:val="Heading1Char"/>
@@ -15550,7 +18549,7 @@
           <w:szCs w:val="28"/>
         </w:rPr>
       </w:pPr>
-      <w:bookmarkStart w:id="37" w:name="_Toc243759354"/>
+      <w:bookmarkStart w:id="37" w:name="_Toc243926845"/>
       <w:r>
         <w:rPr>
           <w:rStyle w:val="Heading1Char"/>
@@ -15606,7 +18605,7 @@
         </w:rPr>
       </w:pPr>
       <w:bookmarkStart w:id="38" w:name="_Toc151025044"/>
-      <w:bookmarkStart w:id="39" w:name="_Toc243759355"/>
+      <w:bookmarkStart w:id="39" w:name="_Toc243926846"/>
       <w:r>
         <w:rPr>
           <w:rStyle w:val="Heading1Char"/>
@@ -15775,7 +18774,7 @@
           <w:szCs w:val="28"/>
         </w:rPr>
       </w:pPr>
-      <w:bookmarkStart w:id="40" w:name="_Toc243759356"/>
+      <w:bookmarkStart w:id="40" w:name="_Toc243926847"/>
       <w:r>
         <w:rPr>
           <w:rStyle w:val="Heading1Char"/>
@@ -15912,7 +18911,7 @@
           <w:szCs w:val="28"/>
         </w:rPr>
       </w:pPr>
-      <w:bookmarkStart w:id="41" w:name="_Toc243759357"/>
+      <w:bookmarkStart w:id="41" w:name="_Toc243926848"/>
       <w:r>
         <w:rPr>
           <w:rStyle w:val="Heading1Char"/>
@@ -15978,7 +18977,7 @@
           <w:szCs w:val="28"/>
         </w:rPr>
       </w:pPr>
-      <w:bookmarkStart w:id="42" w:name="_Toc243759358"/>
+      <w:bookmarkStart w:id="42" w:name="_Toc243926849"/>
       <w:r>
         <w:rPr>
           <w:rStyle w:val="Heading1Char"/>
@@ -16098,7 +19097,7 @@
           <w:szCs w:val="28"/>
         </w:rPr>
       </w:pPr>
-      <w:bookmarkStart w:id="44" w:name="_Toc243759359"/>
+      <w:bookmarkStart w:id="44" w:name="_Toc243926850"/>
       <w:r>
         <w:rPr>
           <w:rStyle w:val="Heading1Char"/>
@@ -16151,7 +19150,7 @@
           <w:szCs w:val="28"/>
         </w:rPr>
       </w:pPr>
-      <w:bookmarkStart w:id="45" w:name="_Toc243759360"/>
+      <w:bookmarkStart w:id="45" w:name="_Toc243926851"/>
       <w:r>
         <w:rPr>
           <w:rStyle w:val="Heading1Char"/>
@@ -16362,7 +19361,7 @@
           <w:szCs w:val="28"/>
         </w:rPr>
       </w:pPr>
-      <w:bookmarkStart w:id="46" w:name="_Toc243759361"/>
+      <w:bookmarkStart w:id="46" w:name="_Toc243926852"/>
       <w:r>
         <w:rPr>
           <w:rStyle w:val="Heading1Char"/>
@@ -16408,7 +19407,7 @@
           <w:szCs w:val="28"/>
         </w:rPr>
       </w:pPr>
-      <w:bookmarkStart w:id="47" w:name="_Toc243759362"/>
+      <w:bookmarkStart w:id="47" w:name="_Toc243926853"/>
       <w:r>
         <w:rPr>
           <w:sz w:val="28"/>
@@ -16438,19 +19437,28 @@
       </w:r>
     </w:p>
     <w:p>
+      <w:pPr>
+        <w:pStyle w:val="Heading1"/>
+        <w:rPr>
+          <w:sz w:val="40"/>
+        </w:rPr>
+      </w:pPr>
       <w:bookmarkStart w:id="48" w:name="Abbreviated_title"/>
       <w:bookmarkStart w:id="49" w:name="_bookmark7"/>
       <w:bookmarkStart w:id="50" w:name="_Toc151025045"/>
       <w:bookmarkEnd w:id="48"/>
       <w:bookmarkEnd w:id="49"/>
       <w:r>
+        <w:rPr>
+          <w:sz w:val="40"/>
+        </w:rPr>
         <w:br w:type="page"/>
       </w:r>
+      <w:bookmarkStart w:id="51" w:name="_Toc243926854"/>
       <w:r>
         <w:rPr>
           <w:noProof/>
           <w:sz w:val="40"/>
-          <w:szCs w:val="40"/>
         </w:rPr>
         <w:lastRenderedPageBreak/>
         <mc:AlternateContent>
@@ -16513,7 +19521,6 @@
       <w:r>
         <w:rPr>
           <w:sz w:val="40"/>
-          <w:szCs w:val="40"/>
         </w:rPr>
         <w:t>Chapter</w:t>
       </w:r>
@@ -16521,18 +19528,17 @@
         <w:rPr>
           <w:spacing w:val="13"/>
           <w:sz w:val="40"/>
-          <w:szCs w:val="40"/>
         </w:rPr>
         <w:t xml:space="preserve"> </w:t>
       </w:r>
       <w:r>
         <w:rPr>
           <w:sz w:val="40"/>
-          <w:szCs w:val="40"/>
         </w:rPr>
         <w:t>2</w:t>
       </w:r>
       <w:bookmarkEnd w:id="50"/>
+      <w:bookmarkEnd w:id="51"/>
     </w:p>
     <w:p>
       <w:pPr>
@@ -16544,7 +19550,7 @@
           <w:szCs w:val="40"/>
         </w:rPr>
       </w:pPr>
-      <w:bookmarkStart w:id="51" w:name="_Toc243759363"/>
+      <w:bookmarkStart w:id="52" w:name="_Toc243926855"/>
       <w:r>
         <w:rPr>
           <w:sz w:val="40"/>
@@ -16552,7 +19558,7 @@
         </w:rPr>
         <w:t>Literature Review</w:t>
       </w:r>
-      <w:bookmarkEnd w:id="51"/>
+      <w:bookmarkEnd w:id="52"/>
     </w:p>
     <w:p>
       <w:pPr>
@@ -16572,7 +19578,7 @@
           <w:szCs w:val="28"/>
         </w:rPr>
       </w:pPr>
-      <w:bookmarkStart w:id="52" w:name="_Toc243759364"/>
+      <w:bookmarkStart w:id="53" w:name="_Toc243926856"/>
       <w:r>
         <w:rPr>
           <w:rStyle w:val="Heading1Char"/>
@@ -16583,7 +19589,7 @@
         </w:rPr>
         <w:t>Introduction</w:t>
       </w:r>
-      <w:bookmarkEnd w:id="52"/>
+      <w:bookmarkEnd w:id="53"/>
     </w:p>
     <w:p>
       <w:pPr>
@@ -16624,7 +19630,7 @@
           <w:szCs w:val="28"/>
         </w:rPr>
       </w:pPr>
-      <w:bookmarkStart w:id="53" w:name="_Toc243759365"/>
+      <w:bookmarkStart w:id="54" w:name="_Toc243926857"/>
       <w:r>
         <w:rPr>
           <w:sz w:val="28"/>
@@ -16632,7 +19638,7 @@
         </w:rPr>
         <w:t>Literature Review</w:t>
       </w:r>
-      <w:bookmarkEnd w:id="53"/>
+      <w:bookmarkEnd w:id="54"/>
     </w:p>
     <w:p>
       <w:pPr>
@@ -16664,6 +19670,7 @@
           <w:szCs w:val="24"/>
         </w:rPr>
       </w:pPr>
+      <w:bookmarkStart w:id="55" w:name="_Toc243926858"/>
       <w:r>
         <w:rPr>
           <w:sz w:val="24"/>
@@ -16699,6 +19706,7 @@
         </w:rPr>
         <w:t>Network Intrusion Detection and Benchmark Characteristics</w:t>
       </w:r>
+      <w:bookmarkEnd w:id="55"/>
     </w:p>
     <w:p>
       <w:pPr>
@@ -16862,6 +19870,7 @@
           <w:szCs w:val="24"/>
         </w:rPr>
       </w:pPr>
+      <w:bookmarkStart w:id="56" w:name="_Toc243926859"/>
       <w:r>
         <w:rPr>
           <w:sz w:val="24"/>
@@ -16869,6 +19878,7 @@
         </w:rPr>
         <w:t>2.2.2 Conventional Machine Learning and Tree Ensembles</w:t>
       </w:r>
+      <w:bookmarkEnd w:id="56"/>
     </w:p>
     <w:p>
       <w:pPr>
@@ -17072,6 +20082,7 @@
           <w:szCs w:val="24"/>
         </w:rPr>
       </w:pPr>
+      <w:bookmarkStart w:id="57" w:name="_Toc243926860"/>
       <w:r>
         <w:rPr>
           <w:sz w:val="24"/>
@@ -17079,6 +20090,7 @@
         </w:rPr>
         <w:t>2.2.3 Deep Learning and Hybrid Architectures</w:t>
       </w:r>
+      <w:bookmarkEnd w:id="57"/>
     </w:p>
     <w:p>
       <w:pPr>
@@ -17179,6 +20191,7 @@
           <w:szCs w:val="24"/>
         </w:rPr>
       </w:pPr>
+      <w:bookmarkStart w:id="58" w:name="_Toc243926861"/>
       <w:r>
         <w:rPr>
           <w:sz w:val="24"/>
@@ -17207,6 +20220,7 @@
         </w:rPr>
         <w:t>Class Imbalance and Rare Attack Recognition</w:t>
       </w:r>
+      <w:bookmarkEnd w:id="58"/>
     </w:p>
     <w:p>
       <w:pPr>
@@ -17317,15 +20331,7 @@
         <w:jc w:val="both"/>
       </w:pPr>
       <w:r>
-        <w:t xml:space="preserve">Adjusting the loss is another route, one that doesn’t need any new examples at all. Cui et al. (2019) give rare classes more importance during training, but only a moderate amount. Lin et al. (2017) make the model pay less attention to easy examples and more to hard ones. Both ideas came out of computer vision, so there’s no guarantee they carry over to network intrusion detection. What makes them relevant is the idea behind them, that the treatment of each class can be tuned gradually rather than switched on or off. Which leads to </w:t>
-      </w:r>
-      <w:proofErr w:type="gramStart"/>
-      <w:r>
-        <w:t>a pretty obvious</w:t>
-      </w:r>
-      <w:proofErr w:type="gramEnd"/>
-      <w:r>
-        <w:t xml:space="preserve"> question. Could a moderate amount of weighting do better than both extremes? Not treating every </w:t>
+        <w:t xml:space="preserve">Adjusting the loss is another route, one that doesn’t need any new examples at all. Cui et al. (2019) give rare classes more importance during training, but only a moderate amount. Lin et al. (2017) make the model pay less attention to easy examples and more to hard ones. Both ideas came out of computer vision, so there’s no guarantee they carry over to network intrusion detection. What makes them relevant is the idea behind them, that the treatment of each class can be tuned gradually rather than switched on or off. Which leads to a pretty obvious question. Could a moderate amount of weighting do better than both extremes? Not treating every </w:t>
       </w:r>
       <w:proofErr w:type="gramStart"/>
       <w:r>
@@ -17355,6 +20361,7 @@
           <w:szCs w:val="24"/>
         </w:rPr>
       </w:pPr>
+      <w:bookmarkStart w:id="59" w:name="_Toc243926862"/>
       <w:r>
         <w:rPr>
           <w:sz w:val="24"/>
@@ -17362,6 +20369,7 @@
         </w:rPr>
         <w:t>2.2.5 Feature Selection and Traffic Representation</w:t>
       </w:r>
+      <w:bookmarkEnd w:id="59"/>
     </w:p>
     <w:p>
       <w:pPr>
@@ -17502,6 +20510,7 @@
           <w:szCs w:val="24"/>
         </w:rPr>
       </w:pPr>
+      <w:bookmarkStart w:id="60" w:name="_Toc243926863"/>
       <w:r>
         <w:rPr>
           <w:sz w:val="24"/>
@@ -17509,6 +20518,7 @@
         </w:rPr>
         <w:t>2.2.6 Hierarchical Classification and Ensemble Combination</w:t>
       </w:r>
+      <w:bookmarkEnd w:id="60"/>
     </w:p>
     <w:p>
       <w:pPr>
@@ -17624,8 +20634,13 @@
         <w:ind w:left="432"/>
         <w:jc w:val="both"/>
       </w:pPr>
-      <w:r>
-        <w:t xml:space="preserve">Uddamari and </w:t>
+      <w:proofErr w:type="spellStart"/>
+      <w:r>
+        <w:t>Uddamari</w:t>
+      </w:r>
+      <w:proofErr w:type="spellEnd"/>
+      <w:r>
+        <w:t xml:space="preserve"> and </w:t>
       </w:r>
       <w:proofErr w:type="spellStart"/>
       <w:r>
@@ -17670,6 +20685,7 @@
           <w:szCs w:val="24"/>
         </w:rPr>
       </w:pPr>
+      <w:bookmarkStart w:id="61" w:name="_Toc243926864"/>
       <w:r>
         <w:rPr>
           <w:sz w:val="24"/>
@@ -17677,6 +20693,7 @@
         </w:rPr>
         <w:t>2.2.7 Explainability and Operational Interpretation</w:t>
       </w:r>
+      <w:bookmarkEnd w:id="61"/>
     </w:p>
     <w:p>
       <w:pPr>
@@ -17762,6 +20779,7 @@
           <w:szCs w:val="24"/>
         </w:rPr>
       </w:pPr>
+      <w:bookmarkStart w:id="62" w:name="_Toc243926865"/>
       <w:r>
         <w:rPr>
           <w:sz w:val="24"/>
@@ -17770,6 +20788,7 @@
         <w:lastRenderedPageBreak/>
         <w:t>2.2.8 Robustness and Synthesis of Existing Research</w:t>
       </w:r>
+      <w:bookmarkEnd w:id="62"/>
     </w:p>
     <w:p>
       <w:pPr>
@@ -17910,7 +20929,7 @@
           <w:szCs w:val="28"/>
         </w:rPr>
       </w:pPr>
-      <w:bookmarkStart w:id="54" w:name="_Toc243759366"/>
+      <w:bookmarkStart w:id="63" w:name="_Toc243926866"/>
       <w:r>
         <w:rPr>
           <w:sz w:val="28"/>
@@ -17918,7 +20937,7 @@
         </w:rPr>
         <w:t>Problem Analysis</w:t>
       </w:r>
-      <w:bookmarkEnd w:id="54"/>
+      <w:bookmarkEnd w:id="63"/>
     </w:p>
     <w:p>
       <w:pPr>
@@ -18105,7 +21124,7 @@
           <w:szCs w:val="28"/>
         </w:rPr>
       </w:pPr>
-      <w:bookmarkStart w:id="55" w:name="_Toc243759367"/>
+      <w:bookmarkStart w:id="64" w:name="_Toc243926867"/>
       <w:r>
         <w:rPr>
           <w:sz w:val="28"/>
@@ -18113,7 +21132,7 @@
         </w:rPr>
         <w:t>Summary</w:t>
       </w:r>
-      <w:bookmarkEnd w:id="55"/>
+      <w:bookmarkEnd w:id="64"/>
     </w:p>
     <w:p>
       <w:pPr>
@@ -18150,12 +21169,12 @@
       </w:pPr>
     </w:p>
     <w:p>
-      <w:bookmarkStart w:id="56" w:name="_Toc151025051"/>
+      <w:bookmarkStart w:id="65" w:name="_Toc151025051"/>
       <w:r>
         <w:br w:type="page"/>
       </w:r>
     </w:p>
-    <w:bookmarkStart w:id="57" w:name="_Toc243759368"/>
+    <w:bookmarkStart w:id="66" w:name="_Toc243926868"/>
     <w:p>
       <w:pPr>
         <w:pStyle w:val="Heading1"/>
@@ -18252,8 +21271,8 @@
         </w:rPr>
         <w:t>3</w:t>
       </w:r>
-      <w:bookmarkEnd w:id="56"/>
-      <w:bookmarkEnd w:id="57"/>
+      <w:bookmarkEnd w:id="65"/>
+      <w:bookmarkEnd w:id="66"/>
     </w:p>
     <w:p>
       <w:pPr>
@@ -18264,7 +21283,7 @@
           <w:szCs w:val="40"/>
         </w:rPr>
       </w:pPr>
-      <w:bookmarkStart w:id="58" w:name="_Toc243759369"/>
+      <w:bookmarkStart w:id="67" w:name="_Toc243926869"/>
       <w:r>
         <w:rPr>
           <w:sz w:val="40"/>
@@ -18272,7 +21291,7 @@
         </w:rPr>
         <w:t>Proposed Model</w:t>
       </w:r>
-      <w:bookmarkEnd w:id="58"/>
+      <w:bookmarkEnd w:id="67"/>
     </w:p>
     <w:p>
       <w:pPr>
@@ -18297,7 +21316,7 @@
           <w:szCs w:val="28"/>
         </w:rPr>
       </w:pPr>
-      <w:bookmarkStart w:id="59" w:name="_Toc243759370"/>
+      <w:bookmarkStart w:id="68" w:name="_Toc243926870"/>
       <w:r>
         <w:rPr>
           <w:sz w:val="28"/>
@@ -18305,7 +21324,7 @@
         </w:rPr>
         <w:t>Introduction</w:t>
       </w:r>
-      <w:bookmarkEnd w:id="59"/>
+      <w:bookmarkEnd w:id="68"/>
     </w:p>
     <w:p>
       <w:pPr>
@@ -18368,7 +21387,7 @@
           <w:szCs w:val="28"/>
         </w:rPr>
       </w:pPr>
-      <w:bookmarkStart w:id="60" w:name="_Toc243759371"/>
+      <w:bookmarkStart w:id="69" w:name="_Toc243926871"/>
       <w:r>
         <w:rPr>
           <w:sz w:val="28"/>
@@ -18376,7 +21395,7 @@
         </w:rPr>
         <w:t>Feasibility Analysis</w:t>
       </w:r>
-      <w:bookmarkEnd w:id="60"/>
+      <w:bookmarkEnd w:id="69"/>
     </w:p>
     <w:p>
       <w:pPr>
@@ -18389,6 +21408,7 @@
           <w:szCs w:val="24"/>
         </w:rPr>
       </w:pPr>
+      <w:bookmarkStart w:id="70" w:name="_Toc243926872"/>
       <w:r>
         <w:rPr>
           <w:sz w:val="24"/>
@@ -18396,6 +21416,7 @@
         </w:rPr>
         <w:t>3.2.1 Technical Feasibility</w:t>
       </w:r>
+      <w:bookmarkEnd w:id="70"/>
     </w:p>
     <w:p>
       <w:pPr>
@@ -18473,6 +21494,7 @@
           <w:szCs w:val="24"/>
         </w:rPr>
       </w:pPr>
+      <w:bookmarkStart w:id="71" w:name="_Toc243926873"/>
       <w:r>
         <w:rPr>
           <w:sz w:val="24"/>
@@ -18480,6 +21502,7 @@
         </w:rPr>
         <w:t>3.2.2 Economic Feasibility</w:t>
       </w:r>
+      <w:bookmarkEnd w:id="71"/>
     </w:p>
     <w:p>
       <w:pPr>
@@ -18523,6 +21546,7 @@
           <w:szCs w:val="24"/>
         </w:rPr>
       </w:pPr>
+      <w:bookmarkStart w:id="72" w:name="_Toc243926874"/>
       <w:r>
         <w:rPr>
           <w:sz w:val="24"/>
@@ -18530,6 +21554,7 @@
         </w:rPr>
         <w:t>3.2.3 Operational Feasibility</w:t>
       </w:r>
+      <w:bookmarkEnd w:id="72"/>
     </w:p>
     <w:p>
       <w:pPr>
@@ -18565,7 +21590,7 @@
           <w:szCs w:val="28"/>
         </w:rPr>
       </w:pPr>
-      <w:bookmarkStart w:id="61" w:name="_Toc243759372"/>
+      <w:bookmarkStart w:id="73" w:name="_Toc243926875"/>
       <w:r>
         <w:rPr>
           <w:sz w:val="28"/>
@@ -18573,7 +21598,7 @@
         </w:rPr>
         <w:t>Requirement Analysis</w:t>
       </w:r>
-      <w:bookmarkEnd w:id="61"/>
+      <w:bookmarkEnd w:id="73"/>
     </w:p>
     <w:p>
       <w:pPr>
@@ -18591,7 +21616,7 @@
         <w:pStyle w:val="TableCaption"/>
         <w:ind w:left="360"/>
       </w:pPr>
-      <w:bookmarkStart w:id="62" w:name="_Toc243759416"/>
+      <w:bookmarkStart w:id="74" w:name="_Toc243759416"/>
       <w:r>
         <w:t xml:space="preserve">Table </w:t>
       </w:r>
@@ -18603,7 +21628,7 @@
       <w:r>
         <w:t xml:space="preserve"> requirements</w:t>
       </w:r>
-      <w:bookmarkEnd w:id="62"/>
+      <w:bookmarkEnd w:id="74"/>
     </w:p>
     <w:tbl>
       <w:tblPr>
@@ -19061,7 +22086,7 @@
         <w:pStyle w:val="TableCaption"/>
         <w:ind w:left="360"/>
       </w:pPr>
-      <w:bookmarkStart w:id="63" w:name="_Toc243759417"/>
+      <w:bookmarkStart w:id="75" w:name="_Toc243759417"/>
       <w:r>
         <w:t xml:space="preserve">Table </w:t>
       </w:r>
@@ -19073,7 +22098,7 @@
       <w:r>
         <w:t>-functional requirements</w:t>
       </w:r>
-      <w:bookmarkEnd w:id="63"/>
+      <w:bookmarkEnd w:id="75"/>
     </w:p>
     <w:tbl>
       <w:tblPr>
@@ -19717,7 +22742,7 @@
           <w:szCs w:val="28"/>
         </w:rPr>
       </w:pPr>
-      <w:bookmarkStart w:id="64" w:name="_Toc243759373"/>
+      <w:bookmarkStart w:id="76" w:name="_Toc243926876"/>
       <w:r>
         <w:rPr>
           <w:sz w:val="28"/>
@@ -19726,7 +22751,7 @@
         <w:lastRenderedPageBreak/>
         <w:t>Research Methodology</w:t>
       </w:r>
-      <w:bookmarkEnd w:id="64"/>
+      <w:bookmarkEnd w:id="76"/>
     </w:p>
     <w:p>
       <w:pPr>
@@ -19937,7 +22962,7 @@
           <w:szCs w:val="28"/>
         </w:rPr>
       </w:pPr>
-      <w:bookmarkStart w:id="65" w:name="_Toc243759374"/>
+      <w:bookmarkStart w:id="77" w:name="_Toc243926877"/>
       <w:r>
         <w:rPr>
           <w:sz w:val="28"/>
@@ -19945,7 +22970,7 @@
         </w:rPr>
         <w:t>System Design and Architecture</w:t>
       </w:r>
-      <w:bookmarkEnd w:id="65"/>
+      <w:bookmarkEnd w:id="77"/>
     </w:p>
     <w:p>
       <w:pPr>
@@ -19984,6 +23009,9 @@
         <w:jc w:val="center"/>
       </w:pPr>
       <w:r>
+        <w:rPr>
+          <w:noProof/>
+        </w:rPr>
         <w:lastRenderedPageBreak/>
         <w:drawing>
           <wp:inline distT="0" distB="0" distL="0" distR="0" wp14:anchorId="6A9133B5" wp14:editId="5EEFE175">
@@ -20026,7 +23054,7 @@
       <w:pPr>
         <w:pStyle w:val="FigureCaption"/>
       </w:pPr>
-      <w:bookmarkStart w:id="66" w:name="_Toc243759409"/>
+      <w:bookmarkStart w:id="78" w:name="_Toc243759409"/>
       <w:r>
         <w:t xml:space="preserve">Figure </w:t>
       </w:r>
@@ -20038,7 +23066,7 @@
       <w:r>
         <w:t xml:space="preserve"> of the proposed two-stage intrusion detection system</w:t>
       </w:r>
-      <w:bookmarkEnd w:id="66"/>
+      <w:bookmarkEnd w:id="78"/>
     </w:p>
     <w:p>
       <w:pPr>
@@ -20051,6 +23079,7 @@
           <w:szCs w:val="24"/>
         </w:rPr>
       </w:pPr>
+      <w:bookmarkStart w:id="79" w:name="_Toc243926878"/>
       <w:r>
         <w:rPr>
           <w:sz w:val="24"/>
@@ -20059,6 +23088,7 @@
         <w:lastRenderedPageBreak/>
         <w:t>3.5.1 Components</w:t>
       </w:r>
+      <w:bookmarkEnd w:id="79"/>
     </w:p>
     <w:p>
       <w:pPr>
@@ -20139,13 +23169,8 @@
       <w:r>
         <w:t xml:space="preserve"> </w:t>
       </w:r>
-      <w:proofErr w:type="gramStart"/>
-      <w:r>
-        <w:t>If</w:t>
-      </w:r>
-      <w:proofErr w:type="gramEnd"/>
-      <w:r>
-        <w:t xml:space="preserve"> that chance is </w:t>
+      <w:r>
+        <w:t xml:space="preserve">If that chance is </w:t>
       </w:r>
       <w:r>
         <w:t xml:space="preserve">at or below a threshold t, the gate waves the flow through as benign. Its journey ends there. Anything </w:t>
@@ -20299,6 +23324,7 @@
           <w:szCs w:val="24"/>
         </w:rPr>
       </w:pPr>
+      <w:bookmarkStart w:id="80" w:name="_Toc243926879"/>
       <w:r>
         <w:rPr>
           <w:sz w:val="24"/>
@@ -20306,6 +23332,7 @@
         </w:rPr>
         <w:t>3.5.2 Data Flow and Design Rationale</w:t>
       </w:r>
+      <w:bookmarkEnd w:id="80"/>
     </w:p>
     <w:p>
       <w:pPr>
@@ -20492,7 +23519,7 @@
           <w:szCs w:val="28"/>
         </w:rPr>
       </w:pPr>
-      <w:bookmarkStart w:id="67" w:name="_Toc243759375"/>
+      <w:bookmarkStart w:id="81" w:name="_Toc243926880"/>
       <w:r>
         <w:rPr>
           <w:sz w:val="28"/>
@@ -20501,7 +23528,7 @@
         <w:lastRenderedPageBreak/>
         <w:t>Implementation and Simulation</w:t>
       </w:r>
-      <w:bookmarkEnd w:id="67"/>
+      <w:bookmarkEnd w:id="81"/>
     </w:p>
     <w:p>
       <w:pPr>
@@ -20533,6 +23560,7 @@
           <w:szCs w:val="24"/>
         </w:rPr>
       </w:pPr>
+      <w:bookmarkStart w:id="82" w:name="_Toc243926881"/>
       <w:r>
         <w:rPr>
           <w:sz w:val="24"/>
@@ -20540,6 +23568,7 @@
         </w:rPr>
         <w:t>3.6.1 Datasets</w:t>
       </w:r>
+      <w:bookmarkEnd w:id="82"/>
     </w:p>
     <w:p>
       <w:pPr>
@@ -20565,15 +23594,7 @@
       </w:r>
       <w:proofErr w:type="spellEnd"/>
       <w:r>
-        <w:t xml:space="preserve"> flow extractor (Lashkari et al., 2017). Each record is a single bidirectional flow described by 76 numeric statistics: packet and byte </w:t>
-      </w:r>
-      <w:proofErr w:type="gramStart"/>
-      <w:r>
-        <w:t>counts</w:t>
-      </w:r>
-      <w:proofErr w:type="gramEnd"/>
-      <w:r>
-        <w:t xml:space="preserve"> in each direction, packet-length statistics, inter-arrival times, TCP flag counts, window sizes, and active and idle periods. Each flow is labelled either Benign or as one of nine attack families. The curated version is distributed as a feature file and a label file aligned by row position. Before any processing, the label encoding was checked against the text labels in the full release, and all 447,915 rows matched the mapping in Table 3.3.</w:t>
+        <w:t xml:space="preserve"> flow extractor (Lashkari et al., 2017). Each record is a single bidirectional flow described by 76 numeric statistics: packet and byte counts in each direction, packet-length statistics, inter-arrival times, TCP flag counts, window sizes, and active and idle periods. Each flow is labelled either Benign or as one of nine attack families. The curated version is distributed as a feature file and a label file aligned by row position. Before any processing, the label encoding was checked against the text labels in the full release, and all 447,915 rows matched the mapping in Table 3.3.</w:t>
       </w:r>
     </w:p>
     <w:p>
@@ -20581,7 +23602,7 @@
         <w:pStyle w:val="TableCaption"/>
         <w:ind w:left="360"/>
       </w:pPr>
-      <w:bookmarkStart w:id="68" w:name="_Toc243759418"/>
+      <w:bookmarkStart w:id="83" w:name="_Toc243759418"/>
       <w:r>
         <w:t xml:space="preserve">Table </w:t>
       </w:r>
@@ -20593,7 +23614,7 @@
       <w:r>
         <w:t xml:space="preserve"> distribution of the curated CIC-UNSW-NB15 file (before deduplication)</w:t>
       </w:r>
-      <w:bookmarkEnd w:id="68"/>
+      <w:bookmarkEnd w:id="83"/>
     </w:p>
     <w:tbl>
       <w:tblPr>
@@ -21419,7 +24440,7 @@
       <w:pPr>
         <w:pStyle w:val="FigureCaption"/>
       </w:pPr>
-      <w:bookmarkStart w:id="69" w:name="_Toc243759410"/>
+      <w:bookmarkStart w:id="84" w:name="_Toc243759410"/>
       <w:r>
         <w:t xml:space="preserve">Figure </w:t>
       </w:r>
@@ -21431,7 +24452,7 @@
       <w:r>
         <w:t xml:space="preserve"> distribution of the curated file on a logarithmic scale</w:t>
       </w:r>
-      <w:bookmarkEnd w:id="69"/>
+      <w:bookmarkEnd w:id="84"/>
     </w:p>
     <w:p>
       <w:pPr>
@@ -21498,6 +24519,7 @@
           <w:szCs w:val="24"/>
         </w:rPr>
       </w:pPr>
+      <w:bookmarkStart w:id="85" w:name="_Toc243926882"/>
       <w:r>
         <w:rPr>
           <w:sz w:val="24"/>
@@ -21505,6 +24527,7 @@
         </w:rPr>
         <w:t>3.6.2 Data Preprocessing</w:t>
       </w:r>
+      <w:bookmarkEnd w:id="85"/>
     </w:p>
     <w:p>
       <w:pPr>
@@ -21526,7 +24549,7 @@
         <w:pStyle w:val="TableCaption"/>
         <w:ind w:left="360"/>
       </w:pPr>
-      <w:bookmarkStart w:id="70" w:name="_Toc243759419"/>
+      <w:bookmarkStart w:id="86" w:name="_Toc243759419"/>
       <w:r>
         <w:t xml:space="preserve">Table </w:t>
       </w:r>
@@ -21538,7 +24561,7 @@
       <w:r>
         <w:t xml:space="preserve"> steps in execution order (curated file)</w:t>
       </w:r>
-      <w:bookmarkEnd w:id="70"/>
+      <w:bookmarkEnd w:id="86"/>
     </w:p>
     <w:tbl>
       <w:tblPr>
@@ -22230,6 +25253,7 @@
           <w:szCs w:val="24"/>
         </w:rPr>
       </w:pPr>
+      <w:bookmarkStart w:id="87" w:name="_Toc243926883"/>
       <w:r>
         <w:rPr>
           <w:sz w:val="24"/>
@@ -22237,6 +25261,7 @@
         </w:rPr>
         <w:t>3.6.3 Feature Engineering</w:t>
       </w:r>
+      <w:bookmarkEnd w:id="87"/>
     </w:p>
     <w:p>
       <w:pPr>
@@ -22286,7 +25311,7 @@
         <w:pStyle w:val="TableCaption"/>
         <w:ind w:left="360"/>
       </w:pPr>
-      <w:bookmarkStart w:id="71" w:name="_Toc243759420"/>
+      <w:bookmarkStart w:id="88" w:name="_Toc243759420"/>
       <w:r>
         <w:t xml:space="preserve">Table </w:t>
       </w:r>
@@ -22306,7 +25331,7 @@
       <w:r>
         <w:t xml:space="preserve"> features</w:t>
       </w:r>
-      <w:bookmarkEnd w:id="71"/>
+      <w:bookmarkEnd w:id="88"/>
     </w:p>
     <w:tbl>
       <w:tblPr>
@@ -22851,7 +25876,7 @@
         <w:pStyle w:val="TableCaption"/>
         <w:ind w:left="360"/>
       </w:pPr>
-      <w:bookmarkStart w:id="72" w:name="_Toc243759421"/>
+      <w:bookmarkStart w:id="89" w:name="_Toc243759421"/>
       <w:r>
         <w:lastRenderedPageBreak/>
         <w:t xml:space="preserve">Table </w:t>
@@ -22864,7 +25889,7 @@
       <w:r>
         <w:t>-identity features</w:t>
       </w:r>
-      <w:bookmarkEnd w:id="72"/>
+      <w:bookmarkEnd w:id="89"/>
     </w:p>
     <w:tbl>
       <w:tblPr>
@@ -23126,6 +26151,7 @@
           <w:szCs w:val="24"/>
         </w:rPr>
       </w:pPr>
+      <w:bookmarkStart w:id="90" w:name="_Toc243926884"/>
       <w:r>
         <w:rPr>
           <w:sz w:val="24"/>
@@ -23133,6 +26159,7 @@
         </w:rPr>
         <w:t>3.6.4 Machine Learning Algorithms</w:t>
       </w:r>
+      <w:bookmarkEnd w:id="90"/>
     </w:p>
     <w:p>
       <w:pPr>
@@ -23215,7 +26242,7 @@
         <w:pStyle w:val="TableCaption"/>
         <w:ind w:left="360"/>
       </w:pPr>
-      <w:bookmarkStart w:id="73" w:name="_Toc243759422"/>
+      <w:bookmarkStart w:id="91" w:name="_Toc243759422"/>
       <w:r>
         <w:t xml:space="preserve">Table </w:t>
       </w:r>
@@ -23227,7 +26254,7 @@
       <w:r>
         <w:t>-B ensemble members</w:t>
       </w:r>
-      <w:bookmarkEnd w:id="73"/>
+      <w:bookmarkEnd w:id="91"/>
     </w:p>
     <w:tbl>
       <w:tblPr>
@@ -24181,6 +27208,7 @@
           <w:szCs w:val="24"/>
         </w:rPr>
       </w:pPr>
+      <w:bookmarkStart w:id="92" w:name="_Toc243926885"/>
       <w:r>
         <w:rPr>
           <w:sz w:val="24"/>
@@ -24188,13 +27216,14 @@
         </w:rPr>
         <w:t>3.6.5 Training Procedure</w:t>
       </w:r>
+      <w:bookmarkEnd w:id="92"/>
     </w:p>
     <w:p>
       <w:pPr>
         <w:pStyle w:val="TableCaption"/>
         <w:ind w:left="360"/>
       </w:pPr>
-      <w:bookmarkStart w:id="74" w:name="_Toc243759423"/>
+      <w:bookmarkStart w:id="93" w:name="_Toc243759423"/>
       <w:r>
         <w:t xml:space="preserve">Table </w:t>
       </w:r>
@@ -24206,7 +27235,7 @@
       <w:r>
         <w:t xml:space="preserve"> settings</w:t>
       </w:r>
-      <w:bookmarkEnd w:id="74"/>
+      <w:bookmarkEnd w:id="93"/>
     </w:p>
     <w:tbl>
       <w:tblPr>
@@ -24584,6 +27613,7 @@
           <w:szCs w:val="24"/>
         </w:rPr>
       </w:pPr>
+      <w:bookmarkStart w:id="94" w:name="_Toc243926886"/>
       <w:r>
         <w:rPr>
           <w:sz w:val="24"/>
@@ -24591,13 +27621,14 @@
         </w:rPr>
         <w:t>3.6.6 Experimental Setup</w:t>
       </w:r>
+      <w:bookmarkEnd w:id="94"/>
     </w:p>
     <w:p>
       <w:pPr>
         <w:pStyle w:val="TableCaption"/>
         <w:ind w:left="360"/>
       </w:pPr>
-      <w:bookmarkStart w:id="75" w:name="_Toc243759424"/>
+      <w:bookmarkStart w:id="95" w:name="_Toc243759424"/>
       <w:r>
         <w:t xml:space="preserve">Table </w:t>
       </w:r>
@@ -24609,7 +27640,7 @@
       <w:r>
         <w:t xml:space="preserve"> partitions</w:t>
       </w:r>
-      <w:bookmarkEnd w:id="75"/>
+      <w:bookmarkEnd w:id="95"/>
     </w:p>
     <w:tbl>
       <w:tblPr>
@@ -25069,7 +28100,7 @@
       <w:pPr>
         <w:pStyle w:val="FigureCaption"/>
       </w:pPr>
-      <w:bookmarkStart w:id="76" w:name="_Toc243759411"/>
+      <w:bookmarkStart w:id="96" w:name="_Toc243759411"/>
       <w:r>
         <w:t xml:space="preserve">Figure </w:t>
       </w:r>
@@ -25081,7 +28112,7 @@
       <w:r>
         <w:t xml:space="preserve"> protocol used for every experiment (flow counts for the curated file)</w:t>
       </w:r>
-      <w:bookmarkEnd w:id="76"/>
+      <w:bookmarkEnd w:id="96"/>
     </w:p>
     <w:p>
       <w:pPr>
@@ -25153,7 +28184,7 @@
           <w:szCs w:val="28"/>
         </w:rPr>
       </w:pPr>
-      <w:bookmarkStart w:id="77" w:name="_Toc243759376"/>
+      <w:bookmarkStart w:id="97" w:name="_Toc243926887"/>
       <w:r>
         <w:rPr>
           <w:sz w:val="28"/>
@@ -25161,7 +28192,7 @@
         </w:rPr>
         <w:t>Tools and Technologies Used</w:t>
       </w:r>
-      <w:bookmarkEnd w:id="77"/>
+      <w:bookmarkEnd w:id="97"/>
     </w:p>
     <w:p>
       <w:pPr>
@@ -25179,7 +28210,7 @@
         <w:pStyle w:val="TableCaption"/>
         <w:ind w:left="360"/>
       </w:pPr>
-      <w:bookmarkStart w:id="78" w:name="_Toc243759425"/>
+      <w:bookmarkStart w:id="98" w:name="_Toc243759425"/>
       <w:r>
         <w:t xml:space="preserve">Table </w:t>
       </w:r>
@@ -25191,7 +28222,7 @@
       <w:r>
         <w:t xml:space="preserve"> and technologies</w:t>
       </w:r>
-      <w:bookmarkEnd w:id="78"/>
+      <w:bookmarkEnd w:id="98"/>
     </w:p>
     <w:tbl>
       <w:tblPr>
@@ -26013,7 +29044,23 @@
                 <w:sz w:val="20"/>
                 <w:szCs w:val="20"/>
               </w:rPr>
-              <w:t>Conda (Miniconda)</w:t>
+              <w:t>Conda (</w:t>
+            </w:r>
+            <w:proofErr w:type="spellStart"/>
+            <w:r>
+              <w:rPr>
+                <w:sz w:val="20"/>
+                <w:szCs w:val="20"/>
+              </w:rPr>
+              <w:t>Miniconda</w:t>
+            </w:r>
+            <w:proofErr w:type="spellEnd"/>
+            <w:r>
+              <w:rPr>
+                <w:sz w:val="20"/>
+                <w:szCs w:val="20"/>
+              </w:rPr>
+              <w:t>)</w:t>
             </w:r>
           </w:p>
         </w:tc>
@@ -26104,7 +29151,7 @@
           <w:szCs w:val="28"/>
         </w:rPr>
       </w:pPr>
-      <w:bookmarkStart w:id="79" w:name="_Toc243759377"/>
+      <w:bookmarkStart w:id="99" w:name="_Toc243926888"/>
       <w:r>
         <w:rPr>
           <w:sz w:val="28"/>
@@ -26112,7 +29159,7 @@
         </w:rPr>
         <w:t>Summary</w:t>
       </w:r>
-      <w:bookmarkEnd w:id="79"/>
+      <w:bookmarkEnd w:id="99"/>
     </w:p>
     <w:p>
       <w:pPr>
@@ -26149,7 +29196,7 @@
         <w:br w:type="page"/>
       </w:r>
     </w:p>
-    <w:bookmarkStart w:id="80" w:name="_Toc243759378"/>
+    <w:bookmarkStart w:id="100" w:name="_Toc243926889"/>
     <w:p>
       <w:pPr>
         <w:pStyle w:val="Heading1"/>
@@ -26246,7 +29293,7 @@
         </w:rPr>
         <w:t>4</w:t>
       </w:r>
-      <w:bookmarkEnd w:id="80"/>
+      <w:bookmarkEnd w:id="100"/>
     </w:p>
     <w:p>
       <w:pPr>
@@ -26257,7 +29304,7 @@
           <w:szCs w:val="40"/>
         </w:rPr>
       </w:pPr>
-      <w:bookmarkStart w:id="81" w:name="_Toc243759379"/>
+      <w:bookmarkStart w:id="101" w:name="_Toc243926890"/>
       <w:r>
         <w:rPr>
           <w:sz w:val="40"/>
@@ -26265,7 +29312,7 @@
         </w:rPr>
         <w:t>Implementation and Testing</w:t>
       </w:r>
-      <w:bookmarkEnd w:id="81"/>
+      <w:bookmarkEnd w:id="101"/>
     </w:p>
     <w:p>
       <w:pPr>
@@ -26282,7 +29329,7 @@
           <w:szCs w:val="28"/>
         </w:rPr>
       </w:pPr>
-      <w:bookmarkStart w:id="82" w:name="_Toc243759380"/>
+      <w:bookmarkStart w:id="102" w:name="_Toc243926891"/>
       <w:r>
         <w:rPr>
           <w:sz w:val="28"/>
@@ -26290,7 +29337,7 @@
         </w:rPr>
         <w:t>Introduction</w:t>
       </w:r>
-      <w:bookmarkEnd w:id="82"/>
+      <w:bookmarkEnd w:id="102"/>
     </w:p>
     <w:p>
       <w:pPr>
@@ -26332,7 +29379,7 @@
           <w:szCs w:val="28"/>
         </w:rPr>
       </w:pPr>
-      <w:bookmarkStart w:id="83" w:name="_Toc243759381"/>
+      <w:bookmarkStart w:id="103" w:name="_Toc243926892"/>
       <w:r>
         <w:rPr>
           <w:sz w:val="28"/>
@@ -26340,7 +29387,7 @@
         </w:rPr>
         <w:t>System Setup and Environment</w:t>
       </w:r>
-      <w:bookmarkEnd w:id="83"/>
+      <w:bookmarkEnd w:id="103"/>
     </w:p>
     <w:p>
       <w:pPr>
@@ -26370,6 +29417,7 @@
           <w:szCs w:val="24"/>
         </w:rPr>
       </w:pPr>
+      <w:bookmarkStart w:id="104" w:name="_Toc243926893"/>
       <w:r>
         <w:rPr>
           <w:sz w:val="24"/>
@@ -26377,6 +29425,7 @@
         </w:rPr>
         <w:t>4.2.1 Hardware</w:t>
       </w:r>
+      <w:bookmarkEnd w:id="104"/>
     </w:p>
     <w:p>
       <w:pPr>
@@ -26394,7 +29443,7 @@
         <w:pStyle w:val="TableCaption"/>
         <w:ind w:left="360"/>
       </w:pPr>
-      <w:bookmarkStart w:id="84" w:name="_Toc243759426"/>
+      <w:bookmarkStart w:id="105" w:name="_Toc243759426"/>
       <w:r>
         <w:t xml:space="preserve">Table </w:t>
       </w:r>
@@ -26406,7 +29455,7 @@
       <w:r>
         <w:t xml:space="preserve"> specification</w:t>
       </w:r>
-      <w:bookmarkEnd w:id="84"/>
+      <w:bookmarkEnd w:id="105"/>
     </w:p>
     <w:tbl>
       <w:tblPr>
@@ -26688,6 +29737,7 @@
           <w:szCs w:val="24"/>
         </w:rPr>
       </w:pPr>
+      <w:bookmarkStart w:id="106" w:name="_Toc243926894"/>
       <w:r>
         <w:rPr>
           <w:sz w:val="24"/>
@@ -26695,6 +29745,7 @@
         </w:rPr>
         <w:t>4.2.2 Software Environment</w:t>
       </w:r>
+      <w:bookmarkEnd w:id="106"/>
     </w:p>
     <w:p>
       <w:pPr>
@@ -26704,7 +29755,15 @@
         <w:jc w:val="both"/>
       </w:pPr>
       <w:r>
-        <w:t xml:space="preserve">The system was implemented in Python inside a dedicated Miniconda environment, used both as the Jupyter kernel for </w:t>
+        <w:t xml:space="preserve">The system was implemented in Python inside a dedicated </w:t>
+      </w:r>
+      <w:proofErr w:type="spellStart"/>
+      <w:r>
+        <w:t>Miniconda</w:t>
+      </w:r>
+      <w:proofErr w:type="spellEnd"/>
+      <w:r>
+        <w:t xml:space="preserve"> environment, used both as the Jupyter kernel for </w:t>
       </w:r>
       <w:proofErr w:type="gramStart"/>
       <w:r>
@@ -26757,6 +29816,7 @@
           <w:szCs w:val="24"/>
         </w:rPr>
       </w:pPr>
+      <w:bookmarkStart w:id="107" w:name="_Toc243926895"/>
       <w:r>
         <w:rPr>
           <w:sz w:val="24"/>
@@ -26764,6 +29824,7 @@
         </w:rPr>
         <w:t>4.2.3 Reproducibility Measures</w:t>
       </w:r>
+      <w:bookmarkEnd w:id="107"/>
     </w:p>
     <w:p>
       <w:pPr>
@@ -26958,6 +30019,7 @@
           <w:szCs w:val="24"/>
         </w:rPr>
       </w:pPr>
+      <w:bookmarkStart w:id="108" w:name="_Toc243926896"/>
       <w:r>
         <w:rPr>
           <w:sz w:val="24"/>
@@ -26966,6 +30028,7 @@
         <w:lastRenderedPageBreak/>
         <w:t>4.2.4 Execution Time</w:t>
       </w:r>
+      <w:bookmarkEnd w:id="108"/>
     </w:p>
     <w:p>
       <w:pPr>
@@ -27004,7 +30067,7 @@
           <w:szCs w:val="28"/>
         </w:rPr>
       </w:pPr>
-      <w:bookmarkStart w:id="85" w:name="_Toc243759382"/>
+      <w:bookmarkStart w:id="109" w:name="_Toc243926897"/>
       <w:r>
         <w:rPr>
           <w:sz w:val="28"/>
@@ -27012,7 +30075,7 @@
         </w:rPr>
         <w:t>Implementation of the System</w:t>
       </w:r>
-      <w:bookmarkEnd w:id="85"/>
+      <w:bookmarkEnd w:id="109"/>
     </w:p>
     <w:p>
       <w:pPr>
@@ -27042,6 +30105,7 @@
           <w:szCs w:val="24"/>
         </w:rPr>
       </w:pPr>
+      <w:bookmarkStart w:id="110" w:name="_Toc243926898"/>
       <w:r>
         <w:rPr>
           <w:sz w:val="24"/>
@@ -27056,6 +30120,7 @@
         </w:rPr>
         <w:t xml:space="preserve"> Training Workflow</w:t>
       </w:r>
+      <w:bookmarkEnd w:id="110"/>
     </w:p>
     <w:p>
       <w:pPr>
@@ -27413,6 +30478,7 @@
           <w:szCs w:val="24"/>
         </w:rPr>
       </w:pPr>
+      <w:bookmarkStart w:id="111" w:name="_Toc243926899"/>
       <w:r>
         <w:rPr>
           <w:sz w:val="24"/>
@@ -27427,6 +30493,7 @@
         </w:rPr>
         <w:t xml:space="preserve"> Prediction Workflow</w:t>
       </w:r>
+      <w:bookmarkEnd w:id="111"/>
     </w:p>
     <w:p>
       <w:pPr>
@@ -27677,6 +30744,7 @@
           <w:szCs w:val="24"/>
         </w:rPr>
       </w:pPr>
+      <w:bookmarkStart w:id="112" w:name="_Toc243926900"/>
       <w:r>
         <w:rPr>
           <w:sz w:val="24"/>
@@ -27691,6 +30759,7 @@
         </w:rPr>
         <w:t xml:space="preserve"> Integration and Verification</w:t>
       </w:r>
+      <w:bookmarkEnd w:id="112"/>
     </w:p>
     <w:p>
       <w:pPr>
@@ -27876,7 +30945,7 @@
           <w:szCs w:val="28"/>
         </w:rPr>
       </w:pPr>
-      <w:bookmarkStart w:id="86" w:name="_Toc243759383"/>
+      <w:bookmarkStart w:id="113" w:name="_Toc243926901"/>
       <w:r>
         <w:rPr>
           <w:sz w:val="28"/>
@@ -27884,7 +30953,7 @@
         </w:rPr>
         <w:t>Evaluation and Testing</w:t>
       </w:r>
-      <w:bookmarkEnd w:id="86"/>
+      <w:bookmarkEnd w:id="113"/>
     </w:p>
     <w:p>
       <w:pPr>
@@ -27897,6 +30966,7 @@
           <w:szCs w:val="24"/>
         </w:rPr>
       </w:pPr>
+      <w:bookmarkStart w:id="114" w:name="_Toc243926902"/>
       <w:r>
         <w:rPr>
           <w:sz w:val="24"/>
@@ -27904,6 +30974,7 @@
         </w:rPr>
         <w:t>4.4.1 Performance Metrics</w:t>
       </w:r>
+      <w:bookmarkEnd w:id="114"/>
     </w:p>
     <w:p>
       <w:pPr>
@@ -28802,6 +31873,7 @@
           <w:szCs w:val="24"/>
         </w:rPr>
       </w:pPr>
+      <w:bookmarkStart w:id="115" w:name="_Toc243926903"/>
       <w:r>
         <w:rPr>
           <w:sz w:val="24"/>
@@ -28809,6 +31881,7 @@
         </w:rPr>
         <w:t>4.4.2 Testing Approach</w:t>
       </w:r>
+      <w:bookmarkEnd w:id="115"/>
     </w:p>
     <w:p>
       <w:pPr>
@@ -28982,7 +32055,7 @@
           <w:szCs w:val="28"/>
         </w:rPr>
       </w:pPr>
-      <w:bookmarkStart w:id="87" w:name="_Toc243759384"/>
+      <w:bookmarkStart w:id="116" w:name="_Toc243926904"/>
       <w:r>
         <w:rPr>
           <w:sz w:val="28"/>
@@ -28990,7 +32063,7 @@
         </w:rPr>
         <w:t>Results and Discussion</w:t>
       </w:r>
-      <w:bookmarkEnd w:id="87"/>
+      <w:bookmarkEnd w:id="116"/>
     </w:p>
     <w:p>
       <w:pPr>
@@ -29041,6 +32114,7 @@
           <w:szCs w:val="24"/>
         </w:rPr>
       </w:pPr>
+      <w:bookmarkStart w:id="117" w:name="_Toc243926905"/>
       <w:r>
         <w:rPr>
           <w:sz w:val="24"/>
@@ -29048,6 +32122,7 @@
         </w:rPr>
         <w:t>4.5.1 Baseline Classifiers</w:t>
       </w:r>
+      <w:bookmarkEnd w:id="117"/>
     </w:p>
     <w:p>
       <w:pPr>
@@ -29166,7 +32241,7 @@
           <w:bCs/>
         </w:rPr>
       </w:pPr>
-      <w:bookmarkStart w:id="88" w:name="_Toc243759427"/>
+      <w:bookmarkStart w:id="118" w:name="_Toc243759427"/>
       <w:r>
         <w:lastRenderedPageBreak/>
         <w:t xml:space="preserve">Table </w:t>
@@ -29185,7 +32260,7 @@
       <w:r>
         <w:t xml:space="preserve"> classifiers with and without supervised feature selection, curated test set, 61,235 flows</w:t>
       </w:r>
-      <w:bookmarkEnd w:id="88"/>
+      <w:bookmarkEnd w:id="118"/>
     </w:p>
     <w:tbl>
       <w:tblPr>
@@ -30090,6 +33165,7 @@
           <w:szCs w:val="24"/>
         </w:rPr>
       </w:pPr>
+      <w:bookmarkStart w:id="119" w:name="_Toc243926906"/>
       <w:r>
         <w:rPr>
           <w:sz w:val="24"/>
@@ -30097,6 +33173,7 @@
         </w:rPr>
         <w:t>4.5.2 Class-Imbalance Handling</w:t>
       </w:r>
+      <w:bookmarkEnd w:id="119"/>
     </w:p>
     <w:p>
       <w:pPr>
@@ -30182,7 +33259,7 @@
           <w:bCs/>
         </w:rPr>
       </w:pPr>
-      <w:bookmarkStart w:id="89" w:name="_Toc243759428"/>
+      <w:bookmarkStart w:id="120" w:name="_Toc243759428"/>
       <w:r>
         <w:t xml:space="preserve">Table </w:t>
       </w:r>
@@ -30197,7 +33274,7 @@
       <w:r>
         <w:t xml:space="preserve"> treatments compared on the test set, curated test set, 61,235 flows</w:t>
       </w:r>
-      <w:bookmarkEnd w:id="89"/>
+      <w:bookmarkEnd w:id="120"/>
     </w:p>
     <w:tbl>
       <w:tblPr>
@@ -30902,6 +33979,7 @@
           <w:szCs w:val="24"/>
         </w:rPr>
       </w:pPr>
+      <w:bookmarkStart w:id="121" w:name="_Toc243926907"/>
       <w:r>
         <w:rPr>
           <w:sz w:val="24"/>
@@ -30909,6 +33987,7 @@
         </w:rPr>
         <w:t>4.5.3 Two-Stage Architecture and Ensemble</w:t>
       </w:r>
+      <w:bookmarkEnd w:id="121"/>
     </w:p>
     <w:p>
       <w:pPr>
@@ -30977,7 +34056,7 @@
         <w:pStyle w:val="TableCaption"/>
         <w:ind w:left="360"/>
       </w:pPr>
-      <w:bookmarkStart w:id="90" w:name="_Toc243759429"/>
+      <w:bookmarkStart w:id="122" w:name="_Toc243759429"/>
       <w:r>
         <w:lastRenderedPageBreak/>
         <w:t xml:space="preserve">Table </w:t>
@@ -30993,7 +34072,7 @@
       <w:r>
         <w:t xml:space="preserve"> designs on the 44 base features, curated test set, 61,235 flows</w:t>
       </w:r>
-      <w:bookmarkEnd w:id="90"/>
+      <w:bookmarkEnd w:id="122"/>
     </w:p>
     <w:tbl>
       <w:tblPr>
@@ -31520,6 +34599,7 @@
           <w:szCs w:val="24"/>
         </w:rPr>
       </w:pPr>
+      <w:bookmarkStart w:id="123" w:name="_Toc243926908"/>
       <w:r>
         <w:rPr>
           <w:sz w:val="24"/>
@@ -31527,6 +34607,7 @@
         </w:rPr>
         <w:t>4.5.4 Engineered and Service-Identity Features</w:t>
       </w:r>
+      <w:bookmarkEnd w:id="123"/>
     </w:p>
     <w:p>
       <w:pPr>
@@ -31578,7 +34659,7 @@
         <w:pStyle w:val="TableCaption"/>
         <w:ind w:left="360"/>
       </w:pPr>
-      <w:bookmarkStart w:id="91" w:name="_Toc243759430"/>
+      <w:bookmarkStart w:id="124" w:name="_Toc243759430"/>
       <w:r>
         <w:t xml:space="preserve">Table </w:t>
       </w:r>
@@ -31593,7 +34674,7 @@
       <w:r>
         <w:t>-class F1 change from service-identity features, same-run paired comparison</w:t>
       </w:r>
-      <w:bookmarkEnd w:id="91"/>
+      <w:bookmarkEnd w:id="124"/>
     </w:p>
     <w:tbl>
       <w:tblPr>
@@ -32319,7 +35400,7 @@
         <w:pStyle w:val="TableCaption"/>
         <w:ind w:left="360"/>
       </w:pPr>
-      <w:bookmarkStart w:id="92" w:name="_Toc243759431"/>
+      <w:bookmarkStart w:id="125" w:name="_Toc243759431"/>
       <w:r>
         <w:t xml:space="preserve">Table </w:t>
       </w:r>
@@ -32334,7 +35415,7 @@
       <w:r>
         <w:t xml:space="preserve"> 15 Stage-B features by importance with service identity</w:t>
       </w:r>
-      <w:bookmarkEnd w:id="92"/>
+      <w:bookmarkEnd w:id="125"/>
     </w:p>
     <w:tbl>
       <w:tblPr>
@@ -33576,7 +36657,7 @@
       <w:pPr>
         <w:pStyle w:val="FigureCaption"/>
       </w:pPr>
-      <w:bookmarkStart w:id="93" w:name="_Toc243759412"/>
+      <w:bookmarkStart w:id="126" w:name="_Toc243759412"/>
       <w:r>
         <w:t xml:space="preserve">Figure </w:t>
       </w:r>
@@ -33591,7 +36672,7 @@
       <w:r>
         <w:t>-F1 progression on the curated test set, with 95% bootstrap confidence intervals where they were computed</w:t>
       </w:r>
-      <w:bookmarkEnd w:id="93"/>
+      <w:bookmarkEnd w:id="126"/>
     </w:p>
     <w:p>
       <w:pPr>
@@ -33604,6 +36685,7 @@
           <w:szCs w:val="24"/>
         </w:rPr>
       </w:pPr>
+      <w:bookmarkStart w:id="127" w:name="_Toc243926909"/>
       <w:r>
         <w:rPr>
           <w:sz w:val="24"/>
@@ -33611,6 +36693,7 @@
         </w:rPr>
         <w:t>4.5.5 Final System at the Realistic Base Rate</w:t>
       </w:r>
+      <w:bookmarkEnd w:id="127"/>
     </w:p>
     <w:p>
       <w:pPr>
@@ -33636,7 +36719,7 @@
         <w:pStyle w:val="TableCaption"/>
         <w:ind w:left="360"/>
       </w:pPr>
-      <w:bookmarkStart w:id="94" w:name="_Toc243759432"/>
+      <w:bookmarkStart w:id="128" w:name="_Toc243759432"/>
       <w:r>
         <w:t xml:space="preserve">Table </w:t>
       </w:r>
@@ -33651,7 +36734,7 @@
       <w:r>
         <w:t>-release class distribution after deduplication</w:t>
       </w:r>
-      <w:bookmarkEnd w:id="94"/>
+      <w:bookmarkEnd w:id="128"/>
     </w:p>
     <w:tbl>
       <w:tblPr>
@@ -34541,7 +37624,7 @@
         <w:pStyle w:val="TableCaption"/>
         <w:ind w:left="360"/>
       </w:pPr>
-      <w:bookmarkStart w:id="95" w:name="_Toc243759433"/>
+      <w:bookmarkStart w:id="129" w:name="_Toc243759433"/>
       <w:r>
         <w:t xml:space="preserve">Table </w:t>
       </w:r>
@@ -34556,7 +37639,7 @@
       <w:r>
         <w:t xml:space="preserve"> system, overall test metrics, full-release test set, 521,361 flows</w:t>
       </w:r>
-      <w:bookmarkEnd w:id="95"/>
+      <w:bookmarkEnd w:id="129"/>
     </w:p>
     <w:tbl>
       <w:tblPr>
@@ -34948,7 +38031,7 @@
         <w:pStyle w:val="TableCaption"/>
         <w:ind w:left="360"/>
       </w:pPr>
-      <w:bookmarkStart w:id="96" w:name="_Toc243759434"/>
+      <w:bookmarkStart w:id="130" w:name="_Toc243759434"/>
       <w:r>
         <w:t xml:space="preserve">Table </w:t>
       </w:r>
@@ -34963,7 +38046,7 @@
       <w:r>
         <w:t xml:space="preserve"> system, per-class results, full-release test set, 521,361 flows</w:t>
       </w:r>
-      <w:bookmarkEnd w:id="96"/>
+      <w:bookmarkEnd w:id="130"/>
     </w:p>
     <w:tbl>
       <w:tblPr>
@@ -35899,7 +38982,7 @@
       <w:pPr>
         <w:pStyle w:val="FigureCaption"/>
       </w:pPr>
-      <w:bookmarkStart w:id="97" w:name="_Toc243759413"/>
+      <w:bookmarkStart w:id="131" w:name="_Toc243759413"/>
       <w:r>
         <w:t xml:space="preserve">Figure </w:t>
       </w:r>
@@ -35911,7 +38994,7 @@
       <w:r>
         <w:t xml:space="preserve"> matrix of the final system, full-release test set, 521,361 flows</w:t>
       </w:r>
-      <w:bookmarkEnd w:id="97"/>
+      <w:bookmarkEnd w:id="131"/>
     </w:p>
     <w:p>
       <w:pPr>
@@ -35955,7 +39038,7 @@
         <w:pStyle w:val="TableCaption"/>
         <w:ind w:left="360"/>
       </w:pPr>
-      <w:bookmarkStart w:id="98" w:name="_Toc243759435"/>
+      <w:bookmarkStart w:id="132" w:name="_Toc243759435"/>
       <w:r>
         <w:t xml:space="preserve">Table </w:t>
       </w:r>
@@ -35970,7 +39053,7 @@
       <w:r>
         <w:t>-class accounting for the final system, full-release test set, 521,361 flows</w:t>
       </w:r>
-      <w:bookmarkEnd w:id="98"/>
+      <w:bookmarkEnd w:id="132"/>
     </w:p>
     <w:tbl>
       <w:tblPr>
@@ -36434,7 +39517,7 @@
         <w:pStyle w:val="TableCaption"/>
         <w:ind w:left="360"/>
       </w:pPr>
-      <w:bookmarkStart w:id="99" w:name="_Toc243759436"/>
+      <w:bookmarkStart w:id="133" w:name="_Toc243759436"/>
       <w:r>
         <w:t xml:space="preserve">Table </w:t>
       </w:r>
@@ -36452,7 +39535,7 @@
       <w:r>
         <w:t xml:space="preserve"> ladder on the full release with paired significance, all configurations from one run, full-release test set, 521,361 flows</w:t>
       </w:r>
-      <w:bookmarkEnd w:id="99"/>
+      <w:bookmarkEnd w:id="133"/>
     </w:p>
     <w:tbl>
       <w:tblPr>
@@ -37171,6 +40254,7 @@
           <w:szCs w:val="24"/>
         </w:rPr>
       </w:pPr>
+      <w:bookmarkStart w:id="134" w:name="_Toc243926910"/>
       <w:r>
         <w:rPr>
           <w:sz w:val="24"/>
@@ -37178,13 +40262,14 @@
         </w:rPr>
         <w:t>4.5.6 Ablation and Statistical Significance</w:t>
       </w:r>
+      <w:bookmarkEnd w:id="134"/>
     </w:p>
     <w:p>
       <w:pPr>
         <w:pStyle w:val="TableCaption"/>
         <w:ind w:left="360"/>
       </w:pPr>
-      <w:bookmarkStart w:id="100" w:name="_Toc243759437"/>
+      <w:bookmarkStart w:id="135" w:name="_Toc243759437"/>
       <w:r>
         <w:t xml:space="preserve">Table </w:t>
       </w:r>
@@ -37199,7 +40284,7 @@
       <w:r>
         <w:t xml:space="preserve"> significance of each component, 2,000 bootstrap resamples</w:t>
       </w:r>
-      <w:bookmarkEnd w:id="100"/>
+      <w:bookmarkEnd w:id="135"/>
     </w:p>
     <w:tbl>
       <w:tblPr>
@@ -38339,7 +41424,7 @@
         <w:pStyle w:val="TableCaption"/>
         <w:ind w:left="360"/>
       </w:pPr>
-      <w:bookmarkStart w:id="101" w:name="_Toc243759438"/>
+      <w:bookmarkStart w:id="136" w:name="_Toc243759438"/>
       <w:r>
         <w:t xml:space="preserve">Table </w:t>
       </w:r>
@@ -38354,7 +41439,7 @@
       <w:r>
         <w:t xml:space="preserve"> that did not improve the system</w:t>
       </w:r>
-      <w:bookmarkEnd w:id="101"/>
+      <w:bookmarkEnd w:id="136"/>
     </w:p>
     <w:tbl>
       <w:tblPr>
@@ -38864,6 +41949,7 @@
           <w:szCs w:val="24"/>
         </w:rPr>
       </w:pPr>
+      <w:bookmarkStart w:id="137" w:name="_Toc243926911"/>
       <w:r>
         <w:rPr>
           <w:sz w:val="24"/>
@@ -38872,13 +41958,14 @@
         <w:lastRenderedPageBreak/>
         <w:t>4.5.7 Analysis of the Remaining Errors</w:t>
       </w:r>
+      <w:bookmarkEnd w:id="137"/>
     </w:p>
     <w:p>
       <w:pPr>
         <w:pStyle w:val="TableCaption"/>
         <w:ind w:left="360"/>
       </w:pPr>
-      <w:bookmarkStart w:id="102" w:name="_Toc243759439"/>
+      <w:bookmarkStart w:id="138" w:name="_Toc243759439"/>
       <w:r>
         <w:t xml:space="preserve">Table </w:t>
       </w:r>
@@ -38893,7 +41980,7 @@
       <w:r>
         <w:t xml:space="preserve"> twelve most confused family pairs, comparing class overlap with exact label ambiguity</w:t>
       </w:r>
-      <w:bookmarkEnd w:id="102"/>
+      <w:bookmarkEnd w:id="138"/>
     </w:p>
     <w:tbl>
       <w:tblPr>
@@ -39831,6 +42918,7 @@
           <w:szCs w:val="24"/>
         </w:rPr>
       </w:pPr>
+      <w:bookmarkStart w:id="139" w:name="_Toc243926912"/>
       <w:r>
         <w:rPr>
           <w:sz w:val="24"/>
@@ -39839,6 +42927,7 @@
         <w:lastRenderedPageBreak/>
         <w:t>4.5.8 Robustness to Perturbed Inputs</w:t>
       </w:r>
+      <w:bookmarkEnd w:id="139"/>
     </w:p>
     <w:p>
       <w:pPr>
@@ -39891,7 +42980,7 @@
       <w:pPr>
         <w:pStyle w:val="FigureCaption"/>
       </w:pPr>
-      <w:bookmarkStart w:id="103" w:name="_Toc243759414"/>
+      <w:bookmarkStart w:id="140" w:name="_Toc243759414"/>
       <w:r>
         <w:t xml:space="preserve">Figure </w:t>
       </w:r>
@@ -39906,7 +42995,7 @@
       <w:r>
         <w:t xml:space="preserve"> of detection, panel a, and attribution, panel b, as the perturbation budget grows</w:t>
       </w:r>
-      <w:bookmarkEnd w:id="103"/>
+      <w:bookmarkEnd w:id="140"/>
     </w:p>
     <w:p>
       <w:pPr>
@@ -40040,7 +43129,7 @@
         <w:pStyle w:val="TableCaption"/>
         <w:ind w:left="360"/>
       </w:pPr>
-      <w:bookmarkStart w:id="104" w:name="_Toc243759440"/>
+      <w:bookmarkStart w:id="141" w:name="_Toc243759440"/>
       <w:r>
         <w:t xml:space="preserve">Table </w:t>
       </w:r>
@@ -40055,7 +43144,7 @@
       <w:r>
         <w:t xml:space="preserve"> of the deployed system under random noise and targeted evasion, full-release test set, 521,361 flows</w:t>
       </w:r>
-      <w:bookmarkEnd w:id="104"/>
+      <w:bookmarkEnd w:id="141"/>
     </w:p>
     <w:tbl>
       <w:tblPr>
@@ -42555,7 +45644,7 @@
         <w:pStyle w:val="TableCaption"/>
         <w:ind w:left="360"/>
       </w:pPr>
-      <w:bookmarkStart w:id="105" w:name="_Toc243759441"/>
+      <w:bookmarkStart w:id="142" w:name="_Toc243759441"/>
       <w:r>
         <w:t xml:space="preserve">Table </w:t>
       </w:r>
@@ -42570,7 +45659,7 @@
       <w:r>
         <w:t xml:space="preserve"> rates under the evasion and misattribution objectives, full-release test set, 521,361 flows</w:t>
       </w:r>
-      <w:bookmarkEnd w:id="105"/>
+      <w:bookmarkEnd w:id="142"/>
     </w:p>
     <w:tbl>
       <w:tblPr>
@@ -44116,6 +47205,7 @@
           <w:szCs w:val="24"/>
         </w:rPr>
       </w:pPr>
+      <w:bookmarkStart w:id="143" w:name="_Toc243926913"/>
       <w:r>
         <w:rPr>
           <w:sz w:val="24"/>
@@ -44123,13 +47213,14 @@
         </w:rPr>
         <w:t>4.5.9 Results on Other Datasets</w:t>
       </w:r>
+      <w:bookmarkEnd w:id="143"/>
     </w:p>
     <w:p>
       <w:pPr>
         <w:pStyle w:val="TableCaption"/>
         <w:ind w:left="360"/>
       </w:pPr>
-      <w:bookmarkStart w:id="106" w:name="_Toc243759442"/>
+      <w:bookmarkStart w:id="144" w:name="_Toc243759442"/>
       <w:r>
         <w:t xml:space="preserve">Table </w:t>
       </w:r>
@@ -44144,7 +47235,7 @@
       <w:r>
         <w:t xml:space="preserve"> checks on other datasets</w:t>
       </w:r>
-      <w:bookmarkEnd w:id="106"/>
+      <w:bookmarkEnd w:id="144"/>
     </w:p>
     <w:tbl>
       <w:tblPr>
@@ -44403,11 +47494,7 @@
           </w:tcPr>
           <w:p>
             <w:r>
-              <w:rPr>
-                <w:sz w:val="20"/>
-                <w:szCs w:val="20"/>
-              </w:rPr>
-              <w:t>—</w:t>
+              <w:t>0.960</w:t>
             </w:r>
           </w:p>
         </w:tc>
@@ -44421,7 +47508,7 @@
                 <w:sz w:val="20"/>
                 <w:szCs w:val="20"/>
               </w:rPr>
-              <w:t>—</w:t>
+              <w:t>0.981</w:t>
             </w:r>
           </w:p>
         </w:tc>
@@ -44593,6 +47680,7 @@
           <w:szCs w:val="24"/>
         </w:rPr>
       </w:pPr>
+      <w:bookmarkStart w:id="145" w:name="_Toc243926914"/>
       <w:r>
         <w:rPr>
           <w:sz w:val="24"/>
@@ -44600,13 +47688,14 @@
         </w:rPr>
         <w:t>4.5.10 Comparison with Existing Approaches and Discussion</w:t>
       </w:r>
+      <w:bookmarkEnd w:id="145"/>
     </w:p>
     <w:p>
       <w:pPr>
         <w:pStyle w:val="TableCaption"/>
         <w:ind w:left="360"/>
       </w:pPr>
-      <w:bookmarkStart w:id="107" w:name="_Toc243759443"/>
+      <w:bookmarkStart w:id="146" w:name="_Toc243759443"/>
       <w:r>
         <w:t xml:space="preserve">Table </w:t>
       </w:r>
@@ -44621,7 +47710,7 @@
       <w:r>
         <w:t xml:space="preserve"> work alongside the reviewed studies</w:t>
       </w:r>
-      <w:bookmarkEnd w:id="107"/>
+      <w:bookmarkEnd w:id="146"/>
     </w:p>
     <w:tbl>
       <w:tblPr>
@@ -45397,12 +48486,21 @@
             <w:tcW w:w="1728" w:type="dxa"/>
           </w:tcPr>
           <w:p>
+            <w:proofErr w:type="spellStart"/>
             <w:r>
               <w:rPr>
                 <w:sz w:val="18"/>
                 <w:szCs w:val="18"/>
               </w:rPr>
-              <w:t xml:space="preserve">Uddamari and </w:t>
+              <w:t>Uddamari</w:t>
+            </w:r>
+            <w:proofErr w:type="spellEnd"/>
+            <w:r>
+              <w:rPr>
+                <w:sz w:val="18"/>
+                <w:szCs w:val="18"/>
+              </w:rPr>
+              <w:t xml:space="preserve"> and </w:t>
             </w:r>
             <w:proofErr w:type="spellStart"/>
             <w:r>
@@ -45726,7 +48824,7 @@
           <w:szCs w:val="28"/>
         </w:rPr>
       </w:pPr>
-      <w:bookmarkStart w:id="108" w:name="_Toc243759385"/>
+      <w:bookmarkStart w:id="147" w:name="_Toc243926915"/>
       <w:r>
         <w:rPr>
           <w:sz w:val="28"/>
@@ -45735,7 +48833,7 @@
         <w:lastRenderedPageBreak/>
         <w:t>Summary</w:t>
       </w:r>
-      <w:bookmarkEnd w:id="108"/>
+      <w:bookmarkEnd w:id="147"/>
     </w:p>
     <w:p>
       <w:pPr>
@@ -45808,7 +48906,7 @@
         <w:br w:type="page"/>
       </w:r>
     </w:p>
-    <w:bookmarkStart w:id="109" w:name="_Toc243759386"/>
+    <w:bookmarkStart w:id="148" w:name="_Toc243926916"/>
     <w:p>
       <w:pPr>
         <w:pStyle w:val="Heading1"/>
@@ -45905,7 +49003,7 @@
         </w:rPr>
         <w:t>5</w:t>
       </w:r>
-      <w:bookmarkEnd w:id="109"/>
+      <w:bookmarkEnd w:id="148"/>
     </w:p>
     <w:p>
       <w:pPr>
@@ -45916,7 +49014,7 @@
           <w:szCs w:val="40"/>
         </w:rPr>
       </w:pPr>
-      <w:bookmarkStart w:id="110" w:name="_Toc243759387"/>
+      <w:bookmarkStart w:id="149" w:name="_Toc243926917"/>
       <w:r>
         <w:rPr>
           <w:sz w:val="40"/>
@@ -45924,7 +49022,7 @@
         </w:rPr>
         <w:t>Standards, Constraints and Milestones</w:t>
       </w:r>
-      <w:bookmarkEnd w:id="110"/>
+      <w:bookmarkEnd w:id="149"/>
     </w:p>
     <w:p>
       <w:pPr>
@@ -45941,7 +49039,7 @@
           <w:szCs w:val="28"/>
         </w:rPr>
       </w:pPr>
-      <w:bookmarkStart w:id="111" w:name="_Toc243759388"/>
+      <w:bookmarkStart w:id="150" w:name="_Toc243926918"/>
       <w:r>
         <w:rPr>
           <w:sz w:val="28"/>
@@ -45949,7 +49047,7 @@
         </w:rPr>
         <w:t>Standards and Compliance</w:t>
       </w:r>
-      <w:bookmarkEnd w:id="111"/>
+      <w:bookmarkEnd w:id="150"/>
     </w:p>
     <w:p>
       <w:pPr>
@@ -46017,7 +49115,7 @@
         <w:pStyle w:val="TableCaption"/>
         <w:ind w:left="360"/>
       </w:pPr>
-      <w:bookmarkStart w:id="112" w:name="_Toc243759444"/>
+      <w:bookmarkStart w:id="151" w:name="_Toc243759444"/>
       <w:r>
         <w:lastRenderedPageBreak/>
         <w:t xml:space="preserve">Table </w:t>
@@ -46030,7 +49128,7 @@
       <w:r>
         <w:t xml:space="preserve"> and frameworks relevant to this work</w:t>
       </w:r>
-      <w:bookmarkEnd w:id="112"/>
+      <w:bookmarkEnd w:id="151"/>
     </w:p>
     <w:tbl>
       <w:tblPr>
@@ -46478,7 +49576,7 @@
           <w:szCs w:val="28"/>
         </w:rPr>
       </w:pPr>
-      <w:bookmarkStart w:id="113" w:name="_Toc243759389"/>
+      <w:bookmarkStart w:id="152" w:name="_Toc243926919"/>
       <w:r>
         <w:rPr>
           <w:sz w:val="28"/>
@@ -46486,7 +49584,7 @@
         </w:rPr>
         <w:t>Sustainability Considerations</w:t>
       </w:r>
-      <w:bookmarkEnd w:id="113"/>
+      <w:bookmarkEnd w:id="152"/>
     </w:p>
     <w:p>
       <w:pPr>
@@ -46542,7 +49640,7 @@
           <w:szCs w:val="28"/>
         </w:rPr>
       </w:pPr>
-      <w:bookmarkStart w:id="114" w:name="_Toc243759390"/>
+      <w:bookmarkStart w:id="153" w:name="_Toc243926920"/>
       <w:r>
         <w:rPr>
           <w:sz w:val="28"/>
@@ -46550,7 +49648,7 @@
         </w:rPr>
         <w:t>Societal Impact</w:t>
       </w:r>
-      <w:bookmarkEnd w:id="114"/>
+      <w:bookmarkEnd w:id="153"/>
     </w:p>
     <w:p>
       <w:pPr>
@@ -46594,7 +49692,7 @@
           <w:szCs w:val="28"/>
         </w:rPr>
       </w:pPr>
-      <w:bookmarkStart w:id="115" w:name="_Toc243759391"/>
+      <w:bookmarkStart w:id="154" w:name="_Toc243926921"/>
       <w:r>
         <w:rPr>
           <w:sz w:val="28"/>
@@ -46602,7 +49700,7 @@
         </w:rPr>
         <w:t>Ethical Considerations</w:t>
       </w:r>
-      <w:bookmarkEnd w:id="115"/>
+      <w:bookmarkEnd w:id="154"/>
     </w:p>
     <w:p>
       <w:pPr>
@@ -46650,7 +49748,7 @@
           <w:szCs w:val="28"/>
         </w:rPr>
       </w:pPr>
-      <w:bookmarkStart w:id="116" w:name="_Toc243759392"/>
+      <w:bookmarkStart w:id="155" w:name="_Toc243926922"/>
       <w:r>
         <w:rPr>
           <w:sz w:val="28"/>
@@ -46658,7 +49756,7 @@
         </w:rPr>
         <w:t>Security and Privacy Considerations</w:t>
       </w:r>
-      <w:bookmarkEnd w:id="116"/>
+      <w:bookmarkEnd w:id="155"/>
     </w:p>
     <w:p>
       <w:pPr>
@@ -46746,7 +49844,7 @@
           <w:szCs w:val="28"/>
         </w:rPr>
       </w:pPr>
-      <w:bookmarkStart w:id="117" w:name="_Toc243759393"/>
+      <w:bookmarkStart w:id="156" w:name="_Toc243926923"/>
       <w:r>
         <w:rPr>
           <w:sz w:val="28"/>
@@ -46754,7 +49852,7 @@
         </w:rPr>
         <w:t>Design Constraints and Component Constraints</w:t>
       </w:r>
-      <w:bookmarkEnd w:id="117"/>
+      <w:bookmarkEnd w:id="156"/>
     </w:p>
     <w:p>
       <w:pPr>
@@ -46943,7 +50041,7 @@
           <w:szCs w:val="28"/>
         </w:rPr>
       </w:pPr>
-      <w:bookmarkStart w:id="118" w:name="_Toc243759394"/>
+      <w:bookmarkStart w:id="157" w:name="_Toc243926924"/>
       <w:r>
         <w:rPr>
           <w:sz w:val="28"/>
@@ -46951,7 +50049,7 @@
         </w:rPr>
         <w:t>Data Constraints and Computational Constraints</w:t>
       </w:r>
-      <w:bookmarkEnd w:id="118"/>
+      <w:bookmarkEnd w:id="157"/>
     </w:p>
     <w:p>
       <w:pPr>
@@ -47068,7 +50166,7 @@
           <w:szCs w:val="28"/>
         </w:rPr>
       </w:pPr>
-      <w:bookmarkStart w:id="119" w:name="_Toc243759395"/>
+      <w:bookmarkStart w:id="158" w:name="_Toc243926925"/>
       <w:r>
         <w:rPr>
           <w:sz w:val="28"/>
@@ -47076,7 +50174,7 @@
         </w:rPr>
         <w:t>Budget Constraints</w:t>
       </w:r>
-      <w:bookmarkEnd w:id="119"/>
+      <w:bookmarkEnd w:id="158"/>
     </w:p>
     <w:p>
       <w:pPr>
@@ -47104,7 +50202,7 @@
           <w:szCs w:val="28"/>
         </w:rPr>
       </w:pPr>
-      <w:bookmarkStart w:id="120" w:name="_Toc243759396"/>
+      <w:bookmarkStart w:id="159" w:name="_Toc243926926"/>
       <w:r>
         <w:rPr>
           <w:sz w:val="28"/>
@@ -47112,7 +50210,7 @@
         </w:rPr>
         <w:t>Task Breakdown and Project Timeline</w:t>
       </w:r>
-      <w:bookmarkEnd w:id="120"/>
+      <w:bookmarkEnd w:id="159"/>
     </w:p>
     <w:p>
       <w:pPr>
@@ -47130,7 +50228,7 @@
         <w:pStyle w:val="TableCaption"/>
         <w:ind w:left="360"/>
       </w:pPr>
-      <w:bookmarkStart w:id="121" w:name="_Toc243759445"/>
+      <w:bookmarkStart w:id="160" w:name="_Toc243759445"/>
       <w:r>
         <w:t xml:space="preserve">Table </w:t>
       </w:r>
@@ -47142,7 +50240,7 @@
       <w:r>
         <w:t xml:space="preserve"> breakdown</w:t>
       </w:r>
-      <w:bookmarkEnd w:id="121"/>
+      <w:bookmarkEnd w:id="160"/>
     </w:p>
     <w:tbl>
       <w:tblPr>
@@ -47741,7 +50839,7 @@
           <w:szCs w:val="28"/>
         </w:rPr>
       </w:pPr>
-      <w:bookmarkStart w:id="122" w:name="_Toc243759397"/>
+      <w:bookmarkStart w:id="161" w:name="_Toc243926927"/>
       <w:r>
         <w:rPr>
           <w:sz w:val="28"/>
@@ -47749,7 +50847,7 @@
         </w:rPr>
         <w:t>Milestones and Deliverables</w:t>
       </w:r>
-      <w:bookmarkEnd w:id="122"/>
+      <w:bookmarkEnd w:id="161"/>
     </w:p>
     <w:p>
       <w:pPr>
@@ -47775,7 +50873,7 @@
         <w:pStyle w:val="TableCaption"/>
         <w:ind w:left="360"/>
       </w:pPr>
-      <w:bookmarkStart w:id="123" w:name="_Toc243759446"/>
+      <w:bookmarkStart w:id="162" w:name="_Toc243759446"/>
       <w:r>
         <w:t xml:space="preserve">Table </w:t>
       </w:r>
@@ -47787,7 +50885,7 @@
       <w:r>
         <w:t xml:space="preserve"> and deliverables</w:t>
       </w:r>
-      <w:bookmarkEnd w:id="123"/>
+      <w:bookmarkEnd w:id="162"/>
     </w:p>
     <w:tbl>
       <w:tblPr>
@@ -48185,7 +51283,7 @@
           <w:szCs w:val="28"/>
         </w:rPr>
       </w:pPr>
-      <w:bookmarkStart w:id="124" w:name="_Toc243759398"/>
+      <w:bookmarkStart w:id="163" w:name="_Toc243926928"/>
       <w:r>
         <w:rPr>
           <w:sz w:val="28"/>
@@ -48194,7 +51292,7 @@
         <w:lastRenderedPageBreak/>
         <w:t>Gantt Chart</w:t>
       </w:r>
-      <w:bookmarkEnd w:id="124"/>
+      <w:bookmarkEnd w:id="163"/>
     </w:p>
     <w:p>
       <w:pPr>
@@ -48267,7 +51365,7 @@
       <w:pPr>
         <w:pStyle w:val="FigureCaption"/>
       </w:pPr>
-      <w:bookmarkStart w:id="125" w:name="_Toc243759415"/>
+      <w:bookmarkStart w:id="164" w:name="_Toc243759415"/>
       <w:r>
         <w:t xml:space="preserve">Figure </w:t>
       </w:r>
@@ -48279,7 +51377,7 @@
       <w:r>
         <w:t xml:space="preserve"> Gantt chart (indicative weeks)</w:t>
       </w:r>
-      <w:bookmarkEnd w:id="125"/>
+      <w:bookmarkEnd w:id="164"/>
     </w:p>
     <w:p>
       <w:pPr>
@@ -48296,7 +51394,7 @@
           <w:szCs w:val="28"/>
         </w:rPr>
       </w:pPr>
-      <w:bookmarkStart w:id="126" w:name="_Toc243759399"/>
+      <w:bookmarkStart w:id="165" w:name="_Toc243926929"/>
       <w:r>
         <w:rPr>
           <w:sz w:val="28"/>
@@ -48304,7 +51402,7 @@
         </w:rPr>
         <w:t>Summary</w:t>
       </w:r>
-      <w:bookmarkEnd w:id="126"/>
+      <w:bookmarkEnd w:id="165"/>
     </w:p>
     <w:p>
       <w:pPr>
@@ -48374,7 +51472,7 @@
         <w:br w:type="page"/>
       </w:r>
     </w:p>
-    <w:bookmarkStart w:id="127" w:name="_Toc243759400"/>
+    <w:bookmarkStart w:id="166" w:name="_Toc243926930"/>
     <w:p>
       <w:pPr>
         <w:pStyle w:val="Heading1"/>
@@ -48471,7 +51569,7 @@
         </w:rPr>
         <w:t>6</w:t>
       </w:r>
-      <w:bookmarkEnd w:id="127"/>
+      <w:bookmarkEnd w:id="166"/>
     </w:p>
     <w:p>
       <w:pPr>
@@ -48482,7 +51580,7 @@
           <w:szCs w:val="40"/>
         </w:rPr>
       </w:pPr>
-      <w:bookmarkStart w:id="128" w:name="_Toc243759401"/>
+      <w:bookmarkStart w:id="167" w:name="_Toc243926931"/>
       <w:r>
         <w:rPr>
           <w:sz w:val="40"/>
@@ -48490,7 +51588,7 @@
         </w:rPr>
         <w:t>Conclusion</w:t>
       </w:r>
-      <w:bookmarkEnd w:id="128"/>
+      <w:bookmarkEnd w:id="167"/>
     </w:p>
     <w:p>
       <w:pPr>
@@ -48507,7 +51605,7 @@
           <w:szCs w:val="28"/>
         </w:rPr>
       </w:pPr>
-      <w:bookmarkStart w:id="129" w:name="_Toc243759402"/>
+      <w:bookmarkStart w:id="168" w:name="_Toc243926932"/>
       <w:r>
         <w:rPr>
           <w:sz w:val="28"/>
@@ -48515,7 +51613,7 @@
         </w:rPr>
         <w:t>Summary of the Study / Work Done</w:t>
       </w:r>
-      <w:bookmarkEnd w:id="129"/>
+      <w:bookmarkEnd w:id="168"/>
     </w:p>
     <w:p>
       <w:pPr>
@@ -48650,7 +51748,7 @@
           <w:szCs w:val="28"/>
         </w:rPr>
       </w:pPr>
-      <w:bookmarkStart w:id="130" w:name="_Toc243759403"/>
+      <w:bookmarkStart w:id="169" w:name="_Toc243926933"/>
       <w:r>
         <w:rPr>
           <w:sz w:val="28"/>
@@ -48658,7 +51756,7 @@
         </w:rPr>
         <w:t>Key Contributions</w:t>
       </w:r>
-      <w:bookmarkEnd w:id="130"/>
+      <w:bookmarkEnd w:id="169"/>
     </w:p>
     <w:p>
       <w:pPr>
@@ -48890,7 +51988,7 @@
           <w:szCs w:val="28"/>
         </w:rPr>
       </w:pPr>
-      <w:bookmarkStart w:id="131" w:name="_Toc243759404"/>
+      <w:bookmarkStart w:id="170" w:name="_Toc243926934"/>
       <w:r>
         <w:rPr>
           <w:sz w:val="28"/>
@@ -48898,7 +51996,7 @@
         </w:rPr>
         <w:t>Limitations of the Study</w:t>
       </w:r>
-      <w:bookmarkEnd w:id="131"/>
+      <w:bookmarkEnd w:id="170"/>
     </w:p>
     <w:p>
       <w:pPr>
@@ -48935,7 +52033,7 @@
           <w:szCs w:val="28"/>
         </w:rPr>
       </w:pPr>
-      <w:bookmarkStart w:id="132" w:name="_Toc243759405"/>
+      <w:bookmarkStart w:id="171" w:name="_Toc243926935"/>
       <w:r>
         <w:rPr>
           <w:sz w:val="28"/>
@@ -48943,7 +52041,7 @@
         </w:rPr>
         <w:t>Future Work</w:t>
       </w:r>
-      <w:bookmarkEnd w:id="132"/>
+      <w:bookmarkEnd w:id="171"/>
     </w:p>
     <w:p>
       <w:pPr>
@@ -48953,15 +52051,7 @@
         <w:jc w:val="both"/>
       </w:pPr>
       <w:r>
-        <w:t xml:space="preserve">Several directions follow from these findings. First, since information rather than model capacity limited performance, future work should enrich the representation with payload-derived or session-level features, which requires packet captures rather than flow records. Second, cross-network and chronological evaluation, for example training on one dataset and testing on </w:t>
-      </w:r>
-      <w:proofErr w:type="gramStart"/>
-      <w:r>
-        <w:t>another, or</w:t>
-      </w:r>
-      <w:proofErr w:type="gramEnd"/>
-      <w:r>
-        <w:t xml:space="preserve"> using timestamps to train on earlier traffic and test on later traffic, would show whether the approach generalizes beyond a single testbed. Explainability is the next gap to fill. Tools such as SHAP (Lundberg &amp; Lee, 2017) could help, used as a diagnostic rather than a general overview. They would be most useful aimed at the family pairs the system mixes up most, namely Exploits and Reconnaissance, DoS and Exploits, and </w:t>
+        <w:t xml:space="preserve">Several directions follow from these findings. First, since information rather than model capacity limited performance, future work should enrich the representation with payload-derived or session-level features, which requires packet captures rather than flow records. Second, cross-network and chronological evaluation, for example training on one dataset and testing on another, or using timestamps to train on earlier traffic and test on later traffic, would show whether the approach generalizes beyond a single testbed. Explainability is the next gap to fill. Tools such as SHAP (Lundberg &amp; Lee, 2017) could help, used as a diagnostic rather than a general overview. They would be most useful aimed at the family pairs the system mixes up most, namely Exploits and Reconnaissance, DoS and Exploits, and </w:t>
       </w:r>
       <w:proofErr w:type="spellStart"/>
       <w:r>
@@ -48986,8 +52076,8 @@
           <w:szCs w:val="40"/>
         </w:rPr>
       </w:pPr>
-      <w:bookmarkStart w:id="133" w:name="_Toc151025057"/>
-      <w:bookmarkStart w:id="134" w:name="_Toc243759406"/>
+      <w:bookmarkStart w:id="172" w:name="_Toc151025057"/>
+      <w:bookmarkStart w:id="173" w:name="_Toc243926936"/>
       <w:r>
         <w:rPr>
           <w:sz w:val="40"/>
@@ -48996,8 +52086,8 @@
         <w:lastRenderedPageBreak/>
         <w:t>References</w:t>
       </w:r>
-      <w:bookmarkEnd w:id="133"/>
-      <w:bookmarkEnd w:id="134"/>
+      <w:bookmarkEnd w:id="172"/>
+      <w:bookmarkEnd w:id="173"/>
     </w:p>
     <w:p>
       <w:pPr>
@@ -49098,7 +52188,23 @@
           <w:sz w:val="22"/>
           <w:szCs w:val="22"/>
         </w:rPr>
-        <w:t xml:space="preserve">, A., Khan, S., Sadiq, M. T., Altameem, A., &amp; Rehman, A. U. (2024). Explainable AI-based innovative hybrid ensemble model for intrusion detection. </w:t>
+        <w:t xml:space="preserve">, A., Khan, S., Sadiq, M. T., </w:t>
+      </w:r>
+      <w:proofErr w:type="spellStart"/>
+      <w:r>
+        <w:rPr>
+          <w:sz w:val="22"/>
+          <w:szCs w:val="22"/>
+        </w:rPr>
+        <w:t>Altameem</w:t>
+      </w:r>
+      <w:proofErr w:type="spellEnd"/>
+      <w:r>
+        <w:rPr>
+          <w:sz w:val="22"/>
+          <w:szCs w:val="22"/>
+        </w:rPr>
+        <w:t xml:space="preserve">, A., &amp; Rehman, A. U. (2024). Explainable AI-based innovative hybrid ensemble model for intrusion detection. </w:t>
       </w:r>
       <w:r>
         <w:rPr>
@@ -51287,7 +54393,23 @@
           <w:sz w:val="22"/>
           <w:szCs w:val="22"/>
         </w:rPr>
-        <w:t xml:space="preserve">, N., Singh, M. M., &amp; Nandi, U. (2023). A novel ensemble learning-based </w:t>
+        <w:t xml:space="preserve">, N., Singh, M. M., &amp; Nandi, U. (2023). A novel </w:t>
+      </w:r>
+      <w:proofErr w:type="gramStart"/>
+      <w:r>
+        <w:rPr>
+          <w:sz w:val="22"/>
+          <w:szCs w:val="22"/>
+        </w:rPr>
+        <w:t>ensemble</w:t>
+      </w:r>
+      <w:proofErr w:type="gramEnd"/>
+      <w:r>
+        <w:rPr>
+          <w:sz w:val="22"/>
+          <w:szCs w:val="22"/>
+        </w:rPr>
+        <w:t xml:space="preserve"> learning-based </w:t>
       </w:r>
       <w:proofErr w:type="gramStart"/>
       <w:r>
@@ -51338,12 +54460,21 @@
         <w:spacing w:after="160" w:line="360" w:lineRule="auto"/>
         <w:ind w:left="720" w:hanging="720"/>
       </w:pPr>
+      <w:proofErr w:type="spellStart"/>
       <w:r>
         <w:rPr>
           <w:sz w:val="22"/>
           <w:szCs w:val="22"/>
         </w:rPr>
-        <w:t xml:space="preserve">Uddamari, N., &amp; </w:t>
+        <w:t>Uddamari</w:t>
+      </w:r>
+      <w:proofErr w:type="spellEnd"/>
+      <w:r>
+        <w:rPr>
+          <w:sz w:val="22"/>
+          <w:szCs w:val="22"/>
+        </w:rPr>
+        <w:t xml:space="preserve">, N., &amp; </w:t>
       </w:r>
       <w:proofErr w:type="spellStart"/>
       <w:r>
@@ -51664,12 +54795,12 @@
           <w:szCs w:val="48"/>
         </w:rPr>
       </w:pPr>
-      <w:bookmarkStart w:id="135" w:name="Appendix"/>
-      <w:bookmarkStart w:id="136" w:name="_bookmark22"/>
-      <w:bookmarkStart w:id="137" w:name="_Toc151025058"/>
-      <w:bookmarkStart w:id="138" w:name="_Toc243759407"/>
-      <w:bookmarkEnd w:id="135"/>
-      <w:bookmarkEnd w:id="136"/>
+      <w:bookmarkStart w:id="174" w:name="Appendix"/>
+      <w:bookmarkStart w:id="175" w:name="_bookmark22"/>
+      <w:bookmarkStart w:id="176" w:name="_Toc151025058"/>
+      <w:bookmarkStart w:id="177" w:name="_Toc243926937"/>
+      <w:bookmarkEnd w:id="174"/>
+      <w:bookmarkEnd w:id="175"/>
       <w:r>
         <w:rPr>
           <w:sz w:val="48"/>
@@ -51678,8 +54809,8 @@
         <w:lastRenderedPageBreak/>
         <w:t>Appendix</w:t>
       </w:r>
-      <w:bookmarkEnd w:id="137"/>
-      <w:bookmarkEnd w:id="138"/>
+      <w:bookmarkEnd w:id="176"/>
+      <w:bookmarkEnd w:id="177"/>
     </w:p>
     <w:p>
       <w:pPr>
@@ -51692,6 +54823,7 @@
           <w:szCs w:val="24"/>
         </w:rPr>
       </w:pPr>
+      <w:bookmarkStart w:id="178" w:name="_Toc243926938"/>
       <w:r>
         <w:rPr>
           <w:sz w:val="24"/>
@@ -51715,6 +54847,7 @@
         </w:rPr>
         <w:t xml:space="preserve"> Features</w:t>
       </w:r>
+      <w:bookmarkEnd w:id="178"/>
     </w:p>
     <w:p>
       <w:pPr>
@@ -51747,7 +54880,7 @@
       <w:pPr>
         <w:pStyle w:val="TableCaption"/>
       </w:pPr>
-      <w:bookmarkStart w:id="139" w:name="_Toc243759447"/>
+      <w:bookmarkStart w:id="179" w:name="_Toc243759447"/>
       <w:r>
         <w:t xml:space="preserve">Table </w:t>
       </w:r>
@@ -51767,7 +54900,7 @@
       <w:r>
         <w:t xml:space="preserve"> features</w:t>
       </w:r>
-      <w:bookmarkEnd w:id="139"/>
+      <w:bookmarkEnd w:id="179"/>
     </w:p>
     <w:tbl>
       <w:tblPr>
@@ -53524,6 +56657,7 @@
           <w:szCs w:val="24"/>
         </w:rPr>
       </w:pPr>
+      <w:bookmarkStart w:id="180" w:name="_Toc243926939"/>
       <w:r>
         <w:rPr>
           <w:sz w:val="24"/>
@@ -53531,6 +56665,7 @@
         </w:rPr>
         <w:t>Appendix B: Reproducibility Map</w:t>
       </w:r>
+      <w:bookmarkEnd w:id="180"/>
     </w:p>
     <w:p>
       <w:pPr>
@@ -53563,7 +56698,7 @@
       <w:pPr>
         <w:pStyle w:val="TableCaption"/>
       </w:pPr>
-      <w:bookmarkStart w:id="140" w:name="_Toc243759448"/>
+      <w:bookmarkStart w:id="181" w:name="_Toc243759448"/>
       <w:r>
         <w:t xml:space="preserve">Table </w:t>
       </w:r>
@@ -53575,7 +56710,7 @@
       <w:r>
         <w:t xml:space="preserve"> of each main result</w:t>
       </w:r>
-      <w:bookmarkEnd w:id="140"/>
+      <w:bookmarkEnd w:id="181"/>
     </w:p>
     <w:tbl>
       <w:tblPr>
@@ -56069,11 +59204,12 @@
     <w:uiPriority w:val="39"/>
     <w:qFormat/>
     <w:pPr>
-      <w:ind w:left="220"/>
+      <w:spacing w:before="80" w:after="80"/>
+      <w:ind w:left="440"/>
     </w:pPr>
     <w:rPr>
-      <w:rFonts w:asciiTheme="minorHAnsi" w:hAnsiTheme="minorHAnsi" w:cstheme="minorHAnsi"/>
-      <w:smallCaps/>
+      <w:rFonts w:ascii="Calibri" w:hAnsi="Calibri" w:cs="Calibri"/>
+      <w:color w:val="000000"/>
       <w:sz w:val="20"/>
       <w:szCs w:val="24"/>
     </w:rPr>
@@ -56861,14 +59997,6 @@
 </file>
 
 <file path=customXml/item1.xml><?xml version="1.0" encoding="utf-8"?>
-<p:properties xmlns:p="http://schemas.microsoft.com/office/2006/metadata/properties" xmlns:xsi="http://www.w3.org/2001/XMLSchema-instance" xmlns:pc="http://schemas.microsoft.com/office/infopath/2007/PartnerControls">
-  <documentManagement>
-    <_activity xmlns="5e17bdba-d9b1-4cfc-a045-671000ab83aa" xsi:nil="true"/>
-  </documentManagement>
-</p:properties>
-</file>
-
-<file path=customXml/item2.xml><?xml version="1.0" encoding="utf-8"?>
 <?mso-contentType ?>
 <FormTemplates xmlns="http://schemas.microsoft.com/sharepoint/v3/contenttype/forms">
   <Display>DocumentLibraryForm</Display>
@@ -56877,8 +60005,16 @@
 </FormTemplates>
 </file>
 
+<file path=customXml/item2.xml><?xml version="1.0" encoding="utf-8"?>
+<b:Sources xmlns:b="http://schemas.openxmlformats.org/officeDocument/2006/bibliography" xmlns="http://schemas.openxmlformats.org/officeDocument/2006/bibliography" SelectedStyle="/APASixthEditionOfficeOnline.xsl" StyleName="APA" Version="6"/>
+</file>
+
 <file path=customXml/item3.xml><?xml version="1.0" encoding="utf-8"?>
-<b:Sources xmlns:b="http://schemas.openxmlformats.org/officeDocument/2006/bibliography" xmlns="http://schemas.openxmlformats.org/officeDocument/2006/bibliography" SelectedStyle="/APASixthEditionOfficeOnline.xsl" StyleName="APA" Version="6"/>
+<p:properties xmlns:p="http://schemas.microsoft.com/office/2006/metadata/properties" xmlns:xsi="http://www.w3.org/2001/XMLSchema-instance" xmlns:pc="http://schemas.microsoft.com/office/infopath/2007/PartnerControls">
+  <documentManagement>
+    <_activity xmlns="5e17bdba-d9b1-4cfc-a045-671000ab83aa" xsi:nil="true"/>
+  </documentManagement>
+</p:properties>
 </file>
 
 <file path=customXml/item4.xml><?xml version="1.0" encoding="utf-8"?>
@@ -57121,16 +60257,6 @@
 </file>
 
 <file path=customXml/itemProps1.xml><?xml version="1.0" encoding="utf-8"?>
-<ds:datastoreItem xmlns:ds="http://schemas.openxmlformats.org/officeDocument/2006/customXml" ds:itemID="{18044FD2-3E1B-4C66-BDEA-4D6C672E4942}">
-  <ds:schemaRefs>
-    <ds:schemaRef ds:uri="http://schemas.microsoft.com/office/2006/metadata/properties"/>
-    <ds:schemaRef ds:uri="http://schemas.microsoft.com/office/infopath/2007/PartnerControls"/>
-    <ds:schemaRef ds:uri="5e17bdba-d9b1-4cfc-a045-671000ab83aa"/>
-  </ds:schemaRefs>
-</ds:datastoreItem>
-</file>
-
-<file path=customXml/itemProps2.xml><?xml version="1.0" encoding="utf-8"?>
 <ds:datastoreItem xmlns:ds="http://schemas.openxmlformats.org/officeDocument/2006/customXml" ds:itemID="{77C3FCD2-139C-4D7A-A8B3-47057D3AA555}">
   <ds:schemaRefs>
     <ds:schemaRef ds:uri="http://schemas.microsoft.com/sharepoint/v3/contenttype/forms"/>
@@ -57138,10 +60264,20 @@
 </ds:datastoreItem>
 </file>
 
-<file path=customXml/itemProps3.xml><?xml version="1.0" encoding="utf-8"?>
+<file path=customXml/itemProps2.xml><?xml version="1.0" encoding="utf-8"?>
 <ds:datastoreItem xmlns:ds="http://schemas.openxmlformats.org/officeDocument/2006/customXml" ds:itemID="{A35C4763-89AB-8747-8872-0BC81005A70C}">
   <ds:schemaRefs>
     <ds:schemaRef ds:uri="http://schemas.openxmlformats.org/officeDocument/2006/bibliography"/>
+  </ds:schemaRefs>
+</ds:datastoreItem>
+</file>
+
+<file path=customXml/itemProps3.xml><?xml version="1.0" encoding="utf-8"?>
+<ds:datastoreItem xmlns:ds="http://schemas.openxmlformats.org/officeDocument/2006/customXml" ds:itemID="{18044FD2-3E1B-4C66-BDEA-4D6C672E4942}">
+  <ds:schemaRefs>
+    <ds:schemaRef ds:uri="http://schemas.microsoft.com/office/2006/metadata/properties"/>
+    <ds:schemaRef ds:uri="http://schemas.microsoft.com/office/infopath/2007/PartnerControls"/>
+    <ds:schemaRef ds:uri="5e17bdba-d9b1-4cfc-a045-671000ab83aa"/>
   </ds:schemaRefs>
 </ds:datastoreItem>
 </file>
